--- a/9-交付管理/运行记录类文件/JXTX-09-04-翔云系统运维服务项目-总结报告.docx
+++ b/9-交付管理/运行记录类文件/JXTX-09-04-翔云系统运维服务项目-总结报告.docx
@@ -1,10 +1,11 @@
 
 <file path=word/document.xml><?xml version="1.0" encoding="utf-8"?>
-<w:document xmlns:wpc="http://schemas.microsoft.com/office/word/2010/wordprocessingCanvas" xmlns:mc="http://schemas.openxmlformats.org/markup-compatibility/2006" xmlns:o="urn:schemas-microsoft-com:office:office" xmlns:r="http://schemas.openxmlformats.org/officeDocument/2006/relationships" xmlns:m="http://schemas.openxmlformats.org/officeDocument/2006/math" xmlns:v="urn:schemas-microsoft-com:vml" xmlns:wp14="http://schemas.microsoft.com/office/word/2010/wordprocessingDrawing" xmlns:wp="http://schemas.openxmlformats.org/drawingml/2006/wordprocessingDrawing" xmlns:w="http://schemas.openxmlformats.org/wordprocessingml/2006/main" xmlns:w14="http://schemas.microsoft.com/office/word/2010/wordml" xmlns:w10="urn:schemas-microsoft-com:office:word" xmlns:w15="http://schemas.microsoft.com/office/word/2012/wordml" xmlns:wpg="http://schemas.microsoft.com/office/word/2010/wordprocessingGroup" xmlns:wpi="http://schemas.microsoft.com/office/word/2010/wordprocessingInk" xmlns:wne="http://schemas.microsoft.com/office/word/2006/wordml" xmlns:wps="http://schemas.microsoft.com/office/word/2010/wordprocessingShape" xmlns:wpsCustomData="http://www.wps.cn/officeDocument/2013/wpsCustomData" mc:Ignorable="w14 w15 wp14">
+<w:document xmlns:wpc="http://schemas.microsoft.com/office/word/2010/wordprocessingCanvas" xmlns:mc="http://schemas.openxmlformats.org/markup-compatibility/2006" xmlns:o="urn:schemas-microsoft-com:office:office" xmlns:r="http://schemas.openxmlformats.org/officeDocument/2006/relationships" xmlns:m="http://schemas.openxmlformats.org/officeDocument/2006/math" xmlns:v="urn:schemas-microsoft-com:vml" xmlns:wp14="http://schemas.microsoft.com/office/word/2010/wordprocessingDrawing" xmlns:wp="http://schemas.openxmlformats.org/drawingml/2006/wordprocessingDrawing" xmlns:w10="urn:schemas-microsoft-com:office:word" xmlns:w="http://schemas.openxmlformats.org/wordprocessingml/2006/main" xmlns:w14="http://schemas.microsoft.com/office/word/2010/wordml" xmlns:w15="http://schemas.microsoft.com/office/word/2012/wordml" xmlns:wne="http://schemas.microsoft.com/office/word/2006/wordml" xmlns:wpg="http://schemas.microsoft.com/office/word/2010/wordprocessingGroup" xmlns:wpi="http://schemas.microsoft.com/office/word/2010/wordprocessingInk" xmlns:wps="http://schemas.microsoft.com/office/word/2010/wordprocessingShape" mc:Ignorable="w14 w15 wp14">
+  <!-- Generated by Aspose.Words for .NET 13.3.0.1 -->
   <w:body>
     <w:p>
       <w:pPr>
-        <w:pStyle w:val="24"/>
+        <w:pStyle w:val="a"/>
         <w:keepNext w:val="0"/>
         <w:keepLines w:val="0"/>
         <w:pageBreakBefore w:val="0"/>
@@ -24,7 +25,7 @@
       <w:bookmarkStart w:id="0" w:name="_Toc672"/>
       <w:r>
         <w:drawing>
-          <wp:anchor distT="0" distB="0" distL="114300" distR="114300" simplePos="0" relativeHeight="251661312" behindDoc="1" locked="0" layoutInCell="1" allowOverlap="1">
+          <wp:anchor distT="0" distB="0" distL="114300" distR="114300" simplePos="0" relativeHeight="251660288" behindDoc="1" locked="0" layoutInCell="1" allowOverlap="1">
             <wp:simplePos x="0" y="0"/>
             <wp:positionH relativeFrom="column">
               <wp:posOffset>-19050</wp:posOffset>
@@ -49,7 +50,7 @@
                     </pic:cNvPicPr>
                   </pic:nvPicPr>
                   <pic:blipFill>
-                    <a:blip r:embed="rId7"/>
+                    <a:blip xmlns:r="http://schemas.openxmlformats.org/officeDocument/2006/relationships" r:embed="rId4"/>
                     <a:stretch>
                       <a:fillRect/>
                     </a:stretch>
@@ -75,7 +76,7 @@
       </w:r>
       <w:r>
         <w:drawing>
-          <wp:anchor distT="0" distB="0" distL="114300" distR="114300" simplePos="0" relativeHeight="251660288" behindDoc="1" locked="0" layoutInCell="1" allowOverlap="1">
+          <wp:anchor distT="0" distB="0" distL="114300" distR="114300" simplePos="0" relativeHeight="251659264" behindDoc="1" locked="0" layoutInCell="1" allowOverlap="1">
             <wp:simplePos x="0" y="0"/>
             <wp:positionH relativeFrom="column">
               <wp:posOffset>0</wp:posOffset>
@@ -100,7 +101,7 @@
                     </pic:cNvPicPr>
                   </pic:nvPicPr>
                   <pic:blipFill>
-                    <a:blip r:embed="rId8"/>
+                    <a:blip xmlns:r="http://schemas.openxmlformats.org/officeDocument/2006/relationships" r:embed="rId5"/>
                     <a:stretch>
                       <a:fillRect/>
                     </a:stretch>
@@ -130,7 +131,7 @@
           <w:lang w:val="en-US" w:eastAsia="zh-CN"/>
         </w:rPr>
         <w:drawing>
-          <wp:anchor distT="0" distB="0" distL="114300" distR="114300" simplePos="0" relativeHeight="251659264" behindDoc="1" locked="0" layoutInCell="1" allowOverlap="1">
+          <wp:anchor distT="0" distB="0" distL="114300" distR="114300" simplePos="0" relativeHeight="251658240" behindDoc="1" locked="0" layoutInCell="1" allowOverlap="1">
             <wp:simplePos x="0" y="0"/>
             <wp:positionH relativeFrom="column">
               <wp:posOffset>635</wp:posOffset>
@@ -155,7 +156,7 @@
                     </pic:cNvPicPr>
                   </pic:nvPicPr>
                   <pic:blipFill>
-                    <a:blip r:embed="rId9">
+                    <a:blip xmlns:r="http://schemas.openxmlformats.org/officeDocument/2006/relationships" r:embed="rId6">
                       <a:alphaModFix amt="58000"/>
                       <a:lum contrast="-52000"/>
                     </a:blip>
@@ -189,7 +190,7 @@
     </w:p>
     <w:p>
       <w:pPr>
-        <w:pStyle w:val="25"/>
+        <w:pStyle w:val="a0"/>
         <w:keepNext w:val="0"/>
         <w:keepLines w:val="0"/>
         <w:pageBreakBefore w:val="0"/>
@@ -236,11 +237,11 @@
         <w:adjustRightInd w:val="0"/>
         <w:snapToGrid w:val="0"/>
         <w:spacing w:after="624" w:afterLines="200" w:line="219" w:lineRule="auto"/>
-        <w:ind w:left="0" w:leftChars="0" w:right="0" w:rightChars="0" w:firstLine="0" w:firstLineChars="0"/>
+        <w:ind w:left="0" w:right="0" w:firstLine="0" w:leftChars="0" w:rightChars="0" w:firstLineChars="0"/>
         <w:jc w:val="center"/>
         <w:textAlignment w:val="baseline"/>
         <w:rPr>
-          <w:rFonts w:hint="eastAsia" w:ascii="宋体" w:hAnsi="宋体" w:eastAsia="宋体" w:cs="宋体"/>
+          <w:rFonts w:ascii="宋体" w:eastAsia="宋体" w:hAnsi="宋体" w:cs="宋体" w:hint="eastAsia"/>
           <w:sz w:val="24"/>
           <w:szCs w:val="24"/>
           <w:lang w:val="en-US" w:eastAsia="zh-CN"/>
@@ -248,7 +249,7 @@
       </w:pPr>
       <w:r>
         <w:rPr>
-          <w:rFonts w:ascii="宋体" w:hAnsi="宋体" w:eastAsia="宋体" w:cs="宋体"/>
+          <w:rFonts w:ascii="宋体" w:eastAsia="宋体" w:hAnsi="宋体" w:cs="宋体"/>
           <w:b/>
           <w:bCs/>
           <w:spacing w:val="-3"/>
@@ -259,7 +260,7 @@
       </w:r>
       <w:r>
         <w:rPr>
-          <w:rFonts w:hint="eastAsia" w:ascii="宋体" w:hAnsi="宋体" w:eastAsia="宋体" w:cs="宋体"/>
+          <w:rFonts w:ascii="宋体" w:eastAsia="宋体" w:hAnsi="宋体" w:cs="宋体" w:hint="eastAsia"/>
           <w:b/>
           <w:bCs/>
           <w:spacing w:val="-3"/>
@@ -271,7 +272,7 @@
       </w:r>
       <w:r>
         <w:rPr>
-          <w:rFonts w:ascii="宋体" w:hAnsi="宋体" w:eastAsia="宋体" w:cs="宋体"/>
+          <w:rFonts w:ascii="宋体" w:eastAsia="宋体" w:hAnsi="宋体" w:cs="宋体"/>
           <w:b/>
           <w:bCs/>
           <w:spacing w:val="-3"/>
@@ -282,7 +283,7 @@
       </w:r>
       <w:r>
         <w:rPr>
-          <w:rFonts w:hint="eastAsia" w:ascii="宋体" w:hAnsi="宋体" w:cs="宋体"/>
+          <w:rFonts w:ascii="宋体" w:hAnsi="宋体" w:cs="宋体" w:hint="eastAsia"/>
           <w:b/>
           <w:bCs/>
           <w:spacing w:val="-3"/>
@@ -294,7 +295,7 @@
       </w:r>
       <w:r>
         <w:rPr>
-          <w:rFonts w:ascii="宋体" w:hAnsi="宋体" w:eastAsia="宋体" w:cs="宋体"/>
+          <w:rFonts w:ascii="宋体" w:eastAsia="宋体" w:hAnsi="宋体" w:cs="宋体"/>
           <w:b/>
           <w:bCs/>
           <w:spacing w:val="-3"/>
@@ -305,7 +306,7 @@
       </w:r>
       <w:r>
         <w:rPr>
-          <w:rFonts w:hint="eastAsia" w:ascii="宋体" w:hAnsi="宋体" w:cs="宋体"/>
+          <w:rFonts w:ascii="宋体" w:hAnsi="宋体" w:cs="宋体" w:hint="eastAsia"/>
           <w:b/>
           <w:bCs/>
           <w:spacing w:val="-3"/>
@@ -318,18 +319,17 @@
     </w:p>
     <w:tbl>
       <w:tblPr>
-        <w:tblStyle w:val="21"/>
+        <w:tblStyle w:val="TableGrid"/>
         <w:tblW w:w="0" w:type="auto"/>
         <w:jc w:val="center"/>
         <w:tblBorders>
-          <w:top w:val="none" w:color="auto" w:sz="0" w:space="0"/>
-          <w:left w:val="none" w:color="auto" w:sz="0" w:space="0"/>
-          <w:bottom w:val="none" w:color="auto" w:sz="0" w:space="0"/>
-          <w:right w:val="none" w:color="auto" w:sz="0" w:space="0"/>
-          <w:insideH w:val="none" w:color="auto" w:sz="0" w:space="0"/>
-          <w:insideV w:val="none" w:color="auto" w:sz="0" w:space="0"/>
+          <w:top w:val="nil"/>
+          <w:left w:val="nil"/>
+          <w:bottom w:val="nil"/>
+          <w:right w:val="nil"/>
+          <w:insideH w:val="nil"/>
+          <w:insideV w:val="nil"/>
         </w:tblBorders>
-        <w:tblLayout w:type="autofit"/>
         <w:tblCellMar>
           <w:top w:w="0" w:type="dxa"/>
           <w:left w:w="108" w:type="dxa"/>
@@ -343,13 +343,15 @@
       </w:tblGrid>
       <w:tr>
         <w:tblPrEx>
+          <w:tblW w:w="0" w:type="auto"/>
+          <w:jc w:val="center"/>
           <w:tblBorders>
-            <w:top w:val="none" w:color="auto" w:sz="0" w:space="0"/>
-            <w:left w:val="none" w:color="auto" w:sz="0" w:space="0"/>
-            <w:bottom w:val="none" w:color="auto" w:sz="0" w:space="0"/>
-            <w:right w:val="none" w:color="auto" w:sz="0" w:space="0"/>
-            <w:insideH w:val="none" w:color="auto" w:sz="0" w:space="0"/>
-            <w:insideV w:val="none" w:color="auto" w:sz="0" w:space="0"/>
+            <w:top w:val="nil"/>
+            <w:left w:val="nil"/>
+            <w:bottom w:val="nil"/>
+            <w:right w:val="nil"/>
+            <w:insideH w:val="nil"/>
+            <w:insideV w:val="nil"/>
           </w:tblBorders>
           <w:tblCellMar>
             <w:top w:w="0" w:type="dxa"/>
@@ -359,7 +361,7 @@
           </w:tblCellMar>
         </w:tblPrEx>
         <w:trPr>
-          <w:trHeight w:val="810" w:hRule="atLeast"/>
+          <w:trHeight w:val="810"/>
           <w:jc w:val="center"/>
         </w:trPr>
         <w:tc>
@@ -398,7 +400,7 @@
             </w:r>
             <w:r>
               <w:rPr>
-                <w:rFonts w:hint="default" w:asciiTheme="minorAscii" w:hAnsiTheme="minorAscii" w:eastAsiaTheme="minorEastAsia"/>
+                <w:rFonts w:asciiTheme="minorAscii" w:eastAsiaTheme="minorEastAsia" w:hAnsiTheme="minorAscii" w:hint="default"/>
                 <w:spacing w:val="227"/>
                 <w:sz w:val="21"/>
                 <w:vertAlign w:val="baseline"/>
@@ -453,7 +455,7 @@
             </w:r>
             <w:r>
               <w:rPr>
-                <w:rFonts w:hint="eastAsia" w:asciiTheme="minorAscii" w:hAnsiTheme="minorAscii" w:eastAsiaTheme="minorEastAsia"/>
+                <w:rFonts w:asciiTheme="minorAscii" w:eastAsiaTheme="minorEastAsia" w:hAnsiTheme="minorAscii" w:hint="eastAsia"/>
                 <w:spacing w:val="227"/>
                 <w:sz w:val="21"/>
                 <w:vertAlign w:val="baseline"/>
@@ -475,14 +477,8 @@
       </w:tr>
       <w:tr>
         <w:tblPrEx>
-          <w:tblBorders>
-            <w:top w:val="none" w:color="auto" w:sz="0" w:space="0"/>
-            <w:left w:val="none" w:color="auto" w:sz="0" w:space="0"/>
-            <w:bottom w:val="none" w:color="auto" w:sz="0" w:space="0"/>
-            <w:right w:val="none" w:color="auto" w:sz="0" w:space="0"/>
-            <w:insideH w:val="none" w:color="auto" w:sz="0" w:space="0"/>
-            <w:insideV w:val="none" w:color="auto" w:sz="0" w:space="0"/>
-          </w:tblBorders>
+          <w:tblW w:w="0" w:type="auto"/>
+          <w:jc w:val="center"/>
           <w:tblCellMar>
             <w:top w:w="0" w:type="dxa"/>
             <w:left w:w="108" w:type="dxa"/>
@@ -491,7 +487,7 @@
           </w:tblCellMar>
         </w:tblPrEx>
         <w:trPr>
-          <w:trHeight w:val="810" w:hRule="atLeast"/>
+          <w:trHeight w:val="810"/>
           <w:jc w:val="center"/>
         </w:trPr>
         <w:tc>
@@ -516,7 +512,7 @@
               <w:snapToGrid w:val="0"/>
               <w:textAlignment w:val="baseline"/>
               <w:rPr>
-                <w:rFonts w:hint="default" w:ascii="Arial" w:hAnsi="Arial" w:eastAsia="Arial" w:cs="Arial"/>
+                <w:rFonts w:ascii="Arial" w:eastAsia="Arial" w:hAnsi="Arial" w:cs="Arial" w:hint="default"/>
                 <w:snapToGrid w:val="0"/>
                 <w:color w:val="000000"/>
                 <w:kern w:val="0"/>
@@ -548,7 +544,7 @@
             </w:r>
             <w:r>
               <w:rPr>
-                <w:rFonts w:hint="default" w:asciiTheme="minorAscii" w:hAnsiTheme="minorAscii" w:eastAsiaTheme="minorEastAsia"/>
+                <w:rFonts w:asciiTheme="minorAscii" w:eastAsiaTheme="minorEastAsia" w:hAnsiTheme="minorAscii" w:hint="default"/>
                 <w:spacing w:val="227"/>
                 <w:sz w:val="21"/>
                 <w:vertAlign w:val="baseline"/>
@@ -602,7 +598,7 @@
               <w:snapToGrid w:val="0"/>
               <w:textAlignment w:val="baseline"/>
               <w:rPr>
-                <w:rFonts w:hint="default" w:ascii="Arial" w:hAnsi="Arial" w:eastAsia="Arial" w:cs="Arial"/>
+                <w:rFonts w:ascii="Arial" w:eastAsia="Arial" w:hAnsi="Arial" w:cs="Arial" w:hint="default"/>
                 <w:snapToGrid w:val="0"/>
                 <w:color w:val="000000"/>
                 <w:kern w:val="0"/>
@@ -622,7 +618,7 @@
             </w:r>
             <w:r>
               <w:rPr>
-                <w:rFonts w:hint="eastAsia" w:asciiTheme="minorAscii" w:hAnsiTheme="minorAscii" w:eastAsiaTheme="minorEastAsia"/>
+                <w:rFonts w:asciiTheme="minorAscii" w:eastAsiaTheme="minorEastAsia" w:hAnsiTheme="minorAscii" w:hint="eastAsia"/>
                 <w:spacing w:val="227"/>
                 <w:sz w:val="21"/>
                 <w:vertAlign w:val="baseline"/>
@@ -644,14 +640,8 @@
       </w:tr>
       <w:tr>
         <w:tblPrEx>
-          <w:tblBorders>
-            <w:top w:val="none" w:color="auto" w:sz="0" w:space="0"/>
-            <w:left w:val="none" w:color="auto" w:sz="0" w:space="0"/>
-            <w:bottom w:val="none" w:color="auto" w:sz="0" w:space="0"/>
-            <w:right w:val="none" w:color="auto" w:sz="0" w:space="0"/>
-            <w:insideH w:val="none" w:color="auto" w:sz="0" w:space="0"/>
-            <w:insideV w:val="none" w:color="auto" w:sz="0" w:space="0"/>
-          </w:tblBorders>
+          <w:tblW w:w="0" w:type="auto"/>
+          <w:jc w:val="center"/>
           <w:tblCellMar>
             <w:top w:w="0" w:type="dxa"/>
             <w:left w:w="108" w:type="dxa"/>
@@ -660,7 +650,7 @@
           </w:tblCellMar>
         </w:tblPrEx>
         <w:trPr>
-          <w:trHeight w:val="635" w:hRule="atLeast"/>
+          <w:trHeight w:val="635"/>
           <w:jc w:val="center"/>
         </w:trPr>
         <w:tc>
@@ -711,7 +701,7 @@
             </w:r>
             <w:r>
               <w:rPr>
-                <w:rFonts w:hint="eastAsia" w:asciiTheme="minorAscii" w:hAnsiTheme="minorAscii" w:eastAsiaTheme="minorEastAsia"/>
+                <w:rFonts w:asciiTheme="minorAscii" w:eastAsiaTheme="minorEastAsia" w:hAnsiTheme="minorAscii" w:hint="eastAsia"/>
                 <w:spacing w:val="227"/>
                 <w:sz w:val="21"/>
                 <w:vertAlign w:val="baseline"/>
@@ -765,7 +755,7 @@
             </w:r>
             <w:r>
               <w:rPr>
-                <w:rFonts w:hint="eastAsia" w:asciiTheme="minorAscii" w:hAnsiTheme="minorAscii" w:eastAsiaTheme="minorEastAsia"/>
+                <w:rFonts w:asciiTheme="minorAscii" w:eastAsiaTheme="minorEastAsia" w:hAnsiTheme="minorAscii" w:hint="eastAsia"/>
                 <w:spacing w:val="227"/>
                 <w:sz w:val="21"/>
                 <w:vertAlign w:val="baseline"/>
@@ -826,14 +816,14 @@
         <w:ind w:left="3634"/>
         <w:textAlignment w:val="baseline"/>
         <w:rPr>
-          <w:rFonts w:ascii="宋体" w:hAnsi="宋体" w:eastAsia="宋体" w:cs="宋体"/>
+          <w:rFonts w:ascii="宋体" w:eastAsia="宋体" w:hAnsi="宋体" w:cs="宋体"/>
           <w:sz w:val="31"/>
           <w:szCs w:val="31"/>
         </w:rPr>
       </w:pPr>
       <w:r>
         <w:rPr>
-          <w:rFonts w:ascii="宋体" w:hAnsi="宋体" w:eastAsia="宋体" w:cs="宋体"/>
+          <w:rFonts w:ascii="宋体" w:eastAsia="宋体" w:hAnsi="宋体" w:cs="宋体"/>
           <w:b/>
           <w:bCs/>
           <w:spacing w:val="4"/>
@@ -845,16 +835,16 @@
     </w:p>
     <w:tbl>
       <w:tblPr>
-        <w:tblStyle w:val="26"/>
+        <w:tblStyle w:val="TableNormal0"/>
         <w:tblW w:w="8214" w:type="dxa"/>
         <w:jc w:val="center"/>
         <w:tblBorders>
-          <w:top w:val="single" w:color="000000" w:sz="2" w:space="0"/>
-          <w:left w:val="single" w:color="000000" w:sz="2" w:space="0"/>
-          <w:bottom w:val="single" w:color="000000" w:sz="2" w:space="0"/>
-          <w:right w:val="single" w:color="000000" w:sz="2" w:space="0"/>
-          <w:insideH w:val="single" w:color="000000" w:sz="2" w:space="0"/>
-          <w:insideV w:val="single" w:color="000000" w:sz="2" w:space="0"/>
+          <w:top w:val="single" w:sz="2" w:space="0" w:color="000000"/>
+          <w:left w:val="single" w:sz="2" w:space="0" w:color="000000"/>
+          <w:bottom w:val="single" w:sz="2" w:space="0" w:color="000000"/>
+          <w:right w:val="single" w:sz="2" w:space="0" w:color="000000"/>
+          <w:insideH w:val="single" w:sz="2" w:space="0" w:color="000000"/>
+          <w:insideV w:val="single" w:sz="2" w:space="0" w:color="000000"/>
         </w:tblBorders>
         <w:tblLayout w:type="fixed"/>
         <w:tblCellMar>
@@ -874,14 +864,17 @@
       </w:tblGrid>
       <w:tr>
         <w:tblPrEx>
+          <w:tblW w:w="8214" w:type="dxa"/>
+          <w:jc w:val="center"/>
           <w:tblBorders>
-            <w:top w:val="single" w:color="000000" w:sz="2" w:space="0"/>
-            <w:left w:val="single" w:color="000000" w:sz="2" w:space="0"/>
-            <w:bottom w:val="single" w:color="000000" w:sz="2" w:space="0"/>
-            <w:right w:val="single" w:color="000000" w:sz="2" w:space="0"/>
-            <w:insideH w:val="single" w:color="000000" w:sz="2" w:space="0"/>
-            <w:insideV w:val="single" w:color="000000" w:sz="2" w:space="0"/>
+            <w:top w:val="single" w:sz="2" w:space="0" w:color="000000"/>
+            <w:left w:val="single" w:sz="2" w:space="0" w:color="000000"/>
+            <w:bottom w:val="single" w:sz="2" w:space="0" w:color="000000"/>
+            <w:right w:val="single" w:sz="2" w:space="0" w:color="000000"/>
+            <w:insideH w:val="single" w:sz="2" w:space="0" w:color="000000"/>
+            <w:insideV w:val="single" w:sz="2" w:space="0" w:color="000000"/>
           </w:tblBorders>
+          <w:tblLayout w:type="fixed"/>
           <w:tblCellMar>
             <w:top w:w="0" w:type="dxa"/>
             <w:left w:w="0" w:type="dxa"/>
@@ -890,7 +883,7 @@
           </w:tblCellMar>
         </w:tblPrEx>
         <w:trPr>
-          <w:trHeight w:val="593" w:hRule="atLeast"/>
+          <w:trHeight w:val="593"/>
           <w:jc w:val="center"/>
         </w:trPr>
         <w:tc>
@@ -912,18 +905,18 @@
               <w:adjustRightInd w:val="0"/>
               <w:snapToGrid w:val="0"/>
               <w:spacing w:before="176" w:line="228" w:lineRule="auto"/>
-              <w:ind w:left="0" w:leftChars="0" w:right="0" w:rightChars="0" w:firstLine="0" w:firstLineChars="0"/>
+              <w:ind w:left="0" w:right="0" w:firstLine="0" w:leftChars="0" w:rightChars="0" w:firstLineChars="0"/>
               <w:jc w:val="center"/>
               <w:textAlignment w:val="baseline"/>
               <w:rPr>
-                <w:rFonts w:ascii="宋体" w:hAnsi="宋体" w:eastAsia="宋体" w:cs="宋体"/>
+                <w:rFonts w:ascii="宋体" w:eastAsia="宋体" w:hAnsi="宋体" w:cs="宋体"/>
                 <w:sz w:val="20"/>
                 <w:szCs w:val="20"/>
               </w:rPr>
             </w:pPr>
             <w:r>
               <w:rPr>
-                <w:rFonts w:hint="eastAsia" w:ascii="宋体" w:hAnsi="宋体" w:cs="宋体"/>
+                <w:rFonts w:ascii="宋体" w:hAnsi="宋体" w:cs="宋体" w:hint="eastAsia"/>
                 <w:spacing w:val="-14"/>
                 <w:sz w:val="20"/>
                 <w:szCs w:val="20"/>
@@ -933,7 +926,7 @@
             </w:r>
             <w:r>
               <w:rPr>
-                <w:rFonts w:ascii="宋体" w:hAnsi="宋体" w:eastAsia="宋体" w:cs="宋体"/>
+                <w:rFonts w:ascii="宋体" w:eastAsia="宋体" w:hAnsi="宋体" w:cs="宋体"/>
                 <w:spacing w:val="-14"/>
                 <w:sz w:val="20"/>
                 <w:szCs w:val="20"/>
@@ -961,18 +954,18 @@
               <w:adjustRightInd w:val="0"/>
               <w:snapToGrid w:val="0"/>
               <w:spacing w:before="175" w:line="227" w:lineRule="auto"/>
-              <w:ind w:left="0" w:leftChars="0" w:right="0" w:rightChars="0" w:firstLine="0" w:firstLineChars="0"/>
+              <w:ind w:left="0" w:right="0" w:firstLine="0" w:leftChars="0" w:rightChars="0" w:firstLineChars="0"/>
               <w:jc w:val="center"/>
               <w:textAlignment w:val="baseline"/>
               <w:rPr>
-                <w:rFonts w:ascii="宋体" w:hAnsi="宋体" w:eastAsia="宋体" w:cs="宋体"/>
+                <w:rFonts w:ascii="宋体" w:eastAsia="宋体" w:hAnsi="宋体" w:cs="宋体"/>
                 <w:sz w:val="20"/>
                 <w:szCs w:val="20"/>
               </w:rPr>
             </w:pPr>
             <w:r>
               <w:rPr>
-                <w:rFonts w:ascii="宋体" w:hAnsi="宋体" w:eastAsia="宋体" w:cs="宋体"/>
+                <w:rFonts w:ascii="宋体" w:eastAsia="宋体" w:hAnsi="宋体" w:cs="宋体"/>
                 <w:spacing w:val="4"/>
                 <w:sz w:val="20"/>
                 <w:szCs w:val="20"/>
@@ -1000,18 +993,18 @@
               <w:adjustRightInd w:val="0"/>
               <w:snapToGrid w:val="0"/>
               <w:spacing w:before="175" w:line="228" w:lineRule="auto"/>
-              <w:ind w:left="0" w:leftChars="0" w:right="0" w:rightChars="0" w:firstLine="0" w:firstLineChars="0"/>
+              <w:ind w:left="0" w:right="0" w:firstLine="0" w:leftChars="0" w:rightChars="0" w:firstLineChars="0"/>
               <w:jc w:val="center"/>
               <w:textAlignment w:val="baseline"/>
               <w:rPr>
-                <w:rFonts w:ascii="宋体" w:hAnsi="宋体" w:eastAsia="宋体" w:cs="宋体"/>
+                <w:rFonts w:ascii="宋体" w:eastAsia="宋体" w:hAnsi="宋体" w:cs="宋体"/>
                 <w:sz w:val="20"/>
                 <w:szCs w:val="20"/>
               </w:rPr>
             </w:pPr>
             <w:r>
               <w:rPr>
-                <w:rFonts w:ascii="宋体" w:hAnsi="宋体" w:eastAsia="宋体" w:cs="宋体"/>
+                <w:rFonts w:ascii="宋体" w:eastAsia="宋体" w:hAnsi="宋体" w:cs="宋体"/>
                 <w:spacing w:val="7"/>
                 <w:sz w:val="20"/>
                 <w:szCs w:val="20"/>
@@ -1039,11 +1032,11 @@
               <w:adjustRightInd w:val="0"/>
               <w:snapToGrid w:val="0"/>
               <w:spacing w:before="175" w:line="228" w:lineRule="auto"/>
-              <w:ind w:left="0" w:leftChars="0" w:right="0" w:rightChars="0" w:firstLine="0" w:firstLineChars="0"/>
+              <w:ind w:left="0" w:right="0" w:firstLine="0" w:leftChars="0" w:rightChars="0" w:firstLineChars="0"/>
               <w:jc w:val="center"/>
               <w:textAlignment w:val="baseline"/>
               <w:rPr>
-                <w:rFonts w:hint="eastAsia" w:ascii="宋体" w:hAnsi="宋体" w:eastAsia="宋体" w:cs="宋体"/>
+                <w:rFonts w:ascii="宋体" w:eastAsia="宋体" w:hAnsi="宋体" w:cs="宋体" w:hint="eastAsia"/>
                 <w:spacing w:val="7"/>
                 <w:sz w:val="20"/>
                 <w:szCs w:val="20"/>
@@ -1052,7 +1045,7 @@
             </w:pPr>
             <w:r>
               <w:rPr>
-                <w:rFonts w:hint="eastAsia" w:ascii="宋体" w:hAnsi="宋体" w:cs="宋体"/>
+                <w:rFonts w:ascii="宋体" w:hAnsi="宋体" w:cs="宋体" w:hint="eastAsia"/>
                 <w:spacing w:val="7"/>
                 <w:sz w:val="20"/>
                 <w:szCs w:val="20"/>
@@ -1081,11 +1074,11 @@
               <w:adjustRightInd w:val="0"/>
               <w:snapToGrid w:val="0"/>
               <w:spacing w:before="175" w:line="228" w:lineRule="auto"/>
-              <w:ind w:left="0" w:leftChars="0" w:right="0" w:rightChars="0" w:firstLine="0" w:firstLineChars="0"/>
+              <w:ind w:left="0" w:right="0" w:firstLine="0" w:leftChars="0" w:rightChars="0" w:firstLineChars="0"/>
               <w:jc w:val="center"/>
               <w:textAlignment w:val="baseline"/>
               <w:rPr>
-                <w:rFonts w:hint="default" w:ascii="宋体" w:hAnsi="宋体" w:cs="宋体"/>
+                <w:rFonts w:ascii="宋体" w:hAnsi="宋体" w:cs="宋体" w:hint="default"/>
                 <w:spacing w:val="7"/>
                 <w:sz w:val="20"/>
                 <w:szCs w:val="20"/>
@@ -1094,7 +1087,7 @@
             </w:pPr>
             <w:r>
               <w:rPr>
-                <w:rFonts w:hint="eastAsia" w:ascii="宋体" w:hAnsi="宋体" w:cs="宋体"/>
+                <w:rFonts w:ascii="宋体" w:hAnsi="宋体" w:cs="宋体" w:hint="eastAsia"/>
                 <w:spacing w:val="7"/>
                 <w:sz w:val="20"/>
                 <w:szCs w:val="20"/>
@@ -1123,18 +1116,18 @@
               <w:adjustRightInd w:val="0"/>
               <w:snapToGrid w:val="0"/>
               <w:spacing w:before="176" w:line="229" w:lineRule="auto"/>
-              <w:ind w:left="0" w:leftChars="0" w:right="0" w:rightChars="0" w:firstLine="0" w:firstLineChars="0"/>
+              <w:ind w:left="0" w:right="0" w:firstLine="0" w:leftChars="0" w:rightChars="0" w:firstLineChars="0"/>
               <w:jc w:val="center"/>
               <w:textAlignment w:val="baseline"/>
               <w:rPr>
-                <w:rFonts w:ascii="宋体" w:hAnsi="宋体" w:eastAsia="宋体" w:cs="宋体"/>
+                <w:rFonts w:ascii="宋体" w:eastAsia="宋体" w:hAnsi="宋体" w:cs="宋体"/>
                 <w:sz w:val="20"/>
                 <w:szCs w:val="20"/>
               </w:rPr>
             </w:pPr>
             <w:r>
               <w:rPr>
-                <w:rFonts w:ascii="宋体" w:hAnsi="宋体" w:eastAsia="宋体" w:cs="宋体"/>
+                <w:rFonts w:ascii="宋体" w:eastAsia="宋体" w:hAnsi="宋体" w:cs="宋体"/>
                 <w:spacing w:val="7"/>
                 <w:sz w:val="20"/>
                 <w:szCs w:val="20"/>
@@ -1146,14 +1139,9 @@
       </w:tr>
       <w:tr>
         <w:tblPrEx>
-          <w:tblBorders>
-            <w:top w:val="single" w:color="000000" w:sz="2" w:space="0"/>
-            <w:left w:val="single" w:color="000000" w:sz="2" w:space="0"/>
-            <w:bottom w:val="single" w:color="000000" w:sz="2" w:space="0"/>
-            <w:right w:val="single" w:color="000000" w:sz="2" w:space="0"/>
-            <w:insideH w:val="single" w:color="000000" w:sz="2" w:space="0"/>
-            <w:insideV w:val="single" w:color="000000" w:sz="2" w:space="0"/>
-          </w:tblBorders>
+          <w:tblW w:w="8214" w:type="dxa"/>
+          <w:jc w:val="center"/>
+          <w:tblLayout w:type="fixed"/>
           <w:tblCellMar>
             <w:top w:w="0" w:type="dxa"/>
             <w:left w:w="0" w:type="dxa"/>
@@ -1162,7 +1150,7 @@
           </w:tblCellMar>
         </w:tblPrEx>
         <w:trPr>
-          <w:trHeight w:val="516" w:hRule="atLeast"/>
+          <w:trHeight w:val="516"/>
           <w:jc w:val="center"/>
         </w:trPr>
         <w:tc>
@@ -1184,11 +1172,11 @@
               <w:adjustRightInd w:val="0"/>
               <w:snapToGrid w:val="0"/>
               <w:spacing w:before="173" w:line="267" w:lineRule="exact"/>
-              <w:ind w:left="0" w:leftChars="0" w:right="0" w:rightChars="0" w:firstLine="0" w:firstLineChars="0"/>
+              <w:ind w:left="0" w:right="0" w:firstLine="0" w:leftChars="0" w:rightChars="0" w:firstLineChars="0"/>
               <w:jc w:val="center"/>
               <w:textAlignment w:val="baseline"/>
               <w:rPr>
-                <w:rFonts w:hint="default" w:ascii="宋体" w:hAnsi="宋体" w:eastAsia="宋体" w:cs="宋体"/>
+                <w:rFonts w:ascii="宋体" w:eastAsia="宋体" w:hAnsi="宋体" w:cs="宋体" w:hint="default"/>
                 <w:sz w:val="20"/>
                 <w:szCs w:val="20"/>
                 <w:lang w:val="en-US"/>
@@ -1196,7 +1184,7 @@
             </w:pPr>
             <w:r>
               <w:rPr>
-                <w:rFonts w:ascii="宋体" w:hAnsi="宋体" w:eastAsia="宋体" w:cs="宋体"/>
+                <w:rFonts w:ascii="宋体" w:eastAsia="宋体" w:hAnsi="宋体" w:cs="宋体"/>
                 <w:spacing w:val="3"/>
                 <w:position w:val="1"/>
                 <w:sz w:val="20"/>
@@ -1206,7 +1194,7 @@
             </w:r>
             <w:r>
               <w:rPr>
-                <w:rFonts w:hint="eastAsia" w:ascii="宋体" w:hAnsi="宋体" w:cs="宋体"/>
+                <w:rFonts w:ascii="宋体" w:hAnsi="宋体" w:cs="宋体" w:hint="eastAsia"/>
                 <w:spacing w:val="3"/>
                 <w:position w:val="1"/>
                 <w:sz w:val="20"/>
@@ -1217,7 +1205,7 @@
             </w:r>
             <w:r>
               <w:rPr>
-                <w:rFonts w:ascii="宋体" w:hAnsi="宋体" w:eastAsia="宋体" w:cs="宋体"/>
+                <w:rFonts w:ascii="宋体" w:eastAsia="宋体" w:hAnsi="宋体" w:cs="宋体"/>
                 <w:spacing w:val="3"/>
                 <w:position w:val="1"/>
                 <w:sz w:val="20"/>
@@ -1227,7 +1215,7 @@
             </w:r>
             <w:r>
               <w:rPr>
-                <w:rFonts w:hint="eastAsia" w:ascii="宋体" w:hAnsi="宋体" w:cs="宋体"/>
+                <w:rFonts w:ascii="宋体" w:hAnsi="宋体" w:cs="宋体" w:hint="eastAsia"/>
                 <w:spacing w:val="3"/>
                 <w:position w:val="1"/>
                 <w:sz w:val="20"/>
@@ -1257,18 +1245,18 @@
               <w:adjustRightInd w:val="0"/>
               <w:snapToGrid w:val="0"/>
               <w:spacing w:before="173" w:line="267" w:lineRule="exact"/>
-              <w:ind w:left="0" w:leftChars="0" w:right="0" w:rightChars="0" w:firstLine="0" w:firstLineChars="0"/>
+              <w:ind w:left="0" w:right="0" w:firstLine="0" w:leftChars="0" w:rightChars="0" w:firstLineChars="0"/>
               <w:jc w:val="center"/>
               <w:textAlignment w:val="baseline"/>
               <w:rPr>
-                <w:rFonts w:ascii="宋体" w:hAnsi="宋体" w:eastAsia="宋体" w:cs="宋体"/>
+                <w:rFonts w:ascii="宋体" w:eastAsia="宋体" w:hAnsi="宋体" w:cs="宋体"/>
                 <w:sz w:val="20"/>
                 <w:szCs w:val="20"/>
               </w:rPr>
             </w:pPr>
             <w:r>
               <w:rPr>
-                <w:rFonts w:ascii="宋体" w:hAnsi="宋体" w:eastAsia="宋体" w:cs="宋体"/>
+                <w:rFonts w:ascii="宋体" w:eastAsia="宋体" w:hAnsi="宋体" w:cs="宋体"/>
                 <w:spacing w:val="4"/>
                 <w:position w:val="1"/>
                 <w:sz w:val="20"/>
@@ -1297,18 +1285,18 @@
               <w:adjustRightInd w:val="0"/>
               <w:snapToGrid w:val="0"/>
               <w:spacing w:before="172" w:line="228" w:lineRule="auto"/>
-              <w:ind w:left="0" w:leftChars="0" w:right="0" w:rightChars="0" w:firstLine="0" w:firstLineChars="0"/>
+              <w:ind w:left="0" w:right="0" w:firstLine="0" w:leftChars="0" w:rightChars="0" w:firstLineChars="0"/>
               <w:jc w:val="center"/>
               <w:textAlignment w:val="baseline"/>
               <w:rPr>
-                <w:rFonts w:ascii="宋体" w:hAnsi="宋体" w:eastAsia="宋体" w:cs="宋体"/>
+                <w:rFonts w:ascii="宋体" w:eastAsia="宋体" w:hAnsi="宋体" w:cs="宋体"/>
                 <w:sz w:val="20"/>
                 <w:szCs w:val="20"/>
               </w:rPr>
             </w:pPr>
             <w:r>
               <w:rPr>
-                <w:rFonts w:ascii="宋体" w:hAnsi="宋体" w:eastAsia="宋体" w:cs="宋体"/>
+                <w:rFonts w:ascii="宋体" w:eastAsia="宋体" w:hAnsi="宋体" w:cs="宋体"/>
                 <w:spacing w:val="200"/>
                 <w:kern w:val="0"/>
                 <w:sz w:val="20"/>
@@ -1318,7 +1306,7 @@
             </w:r>
             <w:r>
               <w:rPr>
-                <w:rFonts w:ascii="宋体" w:hAnsi="宋体" w:eastAsia="宋体" w:cs="宋体"/>
+                <w:rFonts w:ascii="宋体" w:eastAsia="宋体" w:hAnsi="宋体" w:cs="宋体"/>
                 <w:spacing w:val="0"/>
                 <w:kern w:val="0"/>
                 <w:sz w:val="20"/>
@@ -1347,11 +1335,11 @@
               <w:adjustRightInd w:val="0"/>
               <w:snapToGrid w:val="0"/>
               <w:spacing w:before="173" w:line="229" w:lineRule="auto"/>
-              <w:ind w:left="0" w:leftChars="0" w:right="0" w:rightChars="0" w:firstLine="0" w:firstLineChars="0"/>
+              <w:ind w:left="0" w:right="0" w:firstLine="0" w:leftChars="0" w:rightChars="0" w:firstLineChars="0"/>
               <w:jc w:val="center"/>
               <w:textAlignment w:val="baseline"/>
               <w:rPr>
-                <w:rFonts w:ascii="宋体" w:hAnsi="宋体" w:eastAsia="宋体" w:cs="宋体"/>
+                <w:rFonts w:ascii="宋体" w:eastAsia="宋体" w:hAnsi="宋体" w:cs="宋体"/>
                 <w:spacing w:val="200"/>
                 <w:kern w:val="0"/>
                 <w:sz w:val="20"/>
@@ -1360,7 +1348,7 @@
             </w:pPr>
             <w:r>
               <w:rPr>
-                <w:rFonts w:hint="eastAsia" w:asciiTheme="minorAscii" w:hAnsiTheme="minorAscii" w:eastAsiaTheme="minorEastAsia"/>
+                <w:rFonts w:asciiTheme="minorAscii" w:eastAsiaTheme="minorEastAsia" w:hAnsiTheme="minorAscii" w:hint="eastAsia"/>
                 <w:spacing w:val="0"/>
                 <w:kern w:val="0"/>
                 <w:sz w:val="21"/>
@@ -1390,11 +1378,11 @@
               <w:adjustRightInd w:val="0"/>
               <w:snapToGrid w:val="0"/>
               <w:spacing w:before="172" w:line="228" w:lineRule="auto"/>
-              <w:ind w:left="0" w:leftChars="0" w:right="0" w:rightChars="0" w:firstLine="0" w:firstLineChars="0"/>
+              <w:ind w:left="0" w:right="0" w:firstLine="0" w:leftChars="0" w:rightChars="0" w:firstLineChars="0"/>
               <w:jc w:val="center"/>
               <w:textAlignment w:val="baseline"/>
               <w:rPr>
-                <w:rFonts w:ascii="宋体" w:hAnsi="宋体" w:eastAsia="宋体" w:cs="宋体"/>
+                <w:rFonts w:ascii="宋体" w:eastAsia="宋体" w:hAnsi="宋体" w:cs="宋体"/>
                 <w:spacing w:val="200"/>
                 <w:kern w:val="0"/>
                 <w:sz w:val="20"/>
@@ -1403,7 +1391,7 @@
             </w:pPr>
             <w:r>
               <w:rPr>
-                <w:rFonts w:hint="eastAsia" w:ascii="宋体" w:hAnsi="宋体" w:eastAsia="宋体" w:cs="宋体"/>
+                <w:rFonts w:ascii="宋体" w:eastAsia="宋体" w:hAnsi="宋体" w:cs="宋体" w:hint="eastAsia"/>
                 <w:spacing w:val="200"/>
                 <w:kern w:val="0"/>
                 <w:sz w:val="20"/>
@@ -1413,7 +1401,7 @@
             </w:r>
             <w:r>
               <w:rPr>
-                <w:rFonts w:hint="eastAsia" w:asciiTheme="minorAscii" w:hAnsiTheme="minorAscii" w:eastAsiaTheme="minorEastAsia"/>
+                <w:rFonts w:asciiTheme="minorAscii" w:eastAsiaTheme="minorEastAsia" w:hAnsiTheme="minorAscii" w:hint="eastAsia"/>
                 <w:spacing w:val="0"/>
                 <w:kern w:val="0"/>
                 <w:sz w:val="21"/>
@@ -1443,18 +1431,18 @@
               <w:adjustRightInd w:val="0"/>
               <w:snapToGrid w:val="0"/>
               <w:spacing w:before="173" w:line="229" w:lineRule="auto"/>
-              <w:ind w:left="0" w:leftChars="0" w:right="0" w:rightChars="0" w:firstLine="0" w:firstLineChars="0"/>
+              <w:ind w:left="0" w:right="0" w:firstLine="0" w:leftChars="0" w:rightChars="0" w:firstLineChars="0"/>
               <w:jc w:val="center"/>
               <w:textAlignment w:val="baseline"/>
               <w:rPr>
-                <w:rFonts w:ascii="宋体" w:hAnsi="宋体" w:eastAsia="宋体" w:cs="宋体"/>
+                <w:rFonts w:ascii="宋体" w:eastAsia="宋体" w:hAnsi="宋体" w:cs="宋体"/>
                 <w:sz w:val="20"/>
                 <w:szCs w:val="20"/>
               </w:rPr>
             </w:pPr>
             <w:r>
               <w:rPr>
-                <w:rFonts w:hint="eastAsia" w:asciiTheme="minorAscii" w:hAnsiTheme="minorAscii" w:eastAsiaTheme="minorEastAsia"/>
+                <w:rFonts w:asciiTheme="minorAscii" w:eastAsiaTheme="minorEastAsia" w:hAnsiTheme="minorAscii" w:hint="eastAsia"/>
                 <w:spacing w:val="0"/>
                 <w:kern w:val="0"/>
                 <w:sz w:val="21"/>
@@ -1468,14 +1456,9 @@
       </w:tr>
       <w:tr>
         <w:tblPrEx>
-          <w:tblBorders>
-            <w:top w:val="single" w:color="000000" w:sz="2" w:space="0"/>
-            <w:left w:val="single" w:color="000000" w:sz="2" w:space="0"/>
-            <w:bottom w:val="single" w:color="000000" w:sz="2" w:space="0"/>
-            <w:right w:val="single" w:color="000000" w:sz="2" w:space="0"/>
-            <w:insideH w:val="single" w:color="000000" w:sz="2" w:space="0"/>
-            <w:insideV w:val="single" w:color="000000" w:sz="2" w:space="0"/>
-          </w:tblBorders>
+          <w:tblW w:w="8214" w:type="dxa"/>
+          <w:jc w:val="center"/>
+          <w:tblLayout w:type="fixed"/>
           <w:tblCellMar>
             <w:top w:w="0" w:type="dxa"/>
             <w:left w:w="0" w:type="dxa"/>
@@ -1484,7 +1467,7 @@
           </w:tblCellMar>
         </w:tblPrEx>
         <w:trPr>
-          <w:trHeight w:val="556" w:hRule="atLeast"/>
+          <w:trHeight w:val="556"/>
           <w:jc w:val="center"/>
         </w:trPr>
         <w:tc>
@@ -1493,7 +1476,7 @@
           </w:tcPr>
           <w:p>
             <w:pPr>
-              <w:pStyle w:val="27"/>
+              <w:pStyle w:val="TableText"/>
               <w:keepNext w:val="0"/>
               <w:keepLines w:val="0"/>
               <w:pageBreakBefore w:val="0"/>
@@ -1506,7 +1489,7 @@
               <w:bidi w:val="0"/>
               <w:adjustRightInd w:val="0"/>
               <w:snapToGrid w:val="0"/>
-              <w:ind w:left="0" w:leftChars="0" w:right="0" w:rightChars="0" w:firstLine="0" w:firstLineChars="0"/>
+              <w:ind w:left="0" w:right="0" w:firstLine="0" w:leftChars="0" w:rightChars="0" w:firstLineChars="0"/>
               <w:jc w:val="center"/>
               <w:textAlignment w:val="baseline"/>
             </w:pPr>
@@ -1518,7 +1501,7 @@
           </w:tcPr>
           <w:p>
             <w:pPr>
-              <w:pStyle w:val="27"/>
+              <w:pStyle w:val="TableText"/>
               <w:keepNext w:val="0"/>
               <w:keepLines w:val="0"/>
               <w:pageBreakBefore w:val="0"/>
@@ -1531,7 +1514,7 @@
               <w:bidi w:val="0"/>
               <w:adjustRightInd w:val="0"/>
               <w:snapToGrid w:val="0"/>
-              <w:ind w:left="0" w:leftChars="0" w:right="0" w:rightChars="0" w:firstLine="0" w:firstLineChars="0"/>
+              <w:ind w:left="0" w:right="0" w:firstLine="0" w:leftChars="0" w:rightChars="0" w:firstLineChars="0"/>
               <w:jc w:val="center"/>
               <w:textAlignment w:val="baseline"/>
             </w:pPr>
@@ -1543,7 +1526,7 @@
           </w:tcPr>
           <w:p>
             <w:pPr>
-              <w:pStyle w:val="27"/>
+              <w:pStyle w:val="TableText"/>
               <w:keepNext w:val="0"/>
               <w:keepLines w:val="0"/>
               <w:pageBreakBefore w:val="0"/>
@@ -1556,7 +1539,7 @@
               <w:bidi w:val="0"/>
               <w:adjustRightInd w:val="0"/>
               <w:snapToGrid w:val="0"/>
-              <w:ind w:left="0" w:leftChars="0" w:right="0" w:rightChars="0" w:firstLine="0" w:firstLineChars="0"/>
+              <w:ind w:left="0" w:right="0" w:firstLine="0" w:leftChars="0" w:rightChars="0" w:firstLineChars="0"/>
               <w:jc w:val="center"/>
               <w:textAlignment w:val="baseline"/>
             </w:pPr>
@@ -1568,7 +1551,7 @@
           </w:tcPr>
           <w:p>
             <w:pPr>
-              <w:pStyle w:val="27"/>
+              <w:pStyle w:val="TableText"/>
               <w:keepNext w:val="0"/>
               <w:keepLines w:val="0"/>
               <w:pageBreakBefore w:val="0"/>
@@ -1581,7 +1564,7 @@
               <w:bidi w:val="0"/>
               <w:adjustRightInd w:val="0"/>
               <w:snapToGrid w:val="0"/>
-              <w:ind w:left="0" w:leftChars="0" w:right="0" w:rightChars="0" w:firstLine="0" w:firstLineChars="0"/>
+              <w:ind w:left="0" w:right="0" w:firstLine="0" w:leftChars="0" w:rightChars="0" w:firstLineChars="0"/>
               <w:jc w:val="center"/>
               <w:textAlignment w:val="baseline"/>
             </w:pPr>
@@ -1593,7 +1576,7 @@
           </w:tcPr>
           <w:p>
             <w:pPr>
-              <w:pStyle w:val="27"/>
+              <w:pStyle w:val="TableText"/>
               <w:keepNext w:val="0"/>
               <w:keepLines w:val="0"/>
               <w:pageBreakBefore w:val="0"/>
@@ -1606,7 +1589,7 @@
               <w:bidi w:val="0"/>
               <w:adjustRightInd w:val="0"/>
               <w:snapToGrid w:val="0"/>
-              <w:ind w:left="0" w:leftChars="0" w:right="0" w:rightChars="0" w:firstLine="0" w:firstLineChars="0"/>
+              <w:ind w:left="0" w:right="0" w:firstLine="0" w:leftChars="0" w:rightChars="0" w:firstLineChars="0"/>
               <w:jc w:val="center"/>
               <w:textAlignment w:val="baseline"/>
             </w:pPr>
@@ -1618,7 +1601,7 @@
           </w:tcPr>
           <w:p>
             <w:pPr>
-              <w:pStyle w:val="27"/>
+              <w:pStyle w:val="TableText"/>
               <w:keepNext w:val="0"/>
               <w:keepLines w:val="0"/>
               <w:pageBreakBefore w:val="0"/>
@@ -1631,7 +1614,7 @@
               <w:bidi w:val="0"/>
               <w:adjustRightInd w:val="0"/>
               <w:snapToGrid w:val="0"/>
-              <w:ind w:left="0" w:leftChars="0" w:right="0" w:rightChars="0" w:firstLine="0" w:firstLineChars="0"/>
+              <w:ind w:left="0" w:right="0" w:firstLine="0" w:leftChars="0" w:rightChars="0" w:firstLineChars="0"/>
               <w:jc w:val="center"/>
               <w:textAlignment w:val="baseline"/>
             </w:pPr>
@@ -1640,14 +1623,9 @@
       </w:tr>
       <w:tr>
         <w:tblPrEx>
-          <w:tblBorders>
-            <w:top w:val="single" w:color="000000" w:sz="2" w:space="0"/>
-            <w:left w:val="single" w:color="000000" w:sz="2" w:space="0"/>
-            <w:bottom w:val="single" w:color="000000" w:sz="2" w:space="0"/>
-            <w:right w:val="single" w:color="000000" w:sz="2" w:space="0"/>
-            <w:insideH w:val="single" w:color="000000" w:sz="2" w:space="0"/>
-            <w:insideV w:val="single" w:color="000000" w:sz="2" w:space="0"/>
-          </w:tblBorders>
+          <w:tblW w:w="8214" w:type="dxa"/>
+          <w:jc w:val="center"/>
+          <w:tblLayout w:type="fixed"/>
           <w:tblCellMar>
             <w:top w:w="0" w:type="dxa"/>
             <w:left w:w="0" w:type="dxa"/>
@@ -1656,7 +1634,7 @@
           </w:tblCellMar>
         </w:tblPrEx>
         <w:trPr>
-          <w:trHeight w:val="556" w:hRule="atLeast"/>
+          <w:trHeight w:val="556"/>
           <w:jc w:val="center"/>
         </w:trPr>
         <w:tc>
@@ -1665,7 +1643,7 @@
           </w:tcPr>
           <w:p>
             <w:pPr>
-              <w:pStyle w:val="27"/>
+              <w:pStyle w:val="TableText"/>
               <w:keepNext w:val="0"/>
               <w:keepLines w:val="0"/>
               <w:pageBreakBefore w:val="0"/>
@@ -1678,7 +1656,7 @@
               <w:bidi w:val="0"/>
               <w:adjustRightInd w:val="0"/>
               <w:snapToGrid w:val="0"/>
-              <w:ind w:left="0" w:leftChars="0" w:right="0" w:rightChars="0" w:firstLine="0" w:firstLineChars="0"/>
+              <w:ind w:left="0" w:right="0" w:firstLine="0" w:leftChars="0" w:rightChars="0" w:firstLineChars="0"/>
               <w:jc w:val="center"/>
               <w:textAlignment w:val="baseline"/>
             </w:pPr>
@@ -1690,7 +1668,7 @@
           </w:tcPr>
           <w:p>
             <w:pPr>
-              <w:pStyle w:val="27"/>
+              <w:pStyle w:val="TableText"/>
               <w:keepNext w:val="0"/>
               <w:keepLines w:val="0"/>
               <w:pageBreakBefore w:val="0"/>
@@ -1703,7 +1681,7 @@
               <w:bidi w:val="0"/>
               <w:adjustRightInd w:val="0"/>
               <w:snapToGrid w:val="0"/>
-              <w:ind w:left="0" w:leftChars="0" w:right="0" w:rightChars="0" w:firstLine="0" w:firstLineChars="0"/>
+              <w:ind w:left="0" w:right="0" w:firstLine="0" w:leftChars="0" w:rightChars="0" w:firstLineChars="0"/>
               <w:jc w:val="center"/>
               <w:textAlignment w:val="baseline"/>
             </w:pPr>
@@ -1715,7 +1693,7 @@
           </w:tcPr>
           <w:p>
             <w:pPr>
-              <w:pStyle w:val="27"/>
+              <w:pStyle w:val="TableText"/>
               <w:keepNext w:val="0"/>
               <w:keepLines w:val="0"/>
               <w:pageBreakBefore w:val="0"/>
@@ -1728,7 +1706,7 @@
               <w:bidi w:val="0"/>
               <w:adjustRightInd w:val="0"/>
               <w:snapToGrid w:val="0"/>
-              <w:ind w:left="0" w:leftChars="0" w:right="0" w:rightChars="0" w:firstLine="0" w:firstLineChars="0"/>
+              <w:ind w:left="0" w:right="0" w:firstLine="0" w:leftChars="0" w:rightChars="0" w:firstLineChars="0"/>
               <w:jc w:val="center"/>
               <w:textAlignment w:val="baseline"/>
             </w:pPr>
@@ -1740,7 +1718,7 @@
           </w:tcPr>
           <w:p>
             <w:pPr>
-              <w:pStyle w:val="27"/>
+              <w:pStyle w:val="TableText"/>
               <w:keepNext w:val="0"/>
               <w:keepLines w:val="0"/>
               <w:pageBreakBefore w:val="0"/>
@@ -1753,7 +1731,7 @@
               <w:bidi w:val="0"/>
               <w:adjustRightInd w:val="0"/>
               <w:snapToGrid w:val="0"/>
-              <w:ind w:left="0" w:leftChars="0" w:right="0" w:rightChars="0" w:firstLine="0" w:firstLineChars="0"/>
+              <w:ind w:left="0" w:right="0" w:firstLine="0" w:leftChars="0" w:rightChars="0" w:firstLineChars="0"/>
               <w:jc w:val="center"/>
               <w:textAlignment w:val="baseline"/>
             </w:pPr>
@@ -1765,7 +1743,7 @@
           </w:tcPr>
           <w:p>
             <w:pPr>
-              <w:pStyle w:val="27"/>
+              <w:pStyle w:val="TableText"/>
               <w:keepNext w:val="0"/>
               <w:keepLines w:val="0"/>
               <w:pageBreakBefore w:val="0"/>
@@ -1778,7 +1756,7 @@
               <w:bidi w:val="0"/>
               <w:adjustRightInd w:val="0"/>
               <w:snapToGrid w:val="0"/>
-              <w:ind w:left="0" w:leftChars="0" w:right="0" w:rightChars="0" w:firstLine="0" w:firstLineChars="0"/>
+              <w:ind w:left="0" w:right="0" w:firstLine="0" w:leftChars="0" w:rightChars="0" w:firstLineChars="0"/>
               <w:jc w:val="center"/>
               <w:textAlignment w:val="baseline"/>
             </w:pPr>
@@ -1790,7 +1768,7 @@
           </w:tcPr>
           <w:p>
             <w:pPr>
-              <w:pStyle w:val="27"/>
+              <w:pStyle w:val="TableText"/>
               <w:keepNext w:val="0"/>
               <w:keepLines w:val="0"/>
               <w:pageBreakBefore w:val="0"/>
@@ -1803,7 +1781,7 @@
               <w:bidi w:val="0"/>
               <w:adjustRightInd w:val="0"/>
               <w:snapToGrid w:val="0"/>
-              <w:ind w:left="0" w:leftChars="0" w:right="0" w:rightChars="0" w:firstLine="0" w:firstLineChars="0"/>
+              <w:ind w:left="0" w:right="0" w:firstLine="0" w:leftChars="0" w:rightChars="0" w:firstLineChars="0"/>
               <w:jc w:val="center"/>
               <w:textAlignment w:val="baseline"/>
             </w:pPr>
@@ -1812,14 +1790,9 @@
       </w:tr>
       <w:tr>
         <w:tblPrEx>
-          <w:tblBorders>
-            <w:top w:val="single" w:color="000000" w:sz="2" w:space="0"/>
-            <w:left w:val="single" w:color="000000" w:sz="2" w:space="0"/>
-            <w:bottom w:val="single" w:color="000000" w:sz="2" w:space="0"/>
-            <w:right w:val="single" w:color="000000" w:sz="2" w:space="0"/>
-            <w:insideH w:val="single" w:color="000000" w:sz="2" w:space="0"/>
-            <w:insideV w:val="single" w:color="000000" w:sz="2" w:space="0"/>
-          </w:tblBorders>
+          <w:tblW w:w="8214" w:type="dxa"/>
+          <w:jc w:val="center"/>
+          <w:tblLayout w:type="fixed"/>
           <w:tblCellMar>
             <w:top w:w="0" w:type="dxa"/>
             <w:left w:w="0" w:type="dxa"/>
@@ -1828,7 +1801,7 @@
           </w:tblCellMar>
         </w:tblPrEx>
         <w:trPr>
-          <w:trHeight w:val="557" w:hRule="atLeast"/>
+          <w:trHeight w:val="557"/>
           <w:jc w:val="center"/>
         </w:trPr>
         <w:tc>
@@ -1837,7 +1810,7 @@
           </w:tcPr>
           <w:p>
             <w:pPr>
-              <w:pStyle w:val="27"/>
+              <w:pStyle w:val="TableText"/>
               <w:keepNext w:val="0"/>
               <w:keepLines w:val="0"/>
               <w:pageBreakBefore w:val="0"/>
@@ -1850,7 +1823,7 @@
               <w:bidi w:val="0"/>
               <w:adjustRightInd w:val="0"/>
               <w:snapToGrid w:val="0"/>
-              <w:ind w:left="0" w:leftChars="0" w:right="0" w:rightChars="0" w:firstLine="0" w:firstLineChars="0"/>
+              <w:ind w:left="0" w:right="0" w:firstLine="0" w:leftChars="0" w:rightChars="0" w:firstLineChars="0"/>
               <w:jc w:val="center"/>
               <w:textAlignment w:val="baseline"/>
             </w:pPr>
@@ -1862,7 +1835,7 @@
           </w:tcPr>
           <w:p>
             <w:pPr>
-              <w:pStyle w:val="27"/>
+              <w:pStyle w:val="TableText"/>
               <w:keepNext w:val="0"/>
               <w:keepLines w:val="0"/>
               <w:pageBreakBefore w:val="0"/>
@@ -1875,7 +1848,7 @@
               <w:bidi w:val="0"/>
               <w:adjustRightInd w:val="0"/>
               <w:snapToGrid w:val="0"/>
-              <w:ind w:left="0" w:leftChars="0" w:right="0" w:rightChars="0" w:firstLine="0" w:firstLineChars="0"/>
+              <w:ind w:left="0" w:right="0" w:firstLine="0" w:leftChars="0" w:rightChars="0" w:firstLineChars="0"/>
               <w:jc w:val="center"/>
               <w:textAlignment w:val="baseline"/>
             </w:pPr>
@@ -1887,7 +1860,7 @@
           </w:tcPr>
           <w:p>
             <w:pPr>
-              <w:pStyle w:val="27"/>
+              <w:pStyle w:val="TableText"/>
               <w:keepNext w:val="0"/>
               <w:keepLines w:val="0"/>
               <w:pageBreakBefore w:val="0"/>
@@ -1900,7 +1873,7 @@
               <w:bidi w:val="0"/>
               <w:adjustRightInd w:val="0"/>
               <w:snapToGrid w:val="0"/>
-              <w:ind w:left="0" w:leftChars="0" w:right="0" w:rightChars="0" w:firstLine="0" w:firstLineChars="0"/>
+              <w:ind w:left="0" w:right="0" w:firstLine="0" w:leftChars="0" w:rightChars="0" w:firstLineChars="0"/>
               <w:jc w:val="center"/>
               <w:textAlignment w:val="baseline"/>
             </w:pPr>
@@ -1912,7 +1885,7 @@
           </w:tcPr>
           <w:p>
             <w:pPr>
-              <w:pStyle w:val="27"/>
+              <w:pStyle w:val="TableText"/>
               <w:keepNext w:val="0"/>
               <w:keepLines w:val="0"/>
               <w:pageBreakBefore w:val="0"/>
@@ -1925,7 +1898,7 @@
               <w:bidi w:val="0"/>
               <w:adjustRightInd w:val="0"/>
               <w:snapToGrid w:val="0"/>
-              <w:ind w:left="0" w:leftChars="0" w:right="0" w:rightChars="0" w:firstLine="0" w:firstLineChars="0"/>
+              <w:ind w:left="0" w:right="0" w:firstLine="0" w:leftChars="0" w:rightChars="0" w:firstLineChars="0"/>
               <w:jc w:val="center"/>
               <w:textAlignment w:val="baseline"/>
             </w:pPr>
@@ -1937,7 +1910,7 @@
           </w:tcPr>
           <w:p>
             <w:pPr>
-              <w:pStyle w:val="27"/>
+              <w:pStyle w:val="TableText"/>
               <w:keepNext w:val="0"/>
               <w:keepLines w:val="0"/>
               <w:pageBreakBefore w:val="0"/>
@@ -1950,7 +1923,7 @@
               <w:bidi w:val="0"/>
               <w:adjustRightInd w:val="0"/>
               <w:snapToGrid w:val="0"/>
-              <w:ind w:left="0" w:leftChars="0" w:right="0" w:rightChars="0" w:firstLine="0" w:firstLineChars="0"/>
+              <w:ind w:left="0" w:right="0" w:firstLine="0" w:leftChars="0" w:rightChars="0" w:firstLineChars="0"/>
               <w:jc w:val="center"/>
               <w:textAlignment w:val="baseline"/>
             </w:pPr>
@@ -1962,7 +1935,7 @@
           </w:tcPr>
           <w:p>
             <w:pPr>
-              <w:pStyle w:val="27"/>
+              <w:pStyle w:val="TableText"/>
               <w:keepNext w:val="0"/>
               <w:keepLines w:val="0"/>
               <w:pageBreakBefore w:val="0"/>
@@ -1975,7 +1948,7 @@
               <w:bidi w:val="0"/>
               <w:adjustRightInd w:val="0"/>
               <w:snapToGrid w:val="0"/>
-              <w:ind w:left="0" w:leftChars="0" w:right="0" w:rightChars="0" w:firstLine="0" w:firstLineChars="0"/>
+              <w:ind w:left="0" w:right="0" w:firstLine="0" w:leftChars="0" w:rightChars="0" w:firstLineChars="0"/>
               <w:jc w:val="center"/>
               <w:textAlignment w:val="baseline"/>
             </w:pPr>
@@ -2007,7 +1980,7 @@
     <w:sdt>
       <w:sdtPr>
         <w:rPr>
-          <w:rFonts w:ascii="宋体" w:hAnsi="宋体" w:eastAsia="宋体" w:cs="Arial"/>
+          <w:rFonts w:ascii="宋体" w:eastAsia="宋体" w:hAnsi="宋体" w:cs="Arial"/>
           <w:snapToGrid w:val="0"/>
           <w:color w:val="000000"/>
           <w:kern w:val="0"/>
@@ -2023,7 +1996,7 @@
       </w:sdtPr>
       <w:sdtEndPr>
         <w:rPr>
-          <w:rFonts w:hint="eastAsia" w:ascii="宋体" w:hAnsi="宋体" w:eastAsia="宋体" w:cs="宋体"/>
+          <w:rFonts w:ascii="宋体" w:eastAsia="宋体" w:hAnsi="宋体" w:cs="宋体" w:hint="eastAsia"/>
           <w:snapToGrid w:val="0"/>
           <w:color w:val="000000"/>
           <w:kern w:val="0"/>
@@ -2049,18 +2022,18 @@
             <w:adjustRightInd w:val="0"/>
             <w:snapToGrid w:val="0"/>
             <w:spacing w:before="0" w:beforeLines="0" w:after="0" w:afterLines="0" w:line="240" w:lineRule="auto"/>
-            <w:ind w:left="0" w:leftChars="0" w:right="0" w:rightChars="0" w:firstLine="0" w:firstLineChars="0"/>
+            <w:ind w:left="0" w:right="0" w:firstLine="0" w:leftChars="0" w:rightChars="0" w:firstLineChars="0"/>
             <w:jc w:val="center"/>
             <w:textAlignment w:val="baseline"/>
             <w:rPr>
-              <w:rFonts w:hint="eastAsia" w:ascii="宋体" w:hAnsi="宋体" w:eastAsia="宋体" w:cs="宋体"/>
+              <w:rFonts w:ascii="宋体" w:eastAsia="宋体" w:hAnsi="宋体" w:cs="宋体" w:hint="eastAsia"/>
               <w:sz w:val="24"/>
               <w:szCs w:val="24"/>
             </w:rPr>
           </w:pPr>
           <w:r>
             <w:rPr>
-              <w:rFonts w:hint="eastAsia" w:ascii="宋体" w:hAnsi="宋体" w:eastAsia="宋体" w:cs="宋体"/>
+              <w:rFonts w:ascii="宋体" w:eastAsia="宋体" w:hAnsi="宋体" w:cs="宋体" w:hint="eastAsia"/>
               <w:sz w:val="24"/>
               <w:szCs w:val="24"/>
             </w:rPr>
@@ -2069,14 +2042,14 @@
         </w:p>
         <w:p>
           <w:pPr>
-            <w:pStyle w:val="16"/>
+            <w:pStyle w:val="TOC1"/>
             <w:tabs>
               <w:tab w:val="right" w:leader="dot" w:pos="8306"/>
             </w:tabs>
           </w:pPr>
           <w:r>
             <w:rPr>
-              <w:rFonts w:hint="eastAsia" w:ascii="宋体" w:hAnsi="宋体" w:eastAsia="宋体" w:cs="宋体"/>
+              <w:rFonts w:ascii="宋体" w:eastAsia="宋体" w:hAnsi="宋体" w:cs="宋体" w:hint="eastAsia"/>
               <w:sz w:val="24"/>
               <w:szCs w:val="24"/>
             </w:rPr>
@@ -2084,7 +2057,7 @@
           </w:r>
           <w:r>
             <w:rPr>
-              <w:rFonts w:hint="eastAsia" w:ascii="宋体" w:hAnsi="宋体" w:eastAsia="宋体" w:cs="宋体"/>
+              <w:rFonts w:ascii="宋体" w:eastAsia="宋体" w:hAnsi="宋体" w:cs="宋体" w:hint="eastAsia"/>
               <w:sz w:val="24"/>
               <w:szCs w:val="24"/>
             </w:rPr>
@@ -2092,7 +2065,7 @@
           </w:r>
           <w:r>
             <w:rPr>
-              <w:rFonts w:hint="eastAsia" w:ascii="宋体" w:hAnsi="宋体" w:eastAsia="宋体" w:cs="宋体"/>
+              <w:rFonts w:ascii="宋体" w:eastAsia="宋体" w:hAnsi="宋体" w:cs="宋体" w:hint="eastAsia"/>
               <w:sz w:val="24"/>
               <w:szCs w:val="24"/>
             </w:rPr>
@@ -2100,21 +2073,21 @@
           </w:r>
           <w:r>
             <w:rPr>
-              <w:rFonts w:hint="eastAsia" w:ascii="宋体" w:hAnsi="宋体" w:eastAsia="宋体" w:cs="宋体"/>
+              <w:rFonts w:ascii="宋体" w:eastAsia="宋体" w:hAnsi="宋体" w:cs="宋体" w:hint="eastAsia"/>
               <w:szCs w:val="24"/>
             </w:rPr>
             <w:fldChar w:fldCharType="begin"/>
           </w:r>
           <w:r>
             <w:rPr>
-              <w:rFonts w:hint="eastAsia" w:ascii="宋体" w:hAnsi="宋体" w:eastAsia="宋体" w:cs="宋体"/>
+              <w:rFonts w:ascii="宋体" w:eastAsia="宋体" w:hAnsi="宋体" w:cs="宋体" w:hint="eastAsia"/>
               <w:szCs w:val="24"/>
             </w:rPr>
             <w:instrText xml:space="preserve"> HYPERLINK \l _Toc672 </w:instrText>
           </w:r>
           <w:r>
             <w:rPr>
-              <w:rFonts w:hint="eastAsia" w:ascii="宋体" w:hAnsi="宋体" w:eastAsia="宋体" w:cs="宋体"/>
+              <w:rFonts w:ascii="宋体" w:eastAsia="宋体" w:hAnsi="宋体" w:cs="宋体" w:hint="eastAsia"/>
               <w:szCs w:val="24"/>
             </w:rPr>
             <w:fldChar w:fldCharType="separate"/>
@@ -2146,7 +2119,7 @@
           </w:r>
           <w:r>
             <w:rPr>
-              <w:rFonts w:hint="eastAsia" w:ascii="宋体" w:hAnsi="宋体" w:eastAsia="宋体" w:cs="宋体"/>
+              <w:rFonts w:ascii="宋体" w:eastAsia="宋体" w:hAnsi="宋体" w:cs="宋体" w:hint="eastAsia"/>
               <w:szCs w:val="24"/>
             </w:rPr>
             <w:fldChar w:fldCharType="end"/>
@@ -2154,28 +2127,28 @@
         </w:p>
         <w:p>
           <w:pPr>
-            <w:pStyle w:val="16"/>
+            <w:pStyle w:val="TOC1"/>
             <w:tabs>
               <w:tab w:val="right" w:leader="dot" w:pos="8306"/>
             </w:tabs>
           </w:pPr>
           <w:r>
             <w:rPr>
-              <w:rFonts w:hint="eastAsia" w:ascii="宋体" w:hAnsi="宋体" w:eastAsia="宋体" w:cs="宋体"/>
+              <w:rFonts w:ascii="宋体" w:eastAsia="宋体" w:hAnsi="宋体" w:cs="宋体" w:hint="eastAsia"/>
               <w:szCs w:val="24"/>
             </w:rPr>
             <w:fldChar w:fldCharType="begin"/>
           </w:r>
           <w:r>
             <w:rPr>
-              <w:rFonts w:hint="eastAsia" w:ascii="宋体" w:hAnsi="宋体" w:eastAsia="宋体" w:cs="宋体"/>
+              <w:rFonts w:ascii="宋体" w:eastAsia="宋体" w:hAnsi="宋体" w:cs="宋体" w:hint="eastAsia"/>
               <w:szCs w:val="24"/>
             </w:rPr>
             <w:instrText xml:space="preserve"> HYPERLINK \l _Toc16025 </w:instrText>
           </w:r>
           <w:r>
             <w:rPr>
-              <w:rFonts w:hint="eastAsia" w:ascii="宋体" w:hAnsi="宋体" w:eastAsia="宋体" w:cs="宋体"/>
+              <w:rFonts w:ascii="宋体" w:eastAsia="宋体" w:hAnsi="宋体" w:cs="宋体" w:hint="eastAsia"/>
               <w:szCs w:val="24"/>
             </w:rPr>
             <w:fldChar w:fldCharType="separate"/>
@@ -2207,7 +2180,7 @@
           </w:r>
           <w:r>
             <w:rPr>
-              <w:rFonts w:hint="eastAsia" w:ascii="宋体" w:hAnsi="宋体" w:eastAsia="宋体" w:cs="宋体"/>
+              <w:rFonts w:ascii="宋体" w:eastAsia="宋体" w:hAnsi="宋体" w:cs="宋体" w:hint="eastAsia"/>
               <w:szCs w:val="24"/>
             </w:rPr>
             <w:fldChar w:fldCharType="end"/>
@@ -2215,28 +2188,28 @@
         </w:p>
         <w:p>
           <w:pPr>
-            <w:pStyle w:val="16"/>
+            <w:pStyle w:val="TOC1"/>
             <w:tabs>
               <w:tab w:val="right" w:leader="dot" w:pos="8306"/>
             </w:tabs>
           </w:pPr>
           <w:r>
             <w:rPr>
-              <w:rFonts w:hint="eastAsia" w:ascii="宋体" w:hAnsi="宋体" w:eastAsia="宋体" w:cs="宋体"/>
+              <w:rFonts w:ascii="宋体" w:eastAsia="宋体" w:hAnsi="宋体" w:cs="宋体" w:hint="eastAsia"/>
               <w:szCs w:val="24"/>
             </w:rPr>
             <w:fldChar w:fldCharType="begin"/>
           </w:r>
           <w:r>
             <w:rPr>
-              <w:rFonts w:hint="eastAsia" w:ascii="宋体" w:hAnsi="宋体" w:eastAsia="宋体" w:cs="宋体"/>
+              <w:rFonts w:ascii="宋体" w:eastAsia="宋体" w:hAnsi="宋体" w:cs="宋体" w:hint="eastAsia"/>
               <w:szCs w:val="24"/>
             </w:rPr>
             <w:instrText xml:space="preserve"> HYPERLINK \l _Toc25187 </w:instrText>
           </w:r>
           <w:r>
             <w:rPr>
-              <w:rFonts w:hint="eastAsia" w:ascii="宋体" w:hAnsi="宋体" w:eastAsia="宋体" w:cs="宋体"/>
+              <w:rFonts w:ascii="宋体" w:eastAsia="宋体" w:hAnsi="宋体" w:cs="宋体" w:hint="eastAsia"/>
               <w:szCs w:val="24"/>
             </w:rPr>
             <w:fldChar w:fldCharType="separate"/>
@@ -2268,7 +2241,7 @@
           </w:r>
           <w:r>
             <w:rPr>
-              <w:rFonts w:hint="eastAsia" w:ascii="宋体" w:hAnsi="宋体" w:eastAsia="宋体" w:cs="宋体"/>
+              <w:rFonts w:ascii="宋体" w:eastAsia="宋体" w:hAnsi="宋体" w:cs="宋体" w:hint="eastAsia"/>
               <w:szCs w:val="24"/>
             </w:rPr>
             <w:fldChar w:fldCharType="end"/>
@@ -2276,28 +2249,28 @@
         </w:p>
         <w:p>
           <w:pPr>
-            <w:pStyle w:val="16"/>
+            <w:pStyle w:val="TOC1"/>
             <w:tabs>
               <w:tab w:val="right" w:leader="dot" w:pos="8306"/>
             </w:tabs>
           </w:pPr>
           <w:r>
             <w:rPr>
-              <w:rFonts w:hint="eastAsia" w:ascii="宋体" w:hAnsi="宋体" w:eastAsia="宋体" w:cs="宋体"/>
+              <w:rFonts w:ascii="宋体" w:eastAsia="宋体" w:hAnsi="宋体" w:cs="宋体" w:hint="eastAsia"/>
               <w:szCs w:val="24"/>
             </w:rPr>
             <w:fldChar w:fldCharType="begin"/>
           </w:r>
           <w:r>
             <w:rPr>
-              <w:rFonts w:hint="eastAsia" w:ascii="宋体" w:hAnsi="宋体" w:eastAsia="宋体" w:cs="宋体"/>
+              <w:rFonts w:ascii="宋体" w:eastAsia="宋体" w:hAnsi="宋体" w:cs="宋体" w:hint="eastAsia"/>
               <w:szCs w:val="24"/>
             </w:rPr>
             <w:instrText xml:space="preserve"> HYPERLINK \l _Toc20431 </w:instrText>
           </w:r>
           <w:r>
             <w:rPr>
-              <w:rFonts w:hint="eastAsia" w:ascii="宋体" w:hAnsi="宋体" w:eastAsia="宋体" w:cs="宋体"/>
+              <w:rFonts w:ascii="宋体" w:eastAsia="宋体" w:hAnsi="宋体" w:cs="宋体" w:hint="eastAsia"/>
               <w:szCs w:val="24"/>
             </w:rPr>
             <w:fldChar w:fldCharType="separate"/>
@@ -2329,7 +2302,7 @@
           </w:r>
           <w:r>
             <w:rPr>
-              <w:rFonts w:hint="eastAsia" w:ascii="宋体" w:hAnsi="宋体" w:eastAsia="宋体" w:cs="宋体"/>
+              <w:rFonts w:ascii="宋体" w:eastAsia="宋体" w:hAnsi="宋体" w:cs="宋体" w:hint="eastAsia"/>
               <w:szCs w:val="24"/>
             </w:rPr>
             <w:fldChar w:fldCharType="end"/>
@@ -2337,28 +2310,28 @@
         </w:p>
         <w:p>
           <w:pPr>
-            <w:pStyle w:val="16"/>
+            <w:pStyle w:val="TOC1"/>
             <w:tabs>
               <w:tab w:val="right" w:leader="dot" w:pos="8306"/>
             </w:tabs>
           </w:pPr>
           <w:r>
             <w:rPr>
-              <w:rFonts w:hint="eastAsia" w:ascii="宋体" w:hAnsi="宋体" w:eastAsia="宋体" w:cs="宋体"/>
+              <w:rFonts w:ascii="宋体" w:eastAsia="宋体" w:hAnsi="宋体" w:cs="宋体" w:hint="eastAsia"/>
               <w:szCs w:val="24"/>
             </w:rPr>
             <w:fldChar w:fldCharType="begin"/>
           </w:r>
           <w:r>
             <w:rPr>
-              <w:rFonts w:hint="eastAsia" w:ascii="宋体" w:hAnsi="宋体" w:eastAsia="宋体" w:cs="宋体"/>
+              <w:rFonts w:ascii="宋体" w:eastAsia="宋体" w:hAnsi="宋体" w:cs="宋体" w:hint="eastAsia"/>
               <w:szCs w:val="24"/>
             </w:rPr>
             <w:instrText xml:space="preserve"> HYPERLINK \l _Toc7517 </w:instrText>
           </w:r>
           <w:r>
             <w:rPr>
-              <w:rFonts w:hint="eastAsia" w:ascii="宋体" w:hAnsi="宋体" w:eastAsia="宋体" w:cs="宋体"/>
+              <w:rFonts w:ascii="宋体" w:eastAsia="宋体" w:hAnsi="宋体" w:cs="宋体" w:hint="eastAsia"/>
               <w:szCs w:val="24"/>
             </w:rPr>
             <w:fldChar w:fldCharType="separate"/>
@@ -2390,7 +2363,7 @@
           </w:r>
           <w:r>
             <w:rPr>
-              <w:rFonts w:hint="eastAsia" w:ascii="宋体" w:hAnsi="宋体" w:eastAsia="宋体" w:cs="宋体"/>
+              <w:rFonts w:ascii="宋体" w:eastAsia="宋体" w:hAnsi="宋体" w:cs="宋体" w:hint="eastAsia"/>
               <w:szCs w:val="24"/>
             </w:rPr>
             <w:fldChar w:fldCharType="end"/>
@@ -2398,28 +2371,28 @@
         </w:p>
         <w:p>
           <w:pPr>
-            <w:pStyle w:val="16"/>
+            <w:pStyle w:val="TOC1"/>
             <w:tabs>
               <w:tab w:val="right" w:leader="dot" w:pos="8306"/>
             </w:tabs>
           </w:pPr>
           <w:r>
             <w:rPr>
-              <w:rFonts w:hint="eastAsia" w:ascii="宋体" w:hAnsi="宋体" w:eastAsia="宋体" w:cs="宋体"/>
+              <w:rFonts w:ascii="宋体" w:eastAsia="宋体" w:hAnsi="宋体" w:cs="宋体" w:hint="eastAsia"/>
               <w:szCs w:val="24"/>
             </w:rPr>
             <w:fldChar w:fldCharType="begin"/>
           </w:r>
           <w:r>
             <w:rPr>
-              <w:rFonts w:hint="eastAsia" w:ascii="宋体" w:hAnsi="宋体" w:eastAsia="宋体" w:cs="宋体"/>
+              <w:rFonts w:ascii="宋体" w:eastAsia="宋体" w:hAnsi="宋体" w:cs="宋体" w:hint="eastAsia"/>
               <w:szCs w:val="24"/>
             </w:rPr>
             <w:instrText xml:space="preserve"> HYPERLINK \l _Toc21168 </w:instrText>
           </w:r>
           <w:r>
             <w:rPr>
-              <w:rFonts w:hint="eastAsia" w:ascii="宋体" w:hAnsi="宋体" w:eastAsia="宋体" w:cs="宋体"/>
+              <w:rFonts w:ascii="宋体" w:eastAsia="宋体" w:hAnsi="宋体" w:cs="宋体" w:hint="eastAsia"/>
               <w:szCs w:val="24"/>
             </w:rPr>
             <w:fldChar w:fldCharType="separate"/>
@@ -2451,7 +2424,7 @@
           </w:r>
           <w:r>
             <w:rPr>
-              <w:rFonts w:hint="eastAsia" w:ascii="宋体" w:hAnsi="宋体" w:eastAsia="宋体" w:cs="宋体"/>
+              <w:rFonts w:ascii="宋体" w:eastAsia="宋体" w:hAnsi="宋体" w:cs="宋体" w:hint="eastAsia"/>
               <w:szCs w:val="24"/>
             </w:rPr>
             <w:fldChar w:fldCharType="end"/>
@@ -2459,28 +2432,28 @@
         </w:p>
         <w:p>
           <w:pPr>
-            <w:pStyle w:val="16"/>
+            <w:pStyle w:val="TOC1"/>
             <w:tabs>
               <w:tab w:val="right" w:leader="dot" w:pos="8306"/>
             </w:tabs>
           </w:pPr>
           <w:r>
             <w:rPr>
-              <w:rFonts w:hint="eastAsia" w:ascii="宋体" w:hAnsi="宋体" w:eastAsia="宋体" w:cs="宋体"/>
+              <w:rFonts w:ascii="宋体" w:eastAsia="宋体" w:hAnsi="宋体" w:cs="宋体" w:hint="eastAsia"/>
               <w:szCs w:val="24"/>
             </w:rPr>
             <w:fldChar w:fldCharType="begin"/>
           </w:r>
           <w:r>
             <w:rPr>
-              <w:rFonts w:hint="eastAsia" w:ascii="宋体" w:hAnsi="宋体" w:eastAsia="宋体" w:cs="宋体"/>
+              <w:rFonts w:ascii="宋体" w:eastAsia="宋体" w:hAnsi="宋体" w:cs="宋体" w:hint="eastAsia"/>
               <w:szCs w:val="24"/>
             </w:rPr>
             <w:instrText xml:space="preserve"> HYPERLINK \l _Toc31347 </w:instrText>
           </w:r>
           <w:r>
             <w:rPr>
-              <w:rFonts w:hint="eastAsia" w:ascii="宋体" w:hAnsi="宋体" w:eastAsia="宋体" w:cs="宋体"/>
+              <w:rFonts w:ascii="宋体" w:eastAsia="宋体" w:hAnsi="宋体" w:cs="宋体" w:hint="eastAsia"/>
               <w:szCs w:val="24"/>
             </w:rPr>
             <w:fldChar w:fldCharType="separate"/>
@@ -2512,7 +2485,7 @@
           </w:r>
           <w:r>
             <w:rPr>
-              <w:rFonts w:hint="eastAsia" w:ascii="宋体" w:hAnsi="宋体" w:eastAsia="宋体" w:cs="宋体"/>
+              <w:rFonts w:ascii="宋体" w:eastAsia="宋体" w:hAnsi="宋体" w:cs="宋体" w:hint="eastAsia"/>
               <w:szCs w:val="24"/>
             </w:rPr>
             <w:fldChar w:fldCharType="end"/>
@@ -2520,28 +2493,28 @@
         </w:p>
         <w:p>
           <w:pPr>
-            <w:pStyle w:val="16"/>
+            <w:pStyle w:val="TOC1"/>
             <w:tabs>
               <w:tab w:val="right" w:leader="dot" w:pos="8306"/>
             </w:tabs>
           </w:pPr>
           <w:r>
             <w:rPr>
-              <w:rFonts w:hint="eastAsia" w:ascii="宋体" w:hAnsi="宋体" w:eastAsia="宋体" w:cs="宋体"/>
+              <w:rFonts w:ascii="宋体" w:eastAsia="宋体" w:hAnsi="宋体" w:cs="宋体" w:hint="eastAsia"/>
               <w:szCs w:val="24"/>
             </w:rPr>
             <w:fldChar w:fldCharType="begin"/>
           </w:r>
           <w:r>
             <w:rPr>
-              <w:rFonts w:hint="eastAsia" w:ascii="宋体" w:hAnsi="宋体" w:eastAsia="宋体" w:cs="宋体"/>
+              <w:rFonts w:ascii="宋体" w:eastAsia="宋体" w:hAnsi="宋体" w:cs="宋体" w:hint="eastAsia"/>
               <w:szCs w:val="24"/>
             </w:rPr>
             <w:instrText xml:space="preserve"> HYPERLINK \l _Toc1771 </w:instrText>
           </w:r>
           <w:r>
             <w:rPr>
-              <w:rFonts w:hint="eastAsia" w:ascii="宋体" w:hAnsi="宋体" w:eastAsia="宋体" w:cs="宋体"/>
+              <w:rFonts w:ascii="宋体" w:eastAsia="宋体" w:hAnsi="宋体" w:cs="宋体" w:hint="eastAsia"/>
               <w:szCs w:val="24"/>
             </w:rPr>
             <w:fldChar w:fldCharType="separate"/>
@@ -2573,7 +2546,7 @@
           </w:r>
           <w:r>
             <w:rPr>
-              <w:rFonts w:hint="eastAsia" w:ascii="宋体" w:hAnsi="宋体" w:eastAsia="宋体" w:cs="宋体"/>
+              <w:rFonts w:ascii="宋体" w:eastAsia="宋体" w:hAnsi="宋体" w:cs="宋体" w:hint="eastAsia"/>
               <w:szCs w:val="24"/>
             </w:rPr>
             <w:fldChar w:fldCharType="end"/>
@@ -2581,28 +2554,28 @@
         </w:p>
         <w:p>
           <w:pPr>
-            <w:pStyle w:val="16"/>
+            <w:pStyle w:val="TOC1"/>
             <w:tabs>
               <w:tab w:val="right" w:leader="dot" w:pos="8306"/>
             </w:tabs>
           </w:pPr>
           <w:r>
             <w:rPr>
-              <w:rFonts w:hint="eastAsia" w:ascii="宋体" w:hAnsi="宋体" w:eastAsia="宋体" w:cs="宋体"/>
+              <w:rFonts w:ascii="宋体" w:eastAsia="宋体" w:hAnsi="宋体" w:cs="宋体" w:hint="eastAsia"/>
               <w:szCs w:val="24"/>
             </w:rPr>
             <w:fldChar w:fldCharType="begin"/>
           </w:r>
           <w:r>
             <w:rPr>
-              <w:rFonts w:hint="eastAsia" w:ascii="宋体" w:hAnsi="宋体" w:eastAsia="宋体" w:cs="宋体"/>
+              <w:rFonts w:ascii="宋体" w:eastAsia="宋体" w:hAnsi="宋体" w:cs="宋体" w:hint="eastAsia"/>
               <w:szCs w:val="24"/>
             </w:rPr>
             <w:instrText xml:space="preserve"> HYPERLINK \l _Toc1387 </w:instrText>
           </w:r>
           <w:r>
             <w:rPr>
-              <w:rFonts w:hint="eastAsia" w:ascii="宋体" w:hAnsi="宋体" w:eastAsia="宋体" w:cs="宋体"/>
+              <w:rFonts w:ascii="宋体" w:eastAsia="宋体" w:hAnsi="宋体" w:cs="宋体" w:hint="eastAsia"/>
               <w:szCs w:val="24"/>
             </w:rPr>
             <w:fldChar w:fldCharType="separate"/>
@@ -2634,7 +2607,7 @@
           </w:r>
           <w:r>
             <w:rPr>
-              <w:rFonts w:hint="eastAsia" w:ascii="宋体" w:hAnsi="宋体" w:eastAsia="宋体" w:cs="宋体"/>
+              <w:rFonts w:ascii="宋体" w:eastAsia="宋体" w:hAnsi="宋体" w:cs="宋体" w:hint="eastAsia"/>
               <w:szCs w:val="24"/>
             </w:rPr>
             <w:fldChar w:fldCharType="end"/>
@@ -2642,28 +2615,28 @@
         </w:p>
         <w:p>
           <w:pPr>
-            <w:pStyle w:val="16"/>
+            <w:pStyle w:val="TOC1"/>
             <w:tabs>
               <w:tab w:val="right" w:leader="dot" w:pos="8306"/>
             </w:tabs>
           </w:pPr>
           <w:r>
             <w:rPr>
-              <w:rFonts w:hint="eastAsia" w:ascii="宋体" w:hAnsi="宋体" w:eastAsia="宋体" w:cs="宋体"/>
+              <w:rFonts w:ascii="宋体" w:eastAsia="宋体" w:hAnsi="宋体" w:cs="宋体" w:hint="eastAsia"/>
               <w:szCs w:val="24"/>
             </w:rPr>
             <w:fldChar w:fldCharType="begin"/>
           </w:r>
           <w:r>
             <w:rPr>
-              <w:rFonts w:hint="eastAsia" w:ascii="宋体" w:hAnsi="宋体" w:eastAsia="宋体" w:cs="宋体"/>
+              <w:rFonts w:ascii="宋体" w:eastAsia="宋体" w:hAnsi="宋体" w:cs="宋体" w:hint="eastAsia"/>
               <w:szCs w:val="24"/>
             </w:rPr>
             <w:instrText xml:space="preserve"> HYPERLINK \l _Toc20639 </w:instrText>
           </w:r>
           <w:r>
             <w:rPr>
-              <w:rFonts w:hint="eastAsia" w:ascii="宋体" w:hAnsi="宋体" w:eastAsia="宋体" w:cs="宋体"/>
+              <w:rFonts w:ascii="宋体" w:eastAsia="宋体" w:hAnsi="宋体" w:cs="宋体" w:hint="eastAsia"/>
               <w:szCs w:val="24"/>
             </w:rPr>
             <w:fldChar w:fldCharType="separate"/>
@@ -2695,7 +2668,7 @@
           </w:r>
           <w:r>
             <w:rPr>
-              <w:rFonts w:hint="eastAsia" w:ascii="宋体" w:hAnsi="宋体" w:eastAsia="宋体" w:cs="宋体"/>
+              <w:rFonts w:ascii="宋体" w:eastAsia="宋体" w:hAnsi="宋体" w:cs="宋体" w:hint="eastAsia"/>
               <w:szCs w:val="24"/>
             </w:rPr>
             <w:fldChar w:fldCharType="end"/>
@@ -2718,7 +2691,7 @@
             <w:snapToGrid w:val="0"/>
             <w:textAlignment w:val="baseline"/>
             <w:rPr>
-              <w:rFonts w:hint="eastAsia" w:ascii="宋体" w:hAnsi="宋体" w:eastAsia="宋体" w:cs="宋体"/>
+              <w:rFonts w:ascii="宋体" w:eastAsia="宋体" w:hAnsi="宋体" w:cs="宋体" w:hint="eastAsia"/>
               <w:snapToGrid w:val="0"/>
               <w:color w:val="000000"/>
               <w:kern w:val="0"/>
@@ -2729,7 +2702,7 @@
           </w:pPr>
           <w:r>
             <w:rPr>
-              <w:rFonts w:hint="eastAsia" w:ascii="宋体" w:hAnsi="宋体" w:eastAsia="宋体" w:cs="宋体"/>
+              <w:rFonts w:ascii="宋体" w:eastAsia="宋体" w:hAnsi="宋体" w:cs="宋体" w:hint="eastAsia"/>
               <w:szCs w:val="24"/>
             </w:rPr>
             <w:fldChar w:fldCharType="end"/>
@@ -2754,7 +2727,7 @@
         <w:snapToGrid w:val="0"/>
         <w:textAlignment w:val="baseline"/>
         <w:rPr>
-          <w:rFonts w:ascii="Arial" w:hAnsi="Arial" w:eastAsia="Arial" w:cs="Arial"/>
+          <w:rFonts w:ascii="Arial" w:eastAsia="Arial" w:hAnsi="Arial" w:cs="Arial"/>
           <w:snapToGrid w:val="0"/>
           <w:color w:val="000000"/>
           <w:kern w:val="0"/>
@@ -2765,7 +2738,7 @@
       </w:pPr>
       <w:r>
         <w:rPr>
-          <w:rFonts w:ascii="Arial" w:hAnsi="Arial" w:eastAsia="Arial" w:cs="Arial"/>
+          <w:rFonts w:ascii="Arial" w:eastAsia="Arial" w:hAnsi="Arial" w:cs="Arial"/>
           <w:snapToGrid w:val="0"/>
           <w:color w:val="000000"/>
           <w:kern w:val="0"/>
@@ -2778,7 +2751,7 @@
     </w:p>
     <w:p>
       <w:pPr>
-        <w:pStyle w:val="28"/>
+        <w:pStyle w:val="1"/>
         <w:bidi w:val="0"/>
         <w:rPr>
           <w:rFonts w:hint="default"/>
@@ -2797,7 +2770,7 @@
     </w:p>
     <w:p>
       <w:pPr>
-        <w:pStyle w:val="29"/>
+        <w:pStyle w:val="a1"/>
         <w:bidi w:val="0"/>
         <w:rPr>
           <w:rFonts w:hint="default"/>
@@ -2814,7 +2787,7 @@
     </w:p>
     <w:p>
       <w:pPr>
-        <w:pStyle w:val="28"/>
+        <w:pStyle w:val="1"/>
         <w:bidi w:val="0"/>
         <w:rPr>
           <w:rFonts w:hint="default"/>
@@ -2833,7 +2806,7 @@
     </w:p>
     <w:p>
       <w:pPr>
-        <w:pStyle w:val="29"/>
+        <w:pStyle w:val="a1"/>
         <w:bidi w:val="0"/>
         <w:rPr>
           <w:rFonts w:hint="default"/>
@@ -2850,7 +2823,7 @@
     </w:p>
     <w:p>
       <w:pPr>
-        <w:pStyle w:val="28"/>
+        <w:pStyle w:val="1"/>
         <w:bidi w:val="0"/>
         <w:rPr>
           <w:rFonts w:hint="default"/>
@@ -2869,7 +2842,7 @@
     </w:p>
     <w:p>
       <w:pPr>
-        <w:pStyle w:val="29"/>
+        <w:pStyle w:val="a1"/>
         <w:bidi w:val="0"/>
         <w:rPr>
           <w:rFonts w:hint="default"/>
@@ -2886,7 +2859,7 @@
     </w:p>
     <w:p>
       <w:pPr>
-        <w:pStyle w:val="28"/>
+        <w:pStyle w:val="1"/>
         <w:bidi w:val="0"/>
         <w:rPr>
           <w:rFonts w:hint="default"/>
@@ -2905,7 +2878,7 @@
     </w:p>
     <w:p>
       <w:pPr>
-        <w:pStyle w:val="29"/>
+        <w:pStyle w:val="a1"/>
         <w:bidi w:val="0"/>
         <w:rPr>
           <w:rFonts w:hint="default"/>
@@ -2922,7 +2895,7 @@
     </w:p>
     <w:p>
       <w:pPr>
-        <w:pStyle w:val="28"/>
+        <w:pStyle w:val="1"/>
         <w:bidi w:val="0"/>
         <w:rPr>
           <w:rFonts w:hint="default"/>
@@ -2930,8 +2903,8 @@
         </w:rPr>
       </w:pPr>
       <w:bookmarkStart w:id="6" w:name="_Toc31347"/>
-      <w:bookmarkStart w:id="10" w:name="_GoBack"/>
-      <w:bookmarkEnd w:id="10"/>
+      <w:bookmarkStart w:id="7" w:name="_GoBack"/>
+      <w:bookmarkEnd w:id="7"/>
       <w:r>
         <w:rPr>
           <w:rFonts w:hint="default"/>
@@ -2943,7 +2916,7 @@
     </w:p>
     <w:p>
       <w:pPr>
-        <w:pStyle w:val="29"/>
+        <w:pStyle w:val="a1"/>
         <w:bidi w:val="0"/>
         <w:rPr>
           <w:rFonts w:hint="default"/>
@@ -2960,7 +2933,7 @@
     </w:p>
     <w:p>
       <w:pPr>
-        <w:pStyle w:val="29"/>
+        <w:pStyle w:val="a1"/>
         <w:bidi w:val="0"/>
         <w:rPr>
           <w:rFonts w:hint="default"/>
@@ -2977,7 +2950,7 @@
     </w:p>
     <w:p>
       <w:pPr>
-        <w:pStyle w:val="29"/>
+        <w:pStyle w:val="a1"/>
         <w:bidi w:val="0"/>
         <w:rPr>
           <w:rFonts w:hint="default"/>
@@ -2994,7 +2967,7 @@
     </w:p>
     <w:p>
       <w:pPr>
-        <w:pStyle w:val="29"/>
+        <w:pStyle w:val="a1"/>
         <w:bidi w:val="0"/>
         <w:rPr>
           <w:rFonts w:hint="default"/>
@@ -3011,7 +2984,7 @@
     </w:p>
     <w:p>
       <w:pPr>
-        <w:pStyle w:val="29"/>
+        <w:pStyle w:val="a1"/>
         <w:bidi w:val="0"/>
         <w:rPr>
           <w:rFonts w:hint="default"/>
@@ -3028,14 +3001,14 @@
     </w:p>
     <w:p>
       <w:pPr>
-        <w:pStyle w:val="28"/>
+        <w:pStyle w:val="1"/>
         <w:bidi w:val="0"/>
         <w:rPr>
           <w:rFonts w:hint="default"/>
           <w:lang w:val="en-US" w:eastAsia="zh-CN"/>
         </w:rPr>
       </w:pPr>
-      <w:bookmarkStart w:id="7" w:name="_Toc1771"/>
+      <w:bookmarkStart w:id="8" w:name="_Toc1771"/>
       <w:r>
         <w:rPr>
           <w:rFonts w:hint="default"/>
@@ -3043,11 +3016,11 @@
         </w:rPr>
         <w:t>沟通与报告机制落实情况</w:t>
       </w:r>
-      <w:bookmarkEnd w:id="7"/>
+      <w:bookmarkEnd w:id="8"/>
     </w:p>
     <w:p>
       <w:pPr>
-        <w:pStyle w:val="29"/>
+        <w:pStyle w:val="a1"/>
         <w:bidi w:val="0"/>
         <w:rPr>
           <w:rFonts w:hint="default"/>
@@ -3064,14 +3037,14 @@
     </w:p>
     <w:p>
       <w:pPr>
-        <w:pStyle w:val="28"/>
+        <w:pStyle w:val="1"/>
         <w:bidi w:val="0"/>
         <w:rPr>
           <w:rFonts w:hint="default"/>
           <w:lang w:val="en-US" w:eastAsia="zh-CN"/>
         </w:rPr>
       </w:pPr>
-      <w:bookmarkStart w:id="8" w:name="_Toc1387"/>
+      <w:bookmarkStart w:id="9" w:name="_Toc1387"/>
       <w:r>
         <w:rPr>
           <w:rFonts w:hint="default"/>
@@ -3079,11 +3052,11 @@
         </w:rPr>
         <w:t>下阶段重点工作预告</w:t>
       </w:r>
-      <w:bookmarkEnd w:id="8"/>
+      <w:bookmarkEnd w:id="9"/>
     </w:p>
     <w:p>
       <w:pPr>
-        <w:pStyle w:val="29"/>
+        <w:pStyle w:val="a1"/>
         <w:bidi w:val="0"/>
         <w:rPr>
           <w:rFonts w:hint="default"/>
@@ -3100,7 +3073,7 @@
     </w:p>
     <w:p>
       <w:pPr>
-        <w:pStyle w:val="29"/>
+        <w:pStyle w:val="a1"/>
         <w:bidi w:val="0"/>
         <w:rPr>
           <w:rFonts w:hint="default"/>
@@ -3117,7 +3090,7 @@
     </w:p>
     <w:p>
       <w:pPr>
-        <w:pStyle w:val="29"/>
+        <w:pStyle w:val="a1"/>
         <w:bidi w:val="0"/>
         <w:rPr>
           <w:rFonts w:hint="default"/>
@@ -3134,7 +3107,7 @@
     </w:p>
     <w:p>
       <w:pPr>
-        <w:pStyle w:val="29"/>
+        <w:pStyle w:val="a1"/>
         <w:bidi w:val="0"/>
         <w:rPr>
           <w:rFonts w:hint="default"/>
@@ -3151,14 +3124,14 @@
     </w:p>
     <w:p>
       <w:pPr>
-        <w:pStyle w:val="28"/>
+        <w:pStyle w:val="1"/>
         <w:bidi w:val="0"/>
         <w:rPr>
           <w:rFonts w:hint="default"/>
           <w:lang w:val="en-US" w:eastAsia="zh-CN"/>
         </w:rPr>
       </w:pPr>
-      <w:bookmarkStart w:id="9" w:name="_Toc20639"/>
+      <w:bookmarkStart w:id="10" w:name="_Toc20639"/>
       <w:r>
         <w:rPr>
           <w:rFonts w:hint="default"/>
@@ -3166,11 +3139,11 @@
         </w:rPr>
         <w:t>总结</w:t>
       </w:r>
-      <w:bookmarkEnd w:id="9"/>
+      <w:bookmarkEnd w:id="10"/>
     </w:p>
     <w:p>
       <w:pPr>
-        <w:pStyle w:val="29"/>
+        <w:pStyle w:val="a1"/>
         <w:bidi w:val="0"/>
         <w:rPr>
           <w:rFonts w:hint="default"/>
@@ -3186,73 +3159,23 @@
       </w:r>
     </w:p>
     <w:sectPr>
-      <w:headerReference r:id="rId5" w:type="default"/>
+      <w:headerReference w:type="default" r:id="rId7"/>
       <w:pgSz w:w="11906" w:h="16838"/>
       <w:pgMar w:top="1417" w:right="1800" w:bottom="1440" w:left="1800" w:header="1140" w:footer="992" w:gutter="0"/>
-      <w:cols w:space="425" w:num="1"/>
+      <w:cols w:num="1" w:space="425"/>
       <w:docGrid w:type="lines" w:linePitch="312" w:charSpace="0"/>
     </w:sectPr>
   </w:body>
 </w:document>
 </file>
 
-<file path=word/endnotes.xml><?xml version="1.0" encoding="utf-8"?>
-<w:endnotes xmlns:wpc="http://schemas.microsoft.com/office/word/2010/wordprocessingCanvas" xmlns:mc="http://schemas.openxmlformats.org/markup-compatibility/2006" xmlns:o="urn:schemas-microsoft-com:office:office" xmlns:r="http://schemas.openxmlformats.org/officeDocument/2006/relationships" xmlns:m="http://schemas.openxmlformats.org/officeDocument/2006/math" xmlns:v="urn:schemas-microsoft-com:vml" xmlns:wp14="http://schemas.microsoft.com/office/word/2010/wordprocessingDrawing" xmlns:wp="http://schemas.openxmlformats.org/drawingml/2006/wordprocessingDrawing" xmlns:w="http://schemas.openxmlformats.org/wordprocessingml/2006/main" xmlns:w14="http://schemas.microsoft.com/office/word/2010/wordml" xmlns:w15="http://schemas.microsoft.com/office/word/2012/wordml" xmlns:w10="urn:schemas-microsoft-com:office:word" xmlns:wpg="http://schemas.microsoft.com/office/word/2010/wordprocessingGroup" xmlns:wpi="http://schemas.microsoft.com/office/word/2010/wordprocessingInk" xmlns:wne="http://schemas.microsoft.com/office/word/2006/wordml" xmlns:wps="http://schemas.microsoft.com/office/word/2010/wordprocessingShape" xmlns:wpsCustomData="http://www.wps.cn/officeDocument/2013/wpsCustomData" mc:Ignorable="w14 w15 wp14">
-  <w:endnote w:type="separator" w:id="0">
-    <w:p>
-      <w:pPr>
-        <w:spacing w:line="240" w:lineRule="auto"/>
-      </w:pPr>
-      <w:r>
-        <w:separator/>
-      </w:r>
-    </w:p>
-  </w:endnote>
-  <w:endnote w:type="continuationSeparator" w:id="1">
-    <w:p>
-      <w:pPr>
-        <w:spacing w:line="240" w:lineRule="auto"/>
-      </w:pPr>
-      <w:r>
-        <w:continuationSeparator/>
-      </w:r>
-    </w:p>
-  </w:endnote>
-</w:endnotes>
-</file>
-
-<file path=word/footnotes.xml><?xml version="1.0" encoding="utf-8"?>
-<w:footnotes xmlns:wpc="http://schemas.microsoft.com/office/word/2010/wordprocessingCanvas" xmlns:mc="http://schemas.openxmlformats.org/markup-compatibility/2006" xmlns:o="urn:schemas-microsoft-com:office:office" xmlns:r="http://schemas.openxmlformats.org/officeDocument/2006/relationships" xmlns:m="http://schemas.openxmlformats.org/officeDocument/2006/math" xmlns:v="urn:schemas-microsoft-com:vml" xmlns:wp14="http://schemas.microsoft.com/office/word/2010/wordprocessingDrawing" xmlns:wp="http://schemas.openxmlformats.org/drawingml/2006/wordprocessingDrawing" xmlns:w="http://schemas.openxmlformats.org/wordprocessingml/2006/main" xmlns:w14="http://schemas.microsoft.com/office/word/2010/wordml" xmlns:w15="http://schemas.microsoft.com/office/word/2012/wordml" xmlns:w10="urn:schemas-microsoft-com:office:word" xmlns:wpg="http://schemas.microsoft.com/office/word/2010/wordprocessingGroup" xmlns:wpi="http://schemas.microsoft.com/office/word/2010/wordprocessingInk" xmlns:wne="http://schemas.microsoft.com/office/word/2006/wordml" xmlns:wps="http://schemas.microsoft.com/office/word/2010/wordprocessingShape" xmlns:wpsCustomData="http://www.wps.cn/officeDocument/2013/wpsCustomData" mc:Ignorable="w14 w15 wp14">
-  <w:footnote w:type="separator" w:id="0">
-    <w:p>
-      <w:pPr>
-        <w:spacing w:line="360" w:lineRule="auto"/>
-      </w:pPr>
-      <w:r>
-        <w:separator/>
-      </w:r>
-    </w:p>
-  </w:footnote>
-  <w:footnote w:type="continuationSeparator" w:id="1">
-    <w:p>
-      <w:pPr>
-        <w:spacing w:line="360" w:lineRule="auto"/>
-      </w:pPr>
-      <w:r>
-        <w:continuationSeparator/>
-      </w:r>
-    </w:p>
-  </w:footnote>
-</w:footnotes>
-</file>
-
 <file path=word/header1.xml><?xml version="1.0" encoding="utf-8"?>
-<w:hdr xmlns:wpc="http://schemas.microsoft.com/office/word/2010/wordprocessingCanvas" xmlns:mc="http://schemas.openxmlformats.org/markup-compatibility/2006" xmlns:o="urn:schemas-microsoft-com:office:office" xmlns:r="http://schemas.openxmlformats.org/officeDocument/2006/relationships" xmlns:m="http://schemas.openxmlformats.org/officeDocument/2006/math" xmlns:v="urn:schemas-microsoft-com:vml" xmlns:wp14="http://schemas.microsoft.com/office/word/2010/wordprocessingDrawing" xmlns:wp="http://schemas.openxmlformats.org/drawingml/2006/wordprocessingDrawing" xmlns:w10="urn:schemas-microsoft-com:office:word" xmlns:w="http://schemas.openxmlformats.org/wordprocessingml/2006/main" xmlns:w14="http://schemas.microsoft.com/office/word/2010/wordml" xmlns:w15="http://schemas.microsoft.com/office/word/2012/wordml" xmlns:wpg="http://schemas.microsoft.com/office/word/2010/wordprocessingGroup" xmlns:wpi="http://schemas.microsoft.com/office/word/2010/wordprocessingInk" xmlns:wne="http://schemas.microsoft.com/office/word/2006/wordml" xmlns:wps="http://schemas.microsoft.com/office/word/2010/wordprocessingShape" xmlns:wpsCustomData="http://www.wps.cn/officeDocument/2013/wpsCustomData" mc:Ignorable="w14 w15 wp14">
+<w:hdr xmlns:wpc="http://schemas.microsoft.com/office/word/2010/wordprocessingCanvas" xmlns:mc="http://schemas.openxmlformats.org/markup-compatibility/2006" xmlns:o="urn:schemas-microsoft-com:office:office" xmlns:r="http://schemas.openxmlformats.org/officeDocument/2006/relationships" xmlns:m="http://schemas.openxmlformats.org/officeDocument/2006/math" xmlns:v="urn:schemas-microsoft-com:vml" xmlns:wp14="http://schemas.microsoft.com/office/word/2010/wordprocessingDrawing" xmlns:wp="http://schemas.openxmlformats.org/drawingml/2006/wordprocessingDrawing" xmlns:w10="urn:schemas-microsoft-com:office:word" xmlns:w="http://schemas.openxmlformats.org/wordprocessingml/2006/main" xmlns:w14="http://schemas.microsoft.com/office/word/2010/wordml" xmlns:w15="http://schemas.microsoft.com/office/word/2012/wordml" xmlns:wne="http://schemas.microsoft.com/office/word/2006/wordml" xmlns:wpg="http://schemas.microsoft.com/office/word/2010/wordprocessingGroup" xmlns:wpi="http://schemas.microsoft.com/office/word/2010/wordprocessingInk" xmlns:wps="http://schemas.microsoft.com/office/word/2010/wordprocessingShape" mc:Ignorable="w14 w15 wp14">
   <w:p>
     <w:pPr>
-      <w:pStyle w:val="15"/>
+      <w:pStyle w:val="Header"/>
       <w:pBdr>
-        <w:bottom w:val="single" w:color="auto" w:sz="4" w:space="1"/>
+        <w:bottom w:val="single" w:sz="4" w:space="1" w:color="auto"/>
       </w:pBdr>
       <w:tabs>
         <w:tab w:val="left" w:pos="335"/>
@@ -3260,27 +3183,27 @@
       </w:tabs>
       <w:jc w:val="right"/>
       <w:rPr>
-        <w:rFonts w:hint="eastAsia" w:eastAsiaTheme="minorEastAsia"/>
+        <w:rFonts w:eastAsiaTheme="minorEastAsia" w:hint="eastAsia"/>
         <w:lang w:eastAsia="zh-CN"/>
       </w:rPr>
     </w:pPr>
     <w:r>
       <w:rPr>
-        <w:rFonts w:hint="eastAsia" w:eastAsiaTheme="minorEastAsia"/>
+        <w:rFonts w:eastAsiaTheme="minorEastAsia" w:hint="eastAsia"/>
         <w:lang w:val="en-US" w:eastAsia="zh-CN"/>
       </w:rPr>
       <w:tab/>
     </w:r>
     <w:r>
       <w:rPr>
-        <w:rFonts w:hint="eastAsia" w:eastAsiaTheme="minorEastAsia"/>
+        <w:rFonts w:eastAsiaTheme="minorEastAsia" w:hint="eastAsia"/>
         <w:lang w:val="en-US" w:eastAsia="zh-CN"/>
       </w:rPr>
       <w:tab/>
     </w:r>
     <w:r>
       <w:rPr>
-        <w:rFonts w:hint="eastAsia" w:eastAsiaTheme="minorEastAsia"/>
+        <w:rFonts w:eastAsiaTheme="minorEastAsia" w:hint="eastAsia"/>
         <w:lang w:val="en-US" w:eastAsia="zh-CN"/>
       </w:rPr>
       <w:t>江西通信产业服务有限公司</w:t>
@@ -3290,15 +3213,15 @@
 </file>
 
 <file path=word/numbering.xml><?xml version="1.0" encoding="utf-8"?>
-<w:numbering xmlns:wpc="http://schemas.microsoft.com/office/word/2010/wordprocessingCanvas" xmlns:mc="http://schemas.openxmlformats.org/markup-compatibility/2006" xmlns:o="urn:schemas-microsoft-com:office:office" xmlns:r="http://schemas.openxmlformats.org/officeDocument/2006/relationships" xmlns:m="http://schemas.openxmlformats.org/officeDocument/2006/math" xmlns:v="urn:schemas-microsoft-com:vml" xmlns:wp14="http://schemas.microsoft.com/office/word/2010/wordprocessingDrawing" xmlns:wp="http://schemas.openxmlformats.org/drawingml/2006/wordprocessingDrawing" xmlns:w10="urn:schemas-microsoft-com:office:word" xmlns:w="http://schemas.openxmlformats.org/wordprocessingml/2006/main" xmlns:w14="http://schemas.microsoft.com/office/word/2010/wordml" xmlns:wpg="http://schemas.microsoft.com/office/word/2010/wordprocessingGroup" xmlns:wpi="http://schemas.microsoft.com/office/word/2010/wordprocessingInk" xmlns:wne="http://schemas.microsoft.com/office/word/2006/wordml" xmlns:wps="http://schemas.microsoft.com/office/word/2010/wordprocessingShape" xmlns:wpsCustomData="http://www.wps.cn/officeDocument/2013/wpsCustomData" mc:Ignorable="w14 wp14">
+<w:numbering xmlns:wpc="http://schemas.microsoft.com/office/word/2010/wordprocessingCanvas" xmlns:mc="http://schemas.openxmlformats.org/markup-compatibility/2006" xmlns:o="urn:schemas-microsoft-com:office:office" xmlns:r="http://schemas.openxmlformats.org/officeDocument/2006/relationships" xmlns:m="http://schemas.openxmlformats.org/officeDocument/2006/math" xmlns:v="urn:schemas-microsoft-com:vml" xmlns:wp14="http://schemas.microsoft.com/office/word/2010/wordprocessingDrawing" xmlns:wp="http://schemas.openxmlformats.org/drawingml/2006/wordprocessingDrawing" xmlns:w10="urn:schemas-microsoft-com:office:word" xmlns:w="http://schemas.openxmlformats.org/wordprocessingml/2006/main" xmlns:w14="http://schemas.microsoft.com/office/word/2010/wordml" xmlns:w15="http://schemas.microsoft.com/office/word/2012/wordml" xmlns:wne="http://schemas.microsoft.com/office/word/2006/wordml" xmlns:wpg="http://schemas.microsoft.com/office/word/2010/wordprocessingGroup" xmlns:wpi="http://schemas.microsoft.com/office/word/2010/wordprocessingInk" xmlns:wps="http://schemas.microsoft.com/office/word/2010/wordprocessingShape" mc:Ignorable="w14 w15 wp14">
   <w:abstractNum w:abstractNumId="0">
     <w:nsid w:val="8E964DCE"/>
     <w:multiLevelType w:val="multilevel"/>
     <w:tmpl w:val="8E964DCE"/>
-    <w:lvl w:ilvl="0" w:tentative="0">
+    <w:lvl w:ilvl="0">
       <w:start w:val="1"/>
       <w:numFmt w:val="decimal"/>
-      <w:pStyle w:val="2"/>
+      <w:pStyle w:val="Heading1"/>
       <w:lvlText w:val="%1."/>
       <w:lvlJc w:val="left"/>
       <w:pPr>
@@ -3308,10 +3231,10 @@
         <w:rFonts w:hint="default"/>
       </w:rPr>
     </w:lvl>
-    <w:lvl w:ilvl="1" w:tentative="0">
+    <w:lvl w:ilvl="1">
       <w:start w:val="1"/>
       <w:numFmt w:val="decimal"/>
-      <w:pStyle w:val="3"/>
+      <w:pStyle w:val="Heading2"/>
       <w:lvlText w:val="%1.%2."/>
       <w:lvlJc w:val="left"/>
       <w:pPr>
@@ -3321,10 +3244,10 @@
         <w:rFonts w:hint="default"/>
       </w:rPr>
     </w:lvl>
-    <w:lvl w:ilvl="2" w:tentative="0">
+    <w:lvl w:ilvl="2">
       <w:start w:val="1"/>
       <w:numFmt w:val="decimal"/>
-      <w:pStyle w:val="4"/>
+      <w:pStyle w:val="Heading3"/>
       <w:lvlText w:val="%1.%2.%3."/>
       <w:lvlJc w:val="left"/>
       <w:pPr>
@@ -3334,10 +3257,10 @@
         <w:rFonts w:hint="default"/>
       </w:rPr>
     </w:lvl>
-    <w:lvl w:ilvl="3" w:tentative="0">
+    <w:lvl w:ilvl="3">
       <w:start w:val="1"/>
       <w:numFmt w:val="decimal"/>
-      <w:pStyle w:val="5"/>
+      <w:pStyle w:val="Heading4"/>
       <w:lvlText w:val="%1.%2.%3.%4."/>
       <w:lvlJc w:val="left"/>
       <w:pPr>
@@ -3347,10 +3270,10 @@
         <w:rFonts w:hint="default"/>
       </w:rPr>
     </w:lvl>
-    <w:lvl w:ilvl="4" w:tentative="0">
+    <w:lvl w:ilvl="4">
       <w:start w:val="1"/>
       <w:numFmt w:val="decimal"/>
-      <w:pStyle w:val="6"/>
+      <w:pStyle w:val="Heading5"/>
       <w:lvlText w:val="%1.%2.%3.%4.%5."/>
       <w:lvlJc w:val="left"/>
       <w:pPr>
@@ -3360,10 +3283,10 @@
         <w:rFonts w:hint="default"/>
       </w:rPr>
     </w:lvl>
-    <w:lvl w:ilvl="5" w:tentative="0">
+    <w:lvl w:ilvl="5">
       <w:start w:val="1"/>
       <w:numFmt w:val="decimal"/>
-      <w:pStyle w:val="7"/>
+      <w:pStyle w:val="Heading6"/>
       <w:lvlText w:val="%1.%2.%3.%4.%5.%6."/>
       <w:lvlJc w:val="left"/>
       <w:pPr>
@@ -3373,10 +3296,10 @@
         <w:rFonts w:hint="default"/>
       </w:rPr>
     </w:lvl>
-    <w:lvl w:ilvl="6" w:tentative="0">
+    <w:lvl w:ilvl="6">
       <w:start w:val="1"/>
       <w:numFmt w:val="decimal"/>
-      <w:pStyle w:val="8"/>
+      <w:pStyle w:val="Heading7"/>
       <w:lvlText w:val="%1.%2.%3.%4.%5.%6.%7."/>
       <w:lvlJc w:val="left"/>
       <w:pPr>
@@ -3386,10 +3309,10 @@
         <w:rFonts w:hint="default"/>
       </w:rPr>
     </w:lvl>
-    <w:lvl w:ilvl="7" w:tentative="0">
+    <w:lvl w:ilvl="7">
       <w:start w:val="1"/>
       <w:numFmt w:val="decimal"/>
-      <w:pStyle w:val="9"/>
+      <w:pStyle w:val="Heading8"/>
       <w:lvlText w:val="%1.%2.%3.%4.%5.%6.%7.%8."/>
       <w:lvlJc w:val="left"/>
       <w:pPr>
@@ -3399,10 +3322,10 @@
         <w:rFonts w:hint="default"/>
       </w:rPr>
     </w:lvl>
-    <w:lvl w:ilvl="8" w:tentative="0">
+    <w:lvl w:ilvl="8">
       <w:start w:val="1"/>
       <w:numFmt w:val="decimal"/>
-      <w:pStyle w:val="10"/>
+      <w:pStyle w:val="Heading9"/>
       <w:lvlText w:val="%1.%2.%3.%4.%5.%6.%7.%8.%9."/>
       <w:lvlJc w:val="left"/>
       <w:pPr>
@@ -3420,269 +3343,267 @@
 </file>
 
 <file path=word/styles.xml><?xml version="1.0" encoding="utf-8"?>
-<w:styles xmlns:mc="http://schemas.openxmlformats.org/markup-compatibility/2006" xmlns:o="urn:schemas-microsoft-com:office:office" xmlns:r="http://schemas.openxmlformats.org/officeDocument/2006/relationships" xmlns:m="http://schemas.openxmlformats.org/officeDocument/2006/math" xmlns:v="urn:schemas-microsoft-com:vml" xmlns:w="http://schemas.openxmlformats.org/wordprocessingml/2006/main" xmlns:w14="http://schemas.microsoft.com/office/word/2010/wordml" xmlns:w10="urn:schemas-microsoft-com:office:word" xmlns:sl="http://schemas.openxmlformats.org/schemaLibrary/2006/main" xmlns:wpsCustomData="http://www.wps.cn/officeDocument/2013/wpsCustomData" mc:Ignorable="w14">
+<w:styles xmlns:mc="http://schemas.openxmlformats.org/markup-compatibility/2006" xmlns:r="http://schemas.openxmlformats.org/officeDocument/2006/relationships" xmlns:w="http://schemas.openxmlformats.org/wordprocessingml/2006/main" xmlns:w14="http://schemas.microsoft.com/office/word/2010/wordml" xmlns:w15="http://schemas.microsoft.com/office/word/2012/wordml" mc:Ignorable="w14 w15">
   <w:docDefaults>
     <w:rPrDefault>
       <w:rPr>
-        <w:rFonts w:ascii="Times New Roman" w:hAnsi="Times New Roman" w:eastAsia="宋体" w:cs="Times New Roman"/>
+        <w:rFonts w:ascii="Times New Roman" w:eastAsia="宋体" w:hAnsi="Times New Roman" w:cs="Times New Roman"/>
       </w:rPr>
     </w:rPrDefault>
     <w:pPrDefault/>
   </w:docDefaults>
-  <w:latentStyles w:count="260" w:defQFormat="0" w:defUnhideWhenUsed="1" w:defSemiHidden="1" w:defUIPriority="99" w:defLockedState="0">
-    <w:lsdException w:qFormat="1" w:unhideWhenUsed="0" w:uiPriority="0" w:semiHidden="0" w:name="Normal"/>
-    <w:lsdException w:qFormat="1" w:unhideWhenUsed="0" w:uiPriority="0" w:semiHidden="0" w:name="heading 1"/>
-    <w:lsdException w:qFormat="1" w:uiPriority="0" w:semiHidden="0" w:name="heading 2"/>
-    <w:lsdException w:qFormat="1" w:uiPriority="0" w:name="heading 3"/>
-    <w:lsdException w:qFormat="1" w:uiPriority="0" w:semiHidden="0" w:name="heading 4"/>
-    <w:lsdException w:qFormat="1" w:uiPriority="0" w:name="heading 5"/>
-    <w:lsdException w:qFormat="1" w:uiPriority="0" w:name="heading 6"/>
-    <w:lsdException w:qFormat="1" w:uiPriority="0" w:name="heading 7"/>
-    <w:lsdException w:qFormat="1" w:uiPriority="0" w:name="heading 8"/>
-    <w:lsdException w:qFormat="1" w:uiPriority="0" w:name="heading 9"/>
-    <w:lsdException w:unhideWhenUsed="0" w:uiPriority="0" w:semiHidden="0" w:name="index 1"/>
-    <w:lsdException w:unhideWhenUsed="0" w:uiPriority="0" w:semiHidden="0" w:name="index 2"/>
-    <w:lsdException w:unhideWhenUsed="0" w:uiPriority="0" w:semiHidden="0" w:name="index 3"/>
-    <w:lsdException w:unhideWhenUsed="0" w:uiPriority="0" w:semiHidden="0" w:name="index 4"/>
-    <w:lsdException w:unhideWhenUsed="0" w:uiPriority="0" w:semiHidden="0" w:name="index 5"/>
-    <w:lsdException w:unhideWhenUsed="0" w:uiPriority="0" w:semiHidden="0" w:name="index 6"/>
-    <w:lsdException w:unhideWhenUsed="0" w:uiPriority="0" w:semiHidden="0" w:name="index 7"/>
-    <w:lsdException w:unhideWhenUsed="0" w:uiPriority="0" w:semiHidden="0" w:name="index 8"/>
-    <w:lsdException w:unhideWhenUsed="0" w:uiPriority="0" w:semiHidden="0" w:name="index 9"/>
-    <w:lsdException w:qFormat="1" w:unhideWhenUsed="0" w:uiPriority="0" w:semiHidden="0" w:name="toc 1"/>
-    <w:lsdException w:qFormat="1" w:unhideWhenUsed="0" w:uiPriority="0" w:semiHidden="0" w:name="toc 2"/>
-    <w:lsdException w:qFormat="1" w:unhideWhenUsed="0" w:uiPriority="0" w:semiHidden="0" w:name="toc 3"/>
-    <w:lsdException w:unhideWhenUsed="0" w:uiPriority="0" w:semiHidden="0" w:name="toc 4"/>
-    <w:lsdException w:unhideWhenUsed="0" w:uiPriority="0" w:semiHidden="0" w:name="toc 5"/>
-    <w:lsdException w:unhideWhenUsed="0" w:uiPriority="0" w:semiHidden="0" w:name="toc 6"/>
-    <w:lsdException w:unhideWhenUsed="0" w:uiPriority="0" w:semiHidden="0" w:name="toc 7"/>
-    <w:lsdException w:unhideWhenUsed="0" w:uiPriority="0" w:semiHidden="0" w:name="toc 8"/>
-    <w:lsdException w:unhideWhenUsed="0" w:uiPriority="0" w:semiHidden="0" w:name="toc 9"/>
-    <w:lsdException w:unhideWhenUsed="0" w:uiPriority="0" w:semiHidden="0" w:name="Normal Indent"/>
-    <w:lsdException w:unhideWhenUsed="0" w:uiPriority="0" w:semiHidden="0" w:name="footnote text"/>
-    <w:lsdException w:qFormat="1" w:unhideWhenUsed="0" w:uiPriority="0" w:semiHidden="0" w:name="annotation text"/>
-    <w:lsdException w:qFormat="1" w:unhideWhenUsed="0" w:uiPriority="0" w:semiHidden="0" w:name="header"/>
-    <w:lsdException w:qFormat="1" w:unhideWhenUsed="0" w:uiPriority="0" w:semiHidden="0" w:name="footer"/>
-    <w:lsdException w:unhideWhenUsed="0" w:uiPriority="0" w:semiHidden="0" w:name="index heading"/>
-    <w:lsdException w:qFormat="1" w:uiPriority="0" w:name="caption"/>
-    <w:lsdException w:unhideWhenUsed="0" w:uiPriority="0" w:semiHidden="0" w:name="table of figures"/>
-    <w:lsdException w:unhideWhenUsed="0" w:uiPriority="0" w:semiHidden="0" w:name="envelope address"/>
-    <w:lsdException w:unhideWhenUsed="0" w:uiPriority="0" w:semiHidden="0" w:name="envelope return"/>
-    <w:lsdException w:unhideWhenUsed="0" w:uiPriority="0" w:semiHidden="0" w:name="footnote reference"/>
-    <w:lsdException w:unhideWhenUsed="0" w:uiPriority="0" w:semiHidden="0" w:name="annotation reference"/>
-    <w:lsdException w:unhideWhenUsed="0" w:uiPriority="0" w:semiHidden="0" w:name="line number"/>
-    <w:lsdException w:unhideWhenUsed="0" w:uiPriority="0" w:semiHidden="0" w:name="page number"/>
-    <w:lsdException w:unhideWhenUsed="0" w:uiPriority="0" w:semiHidden="0" w:name="endnote reference"/>
-    <w:lsdException w:unhideWhenUsed="0" w:uiPriority="0" w:semiHidden="0" w:name="endnote text"/>
-    <w:lsdException w:unhideWhenUsed="0" w:uiPriority="0" w:semiHidden="0" w:name="table of authorities"/>
-    <w:lsdException w:unhideWhenUsed="0" w:uiPriority="0" w:semiHidden="0" w:name="macro"/>
-    <w:lsdException w:unhideWhenUsed="0" w:uiPriority="0" w:semiHidden="0" w:name="toa heading"/>
-    <w:lsdException w:unhideWhenUsed="0" w:uiPriority="0" w:semiHidden="0" w:name="List"/>
-    <w:lsdException w:unhideWhenUsed="0" w:uiPriority="0" w:semiHidden="0" w:name="List Bullet"/>
-    <w:lsdException w:unhideWhenUsed="0" w:uiPriority="0" w:semiHidden="0" w:name="List Number"/>
-    <w:lsdException w:unhideWhenUsed="0" w:uiPriority="0" w:semiHidden="0" w:name="List 2"/>
-    <w:lsdException w:unhideWhenUsed="0" w:uiPriority="0" w:semiHidden="0" w:name="List 3"/>
-    <w:lsdException w:unhideWhenUsed="0" w:uiPriority="0" w:semiHidden="0" w:name="List 4"/>
-    <w:lsdException w:unhideWhenUsed="0" w:uiPriority="0" w:semiHidden="0" w:name="List 5"/>
-    <w:lsdException w:unhideWhenUsed="0" w:uiPriority="0" w:semiHidden="0" w:name="List Bullet 2"/>
-    <w:lsdException w:unhideWhenUsed="0" w:uiPriority="0" w:semiHidden="0" w:name="List Bullet 3"/>
-    <w:lsdException w:unhideWhenUsed="0" w:uiPriority="0" w:semiHidden="0" w:name="List Bullet 4"/>
-    <w:lsdException w:unhideWhenUsed="0" w:uiPriority="0" w:semiHidden="0" w:name="List Bullet 5"/>
-    <w:lsdException w:unhideWhenUsed="0" w:uiPriority="0" w:semiHidden="0" w:name="List Number 2"/>
-    <w:lsdException w:unhideWhenUsed="0" w:uiPriority="0" w:semiHidden="0" w:name="List Number 3"/>
-    <w:lsdException w:unhideWhenUsed="0" w:uiPriority="0" w:semiHidden="0" w:name="List Number 4"/>
-    <w:lsdException w:unhideWhenUsed="0" w:uiPriority="0" w:semiHidden="0" w:name="List Number 5"/>
-    <w:lsdException w:qFormat="1" w:unhideWhenUsed="0" w:uiPriority="0" w:semiHidden="0" w:name="Title"/>
-    <w:lsdException w:unhideWhenUsed="0" w:uiPriority="0" w:semiHidden="0" w:name="Closing"/>
-    <w:lsdException w:unhideWhenUsed="0" w:uiPriority="0" w:semiHidden="0" w:name="Signature"/>
-    <w:lsdException w:qFormat="1" w:unhideWhenUsed="0" w:uiPriority="0" w:name="Default Paragraph Font"/>
-    <w:lsdException w:qFormat="1" w:unhideWhenUsed="0" w:uiPriority="0" w:name="Body Text"/>
-    <w:lsdException w:unhideWhenUsed="0" w:uiPriority="0" w:semiHidden="0" w:name="Body Text Indent"/>
-    <w:lsdException w:unhideWhenUsed="0" w:uiPriority="0" w:semiHidden="0" w:name="List Continue"/>
-    <w:lsdException w:unhideWhenUsed="0" w:uiPriority="0" w:semiHidden="0" w:name="List Continue 2"/>
-    <w:lsdException w:unhideWhenUsed="0" w:uiPriority="0" w:semiHidden="0" w:name="List Continue 3"/>
-    <w:lsdException w:unhideWhenUsed="0" w:uiPriority="0" w:semiHidden="0" w:name="List Continue 4"/>
-    <w:lsdException w:unhideWhenUsed="0" w:uiPriority="0" w:semiHidden="0" w:name="List Continue 5"/>
-    <w:lsdException w:unhideWhenUsed="0" w:uiPriority="0" w:semiHidden="0" w:name="Message Header"/>
-    <w:lsdException w:qFormat="1" w:unhideWhenUsed="0" w:uiPriority="0" w:semiHidden="0" w:name="Subtitle"/>
-    <w:lsdException w:unhideWhenUsed="0" w:uiPriority="0" w:semiHidden="0" w:name="Salutation"/>
-    <w:lsdException w:unhideWhenUsed="0" w:uiPriority="0" w:semiHidden="0" w:name="Date"/>
-    <w:lsdException w:unhideWhenUsed="0" w:uiPriority="0" w:semiHidden="0" w:name="Body Text First Indent"/>
-    <w:lsdException w:unhideWhenUsed="0" w:uiPriority="0" w:semiHidden="0" w:name="Body Text First Indent 2"/>
-    <w:lsdException w:uiPriority="99" w:name="Note Heading"/>
-    <w:lsdException w:unhideWhenUsed="0" w:uiPriority="0" w:semiHidden="0" w:name="Body Text 2"/>
-    <w:lsdException w:unhideWhenUsed="0" w:uiPriority="0" w:semiHidden="0" w:name="Body Text 3"/>
-    <w:lsdException w:unhideWhenUsed="0" w:uiPriority="0" w:semiHidden="0" w:name="Body Text Indent 2"/>
-    <w:lsdException w:unhideWhenUsed="0" w:uiPriority="0" w:semiHidden="0" w:name="Body Text Indent 3"/>
-    <w:lsdException w:unhideWhenUsed="0" w:uiPriority="0" w:semiHidden="0" w:name="Block Text"/>
-    <w:lsdException w:unhideWhenUsed="0" w:uiPriority="0" w:semiHidden="0" w:name="Hyperlink"/>
-    <w:lsdException w:unhideWhenUsed="0" w:uiPriority="0" w:semiHidden="0" w:name="FollowedHyperlink"/>
-    <w:lsdException w:qFormat="1" w:unhideWhenUsed="0" w:uiPriority="0" w:semiHidden="0" w:name="Strong"/>
-    <w:lsdException w:qFormat="1" w:unhideWhenUsed="0" w:uiPriority="0" w:semiHidden="0" w:name="Emphasis"/>
-    <w:lsdException w:unhideWhenUsed="0" w:uiPriority="0" w:semiHidden="0" w:name="Document Map"/>
-    <w:lsdException w:unhideWhenUsed="0" w:uiPriority="0" w:semiHidden="0" w:name="Plain Text"/>
-    <w:lsdException w:unhideWhenUsed="0" w:uiPriority="0" w:semiHidden="0" w:name="E-mail Signature"/>
-    <w:lsdException w:qFormat="1" w:unhideWhenUsed="0" w:uiPriority="0" w:semiHidden="0" w:name="Normal (Web)"/>
-    <w:lsdException w:unhideWhenUsed="0" w:uiPriority="0" w:semiHidden="0" w:name="HTML Acronym"/>
-    <w:lsdException w:unhideWhenUsed="0" w:uiPriority="0" w:semiHidden="0" w:name="HTML Address"/>
-    <w:lsdException w:unhideWhenUsed="0" w:uiPriority="0" w:semiHidden="0" w:name="HTML Cite"/>
-    <w:lsdException w:unhideWhenUsed="0" w:uiPriority="0" w:semiHidden="0" w:name="HTML Code"/>
-    <w:lsdException w:unhideWhenUsed="0" w:uiPriority="0" w:semiHidden="0" w:name="HTML Definition"/>
-    <w:lsdException w:unhideWhenUsed="0" w:uiPriority="0" w:semiHidden="0" w:name="HTML Keyboard"/>
-    <w:lsdException w:unhideWhenUsed="0" w:uiPriority="0" w:semiHidden="0" w:name="HTML Preformatted"/>
-    <w:lsdException w:unhideWhenUsed="0" w:uiPriority="0" w:semiHidden="0" w:name="HTML Sample"/>
-    <w:lsdException w:unhideWhenUsed="0" w:uiPriority="0" w:semiHidden="0" w:name="HTML Typewriter"/>
-    <w:lsdException w:unhideWhenUsed="0" w:uiPriority="0" w:semiHidden="0" w:name="HTML Variable"/>
-    <w:lsdException w:qFormat="1" w:unhideWhenUsed="0" w:uiPriority="0" w:name="Normal Table"/>
-    <w:lsdException w:unhideWhenUsed="0" w:uiPriority="0" w:semiHidden="0" w:name="annotation subject"/>
-    <w:lsdException w:unhideWhenUsed="0" w:uiPriority="0" w:semiHidden="0" w:name="Table Simple 1"/>
-    <w:lsdException w:unhideWhenUsed="0" w:uiPriority="0" w:semiHidden="0" w:name="Table Simple 2"/>
-    <w:lsdException w:unhideWhenUsed="0" w:uiPriority="0" w:semiHidden="0" w:name="Table Simple 3"/>
-    <w:lsdException w:unhideWhenUsed="0" w:uiPriority="0" w:semiHidden="0" w:name="Table Classic 1"/>
-    <w:lsdException w:unhideWhenUsed="0" w:uiPriority="0" w:semiHidden="0" w:name="Table Classic 2"/>
-    <w:lsdException w:unhideWhenUsed="0" w:uiPriority="0" w:semiHidden="0" w:name="Table Classic 3"/>
-    <w:lsdException w:unhideWhenUsed="0" w:uiPriority="0" w:semiHidden="0" w:name="Table Classic 4"/>
-    <w:lsdException w:unhideWhenUsed="0" w:uiPriority="0" w:semiHidden="0" w:name="Table Colorful 1"/>
-    <w:lsdException w:unhideWhenUsed="0" w:uiPriority="0" w:semiHidden="0" w:name="Table Colorful 2"/>
-    <w:lsdException w:unhideWhenUsed="0" w:uiPriority="0" w:semiHidden="0" w:name="Table Colorful 3"/>
-    <w:lsdException w:unhideWhenUsed="0" w:uiPriority="0" w:semiHidden="0" w:name="Table Columns 1"/>
-    <w:lsdException w:unhideWhenUsed="0" w:uiPriority="0" w:semiHidden="0" w:name="Table Columns 2"/>
-    <w:lsdException w:unhideWhenUsed="0" w:uiPriority="0" w:semiHidden="0" w:name="Table Columns 3"/>
-    <w:lsdException w:unhideWhenUsed="0" w:uiPriority="0" w:semiHidden="0" w:name="Table Columns 4"/>
-    <w:lsdException w:unhideWhenUsed="0" w:uiPriority="0" w:semiHidden="0" w:name="Table Columns 5"/>
-    <w:lsdException w:unhideWhenUsed="0" w:uiPriority="0" w:semiHidden="0" w:name="Table Grid 1"/>
-    <w:lsdException w:unhideWhenUsed="0" w:uiPriority="0" w:semiHidden="0" w:name="Table Grid 2"/>
-    <w:lsdException w:unhideWhenUsed="0" w:uiPriority="0" w:semiHidden="0" w:name="Table Grid 3"/>
-    <w:lsdException w:unhideWhenUsed="0" w:uiPriority="0" w:semiHidden="0" w:name="Table Grid 4"/>
-    <w:lsdException w:unhideWhenUsed="0" w:uiPriority="0" w:semiHidden="0" w:name="Table Grid 5"/>
-    <w:lsdException w:unhideWhenUsed="0" w:uiPriority="0" w:semiHidden="0" w:name="Table Grid 6"/>
-    <w:lsdException w:unhideWhenUsed="0" w:uiPriority="0" w:semiHidden="0" w:name="Table Grid 7"/>
-    <w:lsdException w:unhideWhenUsed="0" w:uiPriority="0" w:semiHidden="0" w:name="Table Grid 8"/>
-    <w:lsdException w:unhideWhenUsed="0" w:uiPriority="0" w:semiHidden="0" w:name="Table List 1"/>
-    <w:lsdException w:unhideWhenUsed="0" w:uiPriority="0" w:semiHidden="0" w:name="Table List 2"/>
-    <w:lsdException w:unhideWhenUsed="0" w:uiPriority="0" w:semiHidden="0" w:name="Table List 3"/>
-    <w:lsdException w:unhideWhenUsed="0" w:uiPriority="0" w:semiHidden="0" w:name="Table List 4"/>
-    <w:lsdException w:unhideWhenUsed="0" w:uiPriority="0" w:semiHidden="0" w:name="Table List 5"/>
-    <w:lsdException w:unhideWhenUsed="0" w:uiPriority="0" w:semiHidden="0" w:name="Table List 6"/>
-    <w:lsdException w:unhideWhenUsed="0" w:uiPriority="0" w:semiHidden="0" w:name="Table List 7"/>
-    <w:lsdException w:unhideWhenUsed="0" w:uiPriority="0" w:semiHidden="0" w:name="Table List 8"/>
-    <w:lsdException w:unhideWhenUsed="0" w:uiPriority="0" w:semiHidden="0" w:name="Table 3D effects 1"/>
-    <w:lsdException w:unhideWhenUsed="0" w:uiPriority="0" w:semiHidden="0" w:name="Table 3D effects 2"/>
-    <w:lsdException w:unhideWhenUsed="0" w:uiPriority="0" w:semiHidden="0" w:name="Table 3D effects 3"/>
-    <w:lsdException w:unhideWhenUsed="0" w:uiPriority="0" w:semiHidden="0" w:name="Table Contemporary"/>
-    <w:lsdException w:unhideWhenUsed="0" w:uiPriority="0" w:semiHidden="0" w:name="Table Elegant"/>
-    <w:lsdException w:unhideWhenUsed="0" w:uiPriority="0" w:semiHidden="0" w:name="Table Professional"/>
-    <w:lsdException w:unhideWhenUsed="0" w:uiPriority="0" w:semiHidden="0" w:name="Table Subtle 1"/>
-    <w:lsdException w:unhideWhenUsed="0" w:uiPriority="0" w:semiHidden="0" w:name="Table Subtle 2"/>
-    <w:lsdException w:unhideWhenUsed="0" w:uiPriority="0" w:semiHidden="0" w:name="Table Web 1"/>
-    <w:lsdException w:unhideWhenUsed="0" w:uiPriority="0" w:semiHidden="0" w:name="Table Web 2"/>
-    <w:lsdException w:unhideWhenUsed="0" w:uiPriority="0" w:semiHidden="0" w:name="Table Web 3"/>
-    <w:lsdException w:unhideWhenUsed="0" w:uiPriority="0" w:semiHidden="0" w:name="Balloon Text"/>
-    <w:lsdException w:qFormat="1" w:unhideWhenUsed="0" w:uiPriority="0" w:semiHidden="0" w:name="Table Grid"/>
-    <w:lsdException w:unhideWhenUsed="0" w:uiPriority="0" w:semiHidden="0" w:name="Table Theme"/>
-    <w:lsdException w:unhideWhenUsed="0" w:uiPriority="60" w:semiHidden="0" w:name="Light Shading"/>
-    <w:lsdException w:unhideWhenUsed="0" w:uiPriority="61" w:semiHidden="0" w:name="Light List"/>
-    <w:lsdException w:unhideWhenUsed="0" w:uiPriority="62" w:semiHidden="0" w:name="Light Grid"/>
-    <w:lsdException w:unhideWhenUsed="0" w:uiPriority="63" w:semiHidden="0" w:name="Medium Shading 1"/>
-    <w:lsdException w:unhideWhenUsed="0" w:uiPriority="64" w:semiHidden="0" w:name="Medium Shading 2"/>
-    <w:lsdException w:unhideWhenUsed="0" w:uiPriority="65" w:semiHidden="0" w:name="Medium List 1"/>
-    <w:lsdException w:unhideWhenUsed="0" w:uiPriority="66" w:semiHidden="0" w:name="Medium List 2"/>
-    <w:lsdException w:unhideWhenUsed="0" w:uiPriority="67" w:semiHidden="0" w:name="Medium Grid 1"/>
-    <w:lsdException w:unhideWhenUsed="0" w:uiPriority="68" w:semiHidden="0" w:name="Medium Grid 2"/>
-    <w:lsdException w:unhideWhenUsed="0" w:uiPriority="69" w:semiHidden="0" w:name="Medium Grid 3"/>
-    <w:lsdException w:unhideWhenUsed="0" w:uiPriority="70" w:semiHidden="0" w:name="Dark List"/>
-    <w:lsdException w:unhideWhenUsed="0" w:uiPriority="71" w:semiHidden="0" w:name="Colorful Shading"/>
-    <w:lsdException w:unhideWhenUsed="0" w:uiPriority="72" w:semiHidden="0" w:name="Colorful List"/>
-    <w:lsdException w:unhideWhenUsed="0" w:uiPriority="73" w:semiHidden="0" w:name="Colorful Grid"/>
-    <w:lsdException w:unhideWhenUsed="0" w:uiPriority="60" w:semiHidden="0" w:name="Light Shading Accent 1"/>
-    <w:lsdException w:unhideWhenUsed="0" w:uiPriority="61" w:semiHidden="0" w:name="Light List Accent 1"/>
-    <w:lsdException w:unhideWhenUsed="0" w:uiPriority="62" w:semiHidden="0" w:name="Light Grid Accent 1"/>
-    <w:lsdException w:unhideWhenUsed="0" w:uiPriority="63" w:semiHidden="0" w:name="Medium Shading 1 Accent 1"/>
-    <w:lsdException w:unhideWhenUsed="0" w:uiPriority="64" w:semiHidden="0" w:name="Medium Shading 2 Accent 1"/>
-    <w:lsdException w:unhideWhenUsed="0" w:uiPriority="65" w:semiHidden="0" w:name="Medium List 1 Accent 1"/>
-    <w:lsdException w:unhideWhenUsed="0" w:uiPriority="66" w:semiHidden="0" w:name="Medium List 2 Accent 1"/>
-    <w:lsdException w:unhideWhenUsed="0" w:uiPriority="67" w:semiHidden="0" w:name="Medium Grid 1 Accent 1"/>
-    <w:lsdException w:unhideWhenUsed="0" w:uiPriority="68" w:semiHidden="0" w:name="Medium Grid 2 Accent 1"/>
-    <w:lsdException w:unhideWhenUsed="0" w:uiPriority="69" w:semiHidden="0" w:name="Medium Grid 3 Accent 1"/>
-    <w:lsdException w:unhideWhenUsed="0" w:uiPriority="70" w:semiHidden="0" w:name="Dark List Accent 1"/>
-    <w:lsdException w:unhideWhenUsed="0" w:uiPriority="71" w:semiHidden="0" w:name="Colorful Shading Accent 1"/>
-    <w:lsdException w:unhideWhenUsed="0" w:uiPriority="72" w:semiHidden="0" w:name="Colorful List Accent 1"/>
-    <w:lsdException w:unhideWhenUsed="0" w:uiPriority="73" w:semiHidden="0" w:name="Colorful Grid Accent 1"/>
-    <w:lsdException w:unhideWhenUsed="0" w:uiPriority="60" w:semiHidden="0" w:name="Light Shading Accent 2"/>
-    <w:lsdException w:unhideWhenUsed="0" w:uiPriority="61" w:semiHidden="0" w:name="Light List Accent 2"/>
-    <w:lsdException w:unhideWhenUsed="0" w:uiPriority="62" w:semiHidden="0" w:name="Light Grid Accent 2"/>
-    <w:lsdException w:unhideWhenUsed="0" w:uiPriority="63" w:semiHidden="0" w:name="Medium Shading 1 Accent 2"/>
-    <w:lsdException w:unhideWhenUsed="0" w:uiPriority="64" w:semiHidden="0" w:name="Medium Shading 2 Accent 2"/>
-    <w:lsdException w:unhideWhenUsed="0" w:uiPriority="65" w:semiHidden="0" w:name="Medium List 1 Accent 2"/>
-    <w:lsdException w:unhideWhenUsed="0" w:uiPriority="66" w:semiHidden="0" w:name="Medium List 2 Accent 2"/>
-    <w:lsdException w:unhideWhenUsed="0" w:uiPriority="67" w:semiHidden="0" w:name="Medium Grid 1 Accent 2"/>
-    <w:lsdException w:unhideWhenUsed="0" w:uiPriority="68" w:semiHidden="0" w:name="Medium Grid 2 Accent 2"/>
-    <w:lsdException w:unhideWhenUsed="0" w:uiPriority="69" w:semiHidden="0" w:name="Medium Grid 3 Accent 2"/>
-    <w:lsdException w:unhideWhenUsed="0" w:uiPriority="70" w:semiHidden="0" w:name="Dark List Accent 2"/>
-    <w:lsdException w:unhideWhenUsed="0" w:uiPriority="71" w:semiHidden="0" w:name="Colorful Shading Accent 2"/>
-    <w:lsdException w:unhideWhenUsed="0" w:uiPriority="72" w:semiHidden="0" w:name="Colorful List Accent 2"/>
-    <w:lsdException w:unhideWhenUsed="0" w:uiPriority="73" w:semiHidden="0" w:name="Colorful Grid Accent 2"/>
-    <w:lsdException w:unhideWhenUsed="0" w:uiPriority="60" w:semiHidden="0" w:name="Light Shading Accent 3"/>
-    <w:lsdException w:unhideWhenUsed="0" w:uiPriority="61" w:semiHidden="0" w:name="Light List Accent 3"/>
-    <w:lsdException w:unhideWhenUsed="0" w:uiPriority="62" w:semiHidden="0" w:name="Light Grid Accent 3"/>
-    <w:lsdException w:unhideWhenUsed="0" w:uiPriority="63" w:semiHidden="0" w:name="Medium Shading 1 Accent 3"/>
-    <w:lsdException w:unhideWhenUsed="0" w:uiPriority="64" w:semiHidden="0" w:name="Medium Shading 2 Accent 3"/>
-    <w:lsdException w:unhideWhenUsed="0" w:uiPriority="65" w:semiHidden="0" w:name="Medium List 1 Accent 3"/>
-    <w:lsdException w:unhideWhenUsed="0" w:uiPriority="66" w:semiHidden="0" w:name="Medium List 2 Accent 3"/>
-    <w:lsdException w:unhideWhenUsed="0" w:uiPriority="67" w:semiHidden="0" w:name="Medium Grid 1 Accent 3"/>
-    <w:lsdException w:unhideWhenUsed="0" w:uiPriority="68" w:semiHidden="0" w:name="Medium Grid 2 Accent 3"/>
-    <w:lsdException w:unhideWhenUsed="0" w:uiPriority="69" w:semiHidden="0" w:name="Medium Grid 3 Accent 3"/>
-    <w:lsdException w:unhideWhenUsed="0" w:uiPriority="70" w:semiHidden="0" w:name="Dark List Accent 3"/>
-    <w:lsdException w:unhideWhenUsed="0" w:uiPriority="71" w:semiHidden="0" w:name="Colorful Shading Accent 3"/>
-    <w:lsdException w:unhideWhenUsed="0" w:uiPriority="72" w:semiHidden="0" w:name="Colorful List Accent 3"/>
-    <w:lsdException w:unhideWhenUsed="0" w:uiPriority="73" w:semiHidden="0" w:name="Colorful Grid Accent 3"/>
-    <w:lsdException w:unhideWhenUsed="0" w:uiPriority="60" w:semiHidden="0" w:name="Light Shading Accent 4"/>
-    <w:lsdException w:unhideWhenUsed="0" w:uiPriority="61" w:semiHidden="0" w:name="Light List Accent 4"/>
-    <w:lsdException w:unhideWhenUsed="0" w:uiPriority="62" w:semiHidden="0" w:name="Light Grid Accent 4"/>
-    <w:lsdException w:unhideWhenUsed="0" w:uiPriority="63" w:semiHidden="0" w:name="Medium Shading 1 Accent 4"/>
-    <w:lsdException w:unhideWhenUsed="0" w:uiPriority="64" w:semiHidden="0" w:name="Medium Shading 2 Accent 4"/>
-    <w:lsdException w:unhideWhenUsed="0" w:uiPriority="65" w:semiHidden="0" w:name="Medium List 1 Accent 4"/>
-    <w:lsdException w:unhideWhenUsed="0" w:uiPriority="66" w:semiHidden="0" w:name="Medium List 2 Accent 4"/>
-    <w:lsdException w:unhideWhenUsed="0" w:uiPriority="67" w:semiHidden="0" w:name="Medium Grid 1 Accent 4"/>
-    <w:lsdException w:unhideWhenUsed="0" w:uiPriority="68" w:semiHidden="0" w:name="Medium Grid 2 Accent 4"/>
-    <w:lsdException w:unhideWhenUsed="0" w:uiPriority="69" w:semiHidden="0" w:name="Medium Grid 3 Accent 4"/>
-    <w:lsdException w:unhideWhenUsed="0" w:uiPriority="70" w:semiHidden="0" w:name="Dark List Accent 4"/>
-    <w:lsdException w:unhideWhenUsed="0" w:uiPriority="71" w:semiHidden="0" w:name="Colorful Shading Accent 4"/>
-    <w:lsdException w:unhideWhenUsed="0" w:uiPriority="72" w:semiHidden="0" w:name="Colorful List Accent 4"/>
-    <w:lsdException w:unhideWhenUsed="0" w:uiPriority="73" w:semiHidden="0" w:name="Colorful Grid Accent 4"/>
-    <w:lsdException w:unhideWhenUsed="0" w:uiPriority="60" w:semiHidden="0" w:name="Light Shading Accent 5"/>
-    <w:lsdException w:unhideWhenUsed="0" w:uiPriority="61" w:semiHidden="0" w:name="Light List Accent 5"/>
-    <w:lsdException w:unhideWhenUsed="0" w:uiPriority="62" w:semiHidden="0" w:name="Light Grid Accent 5"/>
-    <w:lsdException w:unhideWhenUsed="0" w:uiPriority="63" w:semiHidden="0" w:name="Medium Shading 1 Accent 5"/>
-    <w:lsdException w:unhideWhenUsed="0" w:uiPriority="64" w:semiHidden="0" w:name="Medium Shading 2 Accent 5"/>
-    <w:lsdException w:unhideWhenUsed="0" w:uiPriority="65" w:semiHidden="0" w:name="Medium List 1 Accent 5"/>
-    <w:lsdException w:unhideWhenUsed="0" w:uiPriority="66" w:semiHidden="0" w:name="Medium List 2 Accent 5"/>
-    <w:lsdException w:unhideWhenUsed="0" w:uiPriority="67" w:semiHidden="0" w:name="Medium Grid 1 Accent 5"/>
-    <w:lsdException w:unhideWhenUsed="0" w:uiPriority="68" w:semiHidden="0" w:name="Medium Grid 2 Accent 5"/>
-    <w:lsdException w:unhideWhenUsed="0" w:uiPriority="69" w:semiHidden="0" w:name="Medium Grid 3 Accent 5"/>
-    <w:lsdException w:unhideWhenUsed="0" w:uiPriority="70" w:semiHidden="0" w:name="Dark List Accent 5"/>
-    <w:lsdException w:unhideWhenUsed="0" w:uiPriority="71" w:semiHidden="0" w:name="Colorful Shading Accent 5"/>
-    <w:lsdException w:unhideWhenUsed="0" w:uiPriority="72" w:semiHidden="0" w:name="Colorful List Accent 5"/>
-    <w:lsdException w:unhideWhenUsed="0" w:uiPriority="73" w:semiHidden="0" w:name="Colorful Grid Accent 5"/>
-    <w:lsdException w:unhideWhenUsed="0" w:uiPriority="60" w:semiHidden="0" w:name="Light Shading Accent 6"/>
-    <w:lsdException w:unhideWhenUsed="0" w:uiPriority="61" w:semiHidden="0" w:name="Light List Accent 6"/>
-    <w:lsdException w:unhideWhenUsed="0" w:uiPriority="62" w:semiHidden="0" w:name="Light Grid Accent 6"/>
-    <w:lsdException w:unhideWhenUsed="0" w:uiPriority="63" w:semiHidden="0" w:name="Medium Shading 1 Accent 6"/>
-    <w:lsdException w:unhideWhenUsed="0" w:uiPriority="64" w:semiHidden="0" w:name="Medium Shading 2 Accent 6"/>
-    <w:lsdException w:unhideWhenUsed="0" w:uiPriority="65" w:semiHidden="0" w:name="Medium List 1 Accent 6"/>
-    <w:lsdException w:unhideWhenUsed="0" w:uiPriority="66" w:semiHidden="0" w:name="Medium List 2 Accent 6"/>
-    <w:lsdException w:unhideWhenUsed="0" w:uiPriority="67" w:semiHidden="0" w:name="Medium Grid 1 Accent 6"/>
-    <w:lsdException w:unhideWhenUsed="0" w:uiPriority="68" w:semiHidden="0" w:name="Medium Grid 2 Accent 6"/>
-    <w:lsdException w:unhideWhenUsed="0" w:uiPriority="69" w:semiHidden="0" w:name="Medium Grid 3 Accent 6"/>
-    <w:lsdException w:unhideWhenUsed="0" w:uiPriority="70" w:semiHidden="0" w:name="Dark List Accent 6"/>
-    <w:lsdException w:unhideWhenUsed="0" w:uiPriority="71" w:semiHidden="0" w:name="Colorful Shading Accent 6"/>
-    <w:lsdException w:unhideWhenUsed="0" w:uiPriority="72" w:semiHidden="0" w:name="Colorful List Accent 6"/>
-    <w:lsdException w:unhideWhenUsed="0" w:uiPriority="73" w:semiHidden="0" w:name="Colorful Grid Accent 6"/>
+  <w:latentStyles w:defLockedState="0" w:defUIPriority="99" w:defSemiHidden="1" w:defUnhideWhenUsed="1" w:defQFormat="0" w:count="260">
+    <w:lsdException w:name="Normal" w:semiHidden="0" w:uiPriority="0" w:unhideWhenUsed="0" w:qFormat="1"/>
+    <w:lsdException w:name="heading 1" w:semiHidden="0" w:uiPriority="0" w:unhideWhenUsed="0" w:qFormat="1"/>
+    <w:lsdException w:name="heading 2" w:semiHidden="0" w:uiPriority="0" w:qFormat="1"/>
+    <w:lsdException w:name="heading 3" w:uiPriority="0" w:qFormat="1"/>
+    <w:lsdException w:name="heading 4" w:semiHidden="0" w:uiPriority="0" w:qFormat="1"/>
+    <w:lsdException w:name="heading 5" w:uiPriority="0" w:qFormat="1"/>
+    <w:lsdException w:name="heading 6" w:uiPriority="0" w:qFormat="1"/>
+    <w:lsdException w:name="heading 7" w:uiPriority="0" w:qFormat="1"/>
+    <w:lsdException w:name="heading 8" w:uiPriority="0" w:qFormat="1"/>
+    <w:lsdException w:name="heading 9" w:uiPriority="0" w:qFormat="1"/>
+    <w:lsdException w:name="index 1" w:semiHidden="0" w:uiPriority="0" w:unhideWhenUsed="0"/>
+    <w:lsdException w:name="index 2" w:semiHidden="0" w:uiPriority="0" w:unhideWhenUsed="0"/>
+    <w:lsdException w:name="index 3" w:semiHidden="0" w:uiPriority="0" w:unhideWhenUsed="0"/>
+    <w:lsdException w:name="index 4" w:semiHidden="0" w:uiPriority="0" w:unhideWhenUsed="0"/>
+    <w:lsdException w:name="index 5" w:semiHidden="0" w:uiPriority="0" w:unhideWhenUsed="0"/>
+    <w:lsdException w:name="index 6" w:semiHidden="0" w:uiPriority="0" w:unhideWhenUsed="0"/>
+    <w:lsdException w:name="index 7" w:semiHidden="0" w:uiPriority="0" w:unhideWhenUsed="0"/>
+    <w:lsdException w:name="index 8" w:semiHidden="0" w:uiPriority="0" w:unhideWhenUsed="0"/>
+    <w:lsdException w:name="index 9" w:semiHidden="0" w:uiPriority="0" w:unhideWhenUsed="0"/>
+    <w:lsdException w:name="toc 1" w:semiHidden="0" w:uiPriority="0" w:unhideWhenUsed="0" w:qFormat="1"/>
+    <w:lsdException w:name="toc 2" w:semiHidden="0" w:uiPriority="0" w:unhideWhenUsed="0" w:qFormat="1"/>
+    <w:lsdException w:name="toc 3" w:semiHidden="0" w:uiPriority="0" w:unhideWhenUsed="0" w:qFormat="1"/>
+    <w:lsdException w:name="toc 4" w:semiHidden="0" w:uiPriority="0" w:unhideWhenUsed="0"/>
+    <w:lsdException w:name="toc 5" w:semiHidden="0" w:uiPriority="0" w:unhideWhenUsed="0"/>
+    <w:lsdException w:name="toc 6" w:semiHidden="0" w:uiPriority="0" w:unhideWhenUsed="0"/>
+    <w:lsdException w:name="toc 7" w:semiHidden="0" w:uiPriority="0" w:unhideWhenUsed="0"/>
+    <w:lsdException w:name="toc 8" w:semiHidden="0" w:uiPriority="0" w:unhideWhenUsed="0"/>
+    <w:lsdException w:name="toc 9" w:semiHidden="0" w:uiPriority="0" w:unhideWhenUsed="0"/>
+    <w:lsdException w:name="Normal Indent" w:semiHidden="0" w:uiPriority="0" w:unhideWhenUsed="0"/>
+    <w:lsdException w:name="footnote text" w:semiHidden="0" w:uiPriority="0" w:unhideWhenUsed="0"/>
+    <w:lsdException w:name="annotation text" w:semiHidden="0" w:uiPriority="0" w:unhideWhenUsed="0" w:qFormat="1"/>
+    <w:lsdException w:name="header" w:semiHidden="0" w:uiPriority="0" w:unhideWhenUsed="0" w:qFormat="1"/>
+    <w:lsdException w:name="footer" w:semiHidden="0" w:uiPriority="0" w:unhideWhenUsed="0" w:qFormat="1"/>
+    <w:lsdException w:name="index heading" w:semiHidden="0" w:uiPriority="0" w:unhideWhenUsed="0"/>
+    <w:lsdException w:name="caption" w:uiPriority="0" w:qFormat="1"/>
+    <w:lsdException w:name="table of figures" w:semiHidden="0" w:uiPriority="0" w:unhideWhenUsed="0"/>
+    <w:lsdException w:name="envelope address" w:semiHidden="0" w:uiPriority="0" w:unhideWhenUsed="0"/>
+    <w:lsdException w:name="envelope return" w:semiHidden="0" w:uiPriority="0" w:unhideWhenUsed="0"/>
+    <w:lsdException w:name="footnote reference" w:semiHidden="0" w:uiPriority="0" w:unhideWhenUsed="0"/>
+    <w:lsdException w:name="annotation reference" w:semiHidden="0" w:uiPriority="0" w:unhideWhenUsed="0"/>
+    <w:lsdException w:name="line number" w:semiHidden="0" w:uiPriority="0" w:unhideWhenUsed="0"/>
+    <w:lsdException w:name="page number" w:semiHidden="0" w:uiPriority="0" w:unhideWhenUsed="0"/>
+    <w:lsdException w:name="endnote reference" w:semiHidden="0" w:uiPriority="0" w:unhideWhenUsed="0"/>
+    <w:lsdException w:name="endnote text" w:semiHidden="0" w:uiPriority="0" w:unhideWhenUsed="0"/>
+    <w:lsdException w:name="table of authorities" w:semiHidden="0" w:uiPriority="0" w:unhideWhenUsed="0"/>
+    <w:lsdException w:name="macro" w:semiHidden="0" w:uiPriority="0" w:unhideWhenUsed="0"/>
+    <w:lsdException w:name="toa heading" w:semiHidden="0" w:uiPriority="0" w:unhideWhenUsed="0"/>
+    <w:lsdException w:name="List" w:semiHidden="0" w:uiPriority="0" w:unhideWhenUsed="0"/>
+    <w:lsdException w:name="List Bullet" w:semiHidden="0" w:uiPriority="0" w:unhideWhenUsed="0"/>
+    <w:lsdException w:name="List Number" w:semiHidden="0" w:uiPriority="0" w:unhideWhenUsed="0"/>
+    <w:lsdException w:name="List 2" w:semiHidden="0" w:uiPriority="0" w:unhideWhenUsed="0"/>
+    <w:lsdException w:name="List 3" w:semiHidden="0" w:uiPriority="0" w:unhideWhenUsed="0"/>
+    <w:lsdException w:name="List 4" w:semiHidden="0" w:uiPriority="0" w:unhideWhenUsed="0"/>
+    <w:lsdException w:name="List 5" w:semiHidden="0" w:uiPriority="0" w:unhideWhenUsed="0"/>
+    <w:lsdException w:name="List Bullet 2" w:semiHidden="0" w:uiPriority="0" w:unhideWhenUsed="0"/>
+    <w:lsdException w:name="List Bullet 3" w:semiHidden="0" w:uiPriority="0" w:unhideWhenUsed="0"/>
+    <w:lsdException w:name="List Bullet 4" w:semiHidden="0" w:uiPriority="0" w:unhideWhenUsed="0"/>
+    <w:lsdException w:name="List Bullet 5" w:semiHidden="0" w:uiPriority="0" w:unhideWhenUsed="0"/>
+    <w:lsdException w:name="List Number 2" w:semiHidden="0" w:uiPriority="0" w:unhideWhenUsed="0"/>
+    <w:lsdException w:name="List Number 3" w:semiHidden="0" w:uiPriority="0" w:unhideWhenUsed="0"/>
+    <w:lsdException w:name="List Number 4" w:semiHidden="0" w:uiPriority="0" w:unhideWhenUsed="0"/>
+    <w:lsdException w:name="List Number 5" w:semiHidden="0" w:uiPriority="0" w:unhideWhenUsed="0"/>
+    <w:lsdException w:name="Title" w:semiHidden="0" w:uiPriority="0" w:unhideWhenUsed="0" w:qFormat="1"/>
+    <w:lsdException w:name="Closing" w:semiHidden="0" w:uiPriority="0" w:unhideWhenUsed="0"/>
+    <w:lsdException w:name="Signature" w:semiHidden="0" w:uiPriority="0" w:unhideWhenUsed="0"/>
+    <w:lsdException w:name="Default Paragraph Font" w:uiPriority="0" w:unhideWhenUsed="0" w:qFormat="1"/>
+    <w:lsdException w:name="Body Text" w:uiPriority="0" w:unhideWhenUsed="0" w:qFormat="1"/>
+    <w:lsdException w:name="Body Text Indent" w:semiHidden="0" w:uiPriority="0" w:unhideWhenUsed="0"/>
+    <w:lsdException w:name="List Continue" w:semiHidden="0" w:uiPriority="0" w:unhideWhenUsed="0"/>
+    <w:lsdException w:name="List Continue 2" w:semiHidden="0" w:uiPriority="0" w:unhideWhenUsed="0"/>
+    <w:lsdException w:name="List Continue 3" w:semiHidden="0" w:uiPriority="0" w:unhideWhenUsed="0"/>
+    <w:lsdException w:name="List Continue 4" w:semiHidden="0" w:uiPriority="0" w:unhideWhenUsed="0"/>
+    <w:lsdException w:name="List Continue 5" w:semiHidden="0" w:uiPriority="0" w:unhideWhenUsed="0"/>
+    <w:lsdException w:name="Message Header" w:semiHidden="0" w:uiPriority="0" w:unhideWhenUsed="0"/>
+    <w:lsdException w:name="Subtitle" w:semiHidden="0" w:uiPriority="0" w:unhideWhenUsed="0" w:qFormat="1"/>
+    <w:lsdException w:name="Salutation" w:semiHidden="0" w:uiPriority="0" w:unhideWhenUsed="0"/>
+    <w:lsdException w:name="Date" w:semiHidden="0" w:uiPriority="0" w:unhideWhenUsed="0"/>
+    <w:lsdException w:name="Body Text First Indent" w:semiHidden="0" w:uiPriority="0" w:unhideWhenUsed="0"/>
+    <w:lsdException w:name="Body Text First Indent 2" w:semiHidden="0" w:uiPriority="0" w:unhideWhenUsed="0"/>
+    <w:lsdException w:name="Body Text 2" w:semiHidden="0" w:uiPriority="0" w:unhideWhenUsed="0"/>
+    <w:lsdException w:name="Body Text 3" w:semiHidden="0" w:uiPriority="0" w:unhideWhenUsed="0"/>
+    <w:lsdException w:name="Body Text Indent 2" w:semiHidden="0" w:uiPriority="0" w:unhideWhenUsed="0"/>
+    <w:lsdException w:name="Body Text Indent 3" w:semiHidden="0" w:uiPriority="0" w:unhideWhenUsed="0"/>
+    <w:lsdException w:name="Block Text" w:semiHidden="0" w:uiPriority="0" w:unhideWhenUsed="0"/>
+    <w:lsdException w:name="Hyperlink" w:semiHidden="0" w:uiPriority="0" w:unhideWhenUsed="0"/>
+    <w:lsdException w:name="FollowedHyperlink" w:semiHidden="0" w:uiPriority="0" w:unhideWhenUsed="0"/>
+    <w:lsdException w:name="Strong" w:semiHidden="0" w:uiPriority="0" w:unhideWhenUsed="0" w:qFormat="1"/>
+    <w:lsdException w:name="Emphasis" w:semiHidden="0" w:uiPriority="0" w:unhideWhenUsed="0" w:qFormat="1"/>
+    <w:lsdException w:name="Document Map" w:semiHidden="0" w:uiPriority="0" w:unhideWhenUsed="0"/>
+    <w:lsdException w:name="Plain Text" w:semiHidden="0" w:uiPriority="0" w:unhideWhenUsed="0"/>
+    <w:lsdException w:name="E-mail Signature" w:semiHidden="0" w:uiPriority="0" w:unhideWhenUsed="0"/>
+    <w:lsdException w:name="Normal (Web)" w:semiHidden="0" w:uiPriority="0" w:unhideWhenUsed="0" w:qFormat="1"/>
+    <w:lsdException w:name="HTML Acronym" w:semiHidden="0" w:uiPriority="0" w:unhideWhenUsed="0"/>
+    <w:lsdException w:name="HTML Address" w:semiHidden="0" w:uiPriority="0" w:unhideWhenUsed="0"/>
+    <w:lsdException w:name="HTML Cite" w:semiHidden="0" w:uiPriority="0" w:unhideWhenUsed="0"/>
+    <w:lsdException w:name="HTML Code" w:semiHidden="0" w:uiPriority="0" w:unhideWhenUsed="0"/>
+    <w:lsdException w:name="HTML Definition" w:semiHidden="0" w:uiPriority="0" w:unhideWhenUsed="0"/>
+    <w:lsdException w:name="HTML Keyboard" w:semiHidden="0" w:uiPriority="0" w:unhideWhenUsed="0"/>
+    <w:lsdException w:name="HTML Preformatted" w:semiHidden="0" w:uiPriority="0" w:unhideWhenUsed="0"/>
+    <w:lsdException w:name="HTML Sample" w:semiHidden="0" w:uiPriority="0" w:unhideWhenUsed="0"/>
+    <w:lsdException w:name="HTML Typewriter" w:semiHidden="0" w:uiPriority="0" w:unhideWhenUsed="0"/>
+    <w:lsdException w:name="HTML Variable" w:semiHidden="0" w:uiPriority="0" w:unhideWhenUsed="0"/>
+    <w:lsdException w:name="Normal Table" w:uiPriority="0" w:unhideWhenUsed="0" w:qFormat="1"/>
+    <w:lsdException w:name="annotation subject" w:semiHidden="0" w:uiPriority="0" w:unhideWhenUsed="0"/>
+    <w:lsdException w:name="Table Simple 1" w:semiHidden="0" w:uiPriority="0" w:unhideWhenUsed="0"/>
+    <w:lsdException w:name="Table Simple 2" w:semiHidden="0" w:uiPriority="0" w:unhideWhenUsed="0"/>
+    <w:lsdException w:name="Table Simple 3" w:semiHidden="0" w:uiPriority="0" w:unhideWhenUsed="0"/>
+    <w:lsdException w:name="Table Classic 1" w:semiHidden="0" w:uiPriority="0" w:unhideWhenUsed="0"/>
+    <w:lsdException w:name="Table Classic 2" w:semiHidden="0" w:uiPriority="0" w:unhideWhenUsed="0"/>
+    <w:lsdException w:name="Table Classic 3" w:semiHidden="0" w:uiPriority="0" w:unhideWhenUsed="0"/>
+    <w:lsdException w:name="Table Classic 4" w:semiHidden="0" w:uiPriority="0" w:unhideWhenUsed="0"/>
+    <w:lsdException w:name="Table Colorful 1" w:semiHidden="0" w:uiPriority="0" w:unhideWhenUsed="0"/>
+    <w:lsdException w:name="Table Colorful 2" w:semiHidden="0" w:uiPriority="0" w:unhideWhenUsed="0"/>
+    <w:lsdException w:name="Table Colorful 3" w:semiHidden="0" w:uiPriority="0" w:unhideWhenUsed="0"/>
+    <w:lsdException w:name="Table Columns 1" w:semiHidden="0" w:uiPriority="0" w:unhideWhenUsed="0"/>
+    <w:lsdException w:name="Table Columns 2" w:semiHidden="0" w:uiPriority="0" w:unhideWhenUsed="0"/>
+    <w:lsdException w:name="Table Columns 3" w:semiHidden="0" w:uiPriority="0" w:unhideWhenUsed="0"/>
+    <w:lsdException w:name="Table Columns 4" w:semiHidden="0" w:uiPriority="0" w:unhideWhenUsed="0"/>
+    <w:lsdException w:name="Table Columns 5" w:semiHidden="0" w:uiPriority="0" w:unhideWhenUsed="0"/>
+    <w:lsdException w:name="Table Grid 1" w:semiHidden="0" w:uiPriority="0" w:unhideWhenUsed="0"/>
+    <w:lsdException w:name="Table Grid 2" w:semiHidden="0" w:uiPriority="0" w:unhideWhenUsed="0"/>
+    <w:lsdException w:name="Table Grid 3" w:semiHidden="0" w:uiPriority="0" w:unhideWhenUsed="0"/>
+    <w:lsdException w:name="Table Grid 4" w:semiHidden="0" w:uiPriority="0" w:unhideWhenUsed="0"/>
+    <w:lsdException w:name="Table Grid 5" w:semiHidden="0" w:uiPriority="0" w:unhideWhenUsed="0"/>
+    <w:lsdException w:name="Table Grid 6" w:semiHidden="0" w:uiPriority="0" w:unhideWhenUsed="0"/>
+    <w:lsdException w:name="Table Grid 7" w:semiHidden="0" w:uiPriority="0" w:unhideWhenUsed="0"/>
+    <w:lsdException w:name="Table Grid 8" w:semiHidden="0" w:uiPriority="0" w:unhideWhenUsed="0"/>
+    <w:lsdException w:name="Table List 1" w:semiHidden="0" w:uiPriority="0" w:unhideWhenUsed="0"/>
+    <w:lsdException w:name="Table List 2" w:semiHidden="0" w:uiPriority="0" w:unhideWhenUsed="0"/>
+    <w:lsdException w:name="Table List 3" w:semiHidden="0" w:uiPriority="0" w:unhideWhenUsed="0"/>
+    <w:lsdException w:name="Table List 4" w:semiHidden="0" w:uiPriority="0" w:unhideWhenUsed="0"/>
+    <w:lsdException w:name="Table List 5" w:semiHidden="0" w:uiPriority="0" w:unhideWhenUsed="0"/>
+    <w:lsdException w:name="Table List 6" w:semiHidden="0" w:uiPriority="0" w:unhideWhenUsed="0"/>
+    <w:lsdException w:name="Table List 7" w:semiHidden="0" w:uiPriority="0" w:unhideWhenUsed="0"/>
+    <w:lsdException w:name="Table List 8" w:semiHidden="0" w:uiPriority="0" w:unhideWhenUsed="0"/>
+    <w:lsdException w:name="Table 3D effects 1" w:semiHidden="0" w:uiPriority="0" w:unhideWhenUsed="0"/>
+    <w:lsdException w:name="Table 3D effects 2" w:semiHidden="0" w:uiPriority="0" w:unhideWhenUsed="0"/>
+    <w:lsdException w:name="Table 3D effects 3" w:semiHidden="0" w:uiPriority="0" w:unhideWhenUsed="0"/>
+    <w:lsdException w:name="Table Contemporary" w:semiHidden="0" w:uiPriority="0" w:unhideWhenUsed="0"/>
+    <w:lsdException w:name="Table Elegant" w:semiHidden="0" w:uiPriority="0" w:unhideWhenUsed="0"/>
+    <w:lsdException w:name="Table Professional" w:semiHidden="0" w:uiPriority="0" w:unhideWhenUsed="0"/>
+    <w:lsdException w:name="Table Subtle 1" w:semiHidden="0" w:uiPriority="0" w:unhideWhenUsed="0"/>
+    <w:lsdException w:name="Table Subtle 2" w:semiHidden="0" w:uiPriority="0" w:unhideWhenUsed="0"/>
+    <w:lsdException w:name="Table Web 1" w:semiHidden="0" w:uiPriority="0" w:unhideWhenUsed="0"/>
+    <w:lsdException w:name="Table Web 2" w:semiHidden="0" w:uiPriority="0" w:unhideWhenUsed="0"/>
+    <w:lsdException w:name="Table Web 3" w:semiHidden="0" w:uiPriority="0" w:unhideWhenUsed="0"/>
+    <w:lsdException w:name="Balloon Text" w:semiHidden="0" w:uiPriority="0" w:unhideWhenUsed="0"/>
+    <w:lsdException w:name="Table Grid" w:semiHidden="0" w:uiPriority="0" w:unhideWhenUsed="0" w:qFormat="1"/>
+    <w:lsdException w:name="Table Theme" w:semiHidden="0" w:uiPriority="0" w:unhideWhenUsed="0"/>
+    <w:lsdException w:name="Light Shading" w:semiHidden="0" w:uiPriority="60" w:unhideWhenUsed="0"/>
+    <w:lsdException w:name="Light List" w:semiHidden="0" w:uiPriority="61" w:unhideWhenUsed="0"/>
+    <w:lsdException w:name="Light Grid" w:semiHidden="0" w:uiPriority="62" w:unhideWhenUsed="0"/>
+    <w:lsdException w:name="Medium Shading 1" w:semiHidden="0" w:uiPriority="63" w:unhideWhenUsed="0"/>
+    <w:lsdException w:name="Medium Shading 2" w:semiHidden="0" w:uiPriority="64" w:unhideWhenUsed="0"/>
+    <w:lsdException w:name="Medium List 1" w:semiHidden="0" w:uiPriority="65" w:unhideWhenUsed="0"/>
+    <w:lsdException w:name="Medium List 2" w:semiHidden="0" w:uiPriority="66" w:unhideWhenUsed="0"/>
+    <w:lsdException w:name="Medium Grid 1" w:semiHidden="0" w:uiPriority="67" w:unhideWhenUsed="0"/>
+    <w:lsdException w:name="Medium Grid 2" w:semiHidden="0" w:uiPriority="68" w:unhideWhenUsed="0"/>
+    <w:lsdException w:name="Medium Grid 3" w:semiHidden="0" w:uiPriority="69" w:unhideWhenUsed="0"/>
+    <w:lsdException w:name="Dark List" w:semiHidden="0" w:uiPriority="70" w:unhideWhenUsed="0"/>
+    <w:lsdException w:name="Colorful Shading" w:semiHidden="0" w:uiPriority="71" w:unhideWhenUsed="0"/>
+    <w:lsdException w:name="Colorful List" w:semiHidden="0" w:uiPriority="72" w:unhideWhenUsed="0"/>
+    <w:lsdException w:name="Colorful Grid" w:semiHidden="0" w:uiPriority="73" w:unhideWhenUsed="0"/>
+    <w:lsdException w:name="Light Shading Accent 1" w:semiHidden="0" w:uiPriority="60" w:unhideWhenUsed="0"/>
+    <w:lsdException w:name="Light List Accent 1" w:semiHidden="0" w:uiPriority="61" w:unhideWhenUsed="0"/>
+    <w:lsdException w:name="Light Grid Accent 1" w:semiHidden="0" w:uiPriority="62" w:unhideWhenUsed="0"/>
+    <w:lsdException w:name="Medium Shading 1 Accent 1" w:semiHidden="0" w:uiPriority="63" w:unhideWhenUsed="0"/>
+    <w:lsdException w:name="Medium Shading 2 Accent 1" w:semiHidden="0" w:uiPriority="64" w:unhideWhenUsed="0"/>
+    <w:lsdException w:name="Medium List 1 Accent 1" w:semiHidden="0" w:uiPriority="65" w:unhideWhenUsed="0"/>
+    <w:lsdException w:name="Medium List 2 Accent 1" w:semiHidden="0" w:uiPriority="66" w:unhideWhenUsed="0"/>
+    <w:lsdException w:name="Medium Grid 1 Accent 1" w:semiHidden="0" w:uiPriority="67" w:unhideWhenUsed="0"/>
+    <w:lsdException w:name="Medium Grid 2 Accent 1" w:semiHidden="0" w:uiPriority="68" w:unhideWhenUsed="0"/>
+    <w:lsdException w:name="Medium Grid 3 Accent 1" w:semiHidden="0" w:uiPriority="69" w:unhideWhenUsed="0"/>
+    <w:lsdException w:name="Dark List Accent 1" w:semiHidden="0" w:uiPriority="70" w:unhideWhenUsed="0"/>
+    <w:lsdException w:name="Colorful Shading Accent 1" w:semiHidden="0" w:uiPriority="71" w:unhideWhenUsed="0"/>
+    <w:lsdException w:name="Colorful List Accent 1" w:semiHidden="0" w:uiPriority="72" w:unhideWhenUsed="0"/>
+    <w:lsdException w:name="Colorful Grid Accent 1" w:semiHidden="0" w:uiPriority="73" w:unhideWhenUsed="0"/>
+    <w:lsdException w:name="Light Shading Accent 2" w:semiHidden="0" w:uiPriority="60" w:unhideWhenUsed="0"/>
+    <w:lsdException w:name="Light List Accent 2" w:semiHidden="0" w:uiPriority="61" w:unhideWhenUsed="0"/>
+    <w:lsdException w:name="Light Grid Accent 2" w:semiHidden="0" w:uiPriority="62" w:unhideWhenUsed="0"/>
+    <w:lsdException w:name="Medium Shading 1 Accent 2" w:semiHidden="0" w:uiPriority="63" w:unhideWhenUsed="0"/>
+    <w:lsdException w:name="Medium Shading 2 Accent 2" w:semiHidden="0" w:uiPriority="64" w:unhideWhenUsed="0"/>
+    <w:lsdException w:name="Medium List 1 Accent 2" w:semiHidden="0" w:uiPriority="65" w:unhideWhenUsed="0"/>
+    <w:lsdException w:name="Medium List 2 Accent 2" w:semiHidden="0" w:uiPriority="66" w:unhideWhenUsed="0"/>
+    <w:lsdException w:name="Medium Grid 1 Accent 2" w:semiHidden="0" w:uiPriority="67" w:unhideWhenUsed="0"/>
+    <w:lsdException w:name="Medium Grid 2 Accent 2" w:semiHidden="0" w:uiPriority="68" w:unhideWhenUsed="0"/>
+    <w:lsdException w:name="Medium Grid 3 Accent 2" w:semiHidden="0" w:uiPriority="69" w:unhideWhenUsed="0"/>
+    <w:lsdException w:name="Dark List Accent 2" w:semiHidden="0" w:uiPriority="70" w:unhideWhenUsed="0"/>
+    <w:lsdException w:name="Colorful Shading Accent 2" w:semiHidden="0" w:uiPriority="71" w:unhideWhenUsed="0"/>
+    <w:lsdException w:name="Colorful List Accent 2" w:semiHidden="0" w:uiPriority="72" w:unhideWhenUsed="0"/>
+    <w:lsdException w:name="Colorful Grid Accent 2" w:semiHidden="0" w:uiPriority="73" w:unhideWhenUsed="0"/>
+    <w:lsdException w:name="Light Shading Accent 3" w:semiHidden="0" w:uiPriority="60" w:unhideWhenUsed="0"/>
+    <w:lsdException w:name="Light List Accent 3" w:semiHidden="0" w:uiPriority="61" w:unhideWhenUsed="0"/>
+    <w:lsdException w:name="Light Grid Accent 3" w:semiHidden="0" w:uiPriority="62" w:unhideWhenUsed="0"/>
+    <w:lsdException w:name="Medium Shading 1 Accent 3" w:semiHidden="0" w:uiPriority="63" w:unhideWhenUsed="0"/>
+    <w:lsdException w:name="Medium Shading 2 Accent 3" w:semiHidden="0" w:uiPriority="64" w:unhideWhenUsed="0"/>
+    <w:lsdException w:name="Medium List 1 Accent 3" w:semiHidden="0" w:uiPriority="65" w:unhideWhenUsed="0"/>
+    <w:lsdException w:name="Medium List 2 Accent 3" w:semiHidden="0" w:uiPriority="66" w:unhideWhenUsed="0"/>
+    <w:lsdException w:name="Medium Grid 1 Accent 3" w:semiHidden="0" w:uiPriority="67" w:unhideWhenUsed="0"/>
+    <w:lsdException w:name="Medium Grid 2 Accent 3" w:semiHidden="0" w:uiPriority="68" w:unhideWhenUsed="0"/>
+    <w:lsdException w:name="Medium Grid 3 Accent 3" w:semiHidden="0" w:uiPriority="69" w:unhideWhenUsed="0"/>
+    <w:lsdException w:name="Dark List Accent 3" w:semiHidden="0" w:uiPriority="70" w:unhideWhenUsed="0"/>
+    <w:lsdException w:name="Colorful Shading Accent 3" w:semiHidden="0" w:uiPriority="71" w:unhideWhenUsed="0"/>
+    <w:lsdException w:name="Colorful List Accent 3" w:semiHidden="0" w:uiPriority="72" w:unhideWhenUsed="0"/>
+    <w:lsdException w:name="Colorful Grid Accent 3" w:semiHidden="0" w:uiPriority="73" w:unhideWhenUsed="0"/>
+    <w:lsdException w:name="Light Shading Accent 4" w:semiHidden="0" w:uiPriority="60" w:unhideWhenUsed="0"/>
+    <w:lsdException w:name="Light List Accent 4" w:semiHidden="0" w:uiPriority="61" w:unhideWhenUsed="0"/>
+    <w:lsdException w:name="Light Grid Accent 4" w:semiHidden="0" w:uiPriority="62" w:unhideWhenUsed="0"/>
+    <w:lsdException w:name="Medium Shading 1 Accent 4" w:semiHidden="0" w:uiPriority="63" w:unhideWhenUsed="0"/>
+    <w:lsdException w:name="Medium Shading 2 Accent 4" w:semiHidden="0" w:uiPriority="64" w:unhideWhenUsed="0"/>
+    <w:lsdException w:name="Medium List 1 Accent 4" w:semiHidden="0" w:uiPriority="65" w:unhideWhenUsed="0"/>
+    <w:lsdException w:name="Medium List 2 Accent 4" w:semiHidden="0" w:uiPriority="66" w:unhideWhenUsed="0"/>
+    <w:lsdException w:name="Medium Grid 1 Accent 4" w:semiHidden="0" w:uiPriority="67" w:unhideWhenUsed="0"/>
+    <w:lsdException w:name="Medium Grid 2 Accent 4" w:semiHidden="0" w:uiPriority="68" w:unhideWhenUsed="0"/>
+    <w:lsdException w:name="Medium Grid 3 Accent 4" w:semiHidden="0" w:uiPriority="69" w:unhideWhenUsed="0"/>
+    <w:lsdException w:name="Dark List Accent 4" w:semiHidden="0" w:uiPriority="70" w:unhideWhenUsed="0"/>
+    <w:lsdException w:name="Colorful Shading Accent 4" w:semiHidden="0" w:uiPriority="71" w:unhideWhenUsed="0"/>
+    <w:lsdException w:name="Colorful List Accent 4" w:semiHidden="0" w:uiPriority="72" w:unhideWhenUsed="0"/>
+    <w:lsdException w:name="Colorful Grid Accent 4" w:semiHidden="0" w:uiPriority="73" w:unhideWhenUsed="0"/>
+    <w:lsdException w:name="Light Shading Accent 5" w:semiHidden="0" w:uiPriority="60" w:unhideWhenUsed="0"/>
+    <w:lsdException w:name="Light List Accent 5" w:semiHidden="0" w:uiPriority="61" w:unhideWhenUsed="0"/>
+    <w:lsdException w:name="Light Grid Accent 5" w:semiHidden="0" w:uiPriority="62" w:unhideWhenUsed="0"/>
+    <w:lsdException w:name="Medium Shading 1 Accent 5" w:semiHidden="0" w:uiPriority="63" w:unhideWhenUsed="0"/>
+    <w:lsdException w:name="Medium Shading 2 Accent 5" w:semiHidden="0" w:uiPriority="64" w:unhideWhenUsed="0"/>
+    <w:lsdException w:name="Medium List 1 Accent 5" w:semiHidden="0" w:uiPriority="65" w:unhideWhenUsed="0"/>
+    <w:lsdException w:name="Medium List 2 Accent 5" w:semiHidden="0" w:uiPriority="66" w:unhideWhenUsed="0"/>
+    <w:lsdException w:name="Medium Grid 1 Accent 5" w:semiHidden="0" w:uiPriority="67" w:unhideWhenUsed="0"/>
+    <w:lsdException w:name="Medium Grid 2 Accent 5" w:semiHidden="0" w:uiPriority="68" w:unhideWhenUsed="0"/>
+    <w:lsdException w:name="Medium Grid 3 Accent 5" w:semiHidden="0" w:uiPriority="69" w:unhideWhenUsed="0"/>
+    <w:lsdException w:name="Dark List Accent 5" w:semiHidden="0" w:uiPriority="70" w:unhideWhenUsed="0"/>
+    <w:lsdException w:name="Colorful Shading Accent 5" w:semiHidden="0" w:uiPriority="71" w:unhideWhenUsed="0"/>
+    <w:lsdException w:name="Colorful List Accent 5" w:semiHidden="0" w:uiPriority="72" w:unhideWhenUsed="0"/>
+    <w:lsdException w:name="Colorful Grid Accent 5" w:semiHidden="0" w:uiPriority="73" w:unhideWhenUsed="0"/>
+    <w:lsdException w:name="Light Shading Accent 6" w:semiHidden="0" w:uiPriority="60" w:unhideWhenUsed="0"/>
+    <w:lsdException w:name="Light List Accent 6" w:semiHidden="0" w:uiPriority="61" w:unhideWhenUsed="0"/>
+    <w:lsdException w:name="Light Grid Accent 6" w:semiHidden="0" w:uiPriority="62" w:unhideWhenUsed="0"/>
+    <w:lsdException w:name="Medium Shading 1 Accent 6" w:semiHidden="0" w:uiPriority="63" w:unhideWhenUsed="0"/>
+    <w:lsdException w:name="Medium Shading 2 Accent 6" w:semiHidden="0" w:uiPriority="64" w:unhideWhenUsed="0"/>
+    <w:lsdException w:name="Medium List 1 Accent 6" w:semiHidden="0" w:uiPriority="65" w:unhideWhenUsed="0"/>
+    <w:lsdException w:name="Medium List 2 Accent 6" w:semiHidden="0" w:uiPriority="66" w:unhideWhenUsed="0"/>
+    <w:lsdException w:name="Medium Grid 1 Accent 6" w:semiHidden="0" w:uiPriority="67" w:unhideWhenUsed="0"/>
+    <w:lsdException w:name="Medium Grid 2 Accent 6" w:semiHidden="0" w:uiPriority="68" w:unhideWhenUsed="0"/>
+    <w:lsdException w:name="Medium Grid 3 Accent 6" w:semiHidden="0" w:uiPriority="69" w:unhideWhenUsed="0"/>
+    <w:lsdException w:name="Dark List Accent 6" w:semiHidden="0" w:uiPriority="70" w:unhideWhenUsed="0"/>
+    <w:lsdException w:name="Colorful Shading Accent 6" w:semiHidden="0" w:uiPriority="71" w:unhideWhenUsed="0"/>
+    <w:lsdException w:name="Colorful List Accent 6" w:semiHidden="0" w:uiPriority="72" w:unhideWhenUsed="0"/>
+    <w:lsdException w:name="Colorful Grid Accent 6" w:semiHidden="0" w:uiPriority="73" w:unhideWhenUsed="0"/>
   </w:latentStyles>
-  <w:style w:type="paragraph" w:default="1" w:styleId="1">
+  <w:style w:type="paragraph" w:default="1" w:styleId="Normal">
     <w:name w:val="Normal"/>
     <w:qFormat/>
-    <w:uiPriority w:val="0"/>
     <w:pPr>
       <w:kinsoku w:val="0"/>
       <w:autoSpaceDE w:val="0"/>
@@ -3694,7 +3615,7 @@
       <w:textAlignment w:val="baseline"/>
     </w:pPr>
     <w:rPr>
-      <w:rFonts w:ascii="Arial" w:hAnsi="Arial" w:eastAsia="宋体" w:cs="Arial"/>
+      <w:rFonts w:ascii="Arial" w:eastAsia="宋体" w:hAnsi="Arial" w:cs="Arial"/>
       <w:snapToGrid w:val="0"/>
       <w:color w:val="000000"/>
       <w:kern w:val="0"/>
@@ -3703,12 +3624,11 @@
       <w:lang w:val="en-US" w:eastAsia="en-US" w:bidi="ar-SA"/>
     </w:rPr>
   </w:style>
-  <w:style w:type="paragraph" w:styleId="2">
+  <w:style w:type="paragraph" w:styleId="Heading1">
     <w:name w:val="heading 1"/>
-    <w:basedOn w:val="1"/>
-    <w:next w:val="1"/>
+    <w:basedOn w:val="Normal"/>
+    <w:next w:val="Normal"/>
     <w:qFormat/>
-    <w:uiPriority w:val="0"/>
     <w:pPr>
       <w:keepNext/>
       <w:keepLines/>
@@ -3726,13 +3646,12 @@
       <w:sz w:val="44"/>
     </w:rPr>
   </w:style>
-  <w:style w:type="paragraph" w:styleId="3">
+  <w:style w:type="paragraph" w:styleId="Heading2">
     <w:name w:val="heading 2"/>
-    <w:basedOn w:val="1"/>
-    <w:next w:val="1"/>
+    <w:basedOn w:val="Normal"/>
+    <w:next w:val="Normal"/>
     <w:unhideWhenUsed/>
     <w:qFormat/>
-    <w:uiPriority w:val="0"/>
     <w:pPr>
       <w:keepNext/>
       <w:keepLines/>
@@ -3745,19 +3664,18 @@
       <w:outlineLvl w:val="1"/>
     </w:pPr>
     <w:rPr>
-      <w:rFonts w:ascii="Arial" w:hAnsi="Arial" w:eastAsia="黑体"/>
+      <w:rFonts w:ascii="Arial" w:eastAsia="黑体" w:hAnsi="Arial"/>
       <w:b/>
       <w:sz w:val="32"/>
     </w:rPr>
   </w:style>
-  <w:style w:type="paragraph" w:styleId="4">
+  <w:style w:type="paragraph" w:styleId="Heading3">
     <w:name w:val="heading 3"/>
-    <w:basedOn w:val="1"/>
-    <w:next w:val="1"/>
+    <w:basedOn w:val="Normal"/>
+    <w:next w:val="Normal"/>
     <w:semiHidden/>
     <w:unhideWhenUsed/>
     <w:qFormat/>
-    <w:uiPriority w:val="0"/>
     <w:pPr>
       <w:keepNext/>
       <w:keepLines/>
@@ -3774,13 +3692,12 @@
       <w:sz w:val="32"/>
     </w:rPr>
   </w:style>
-  <w:style w:type="paragraph" w:styleId="5">
+  <w:style w:type="paragraph" w:styleId="Heading4">
     <w:name w:val="heading 4"/>
-    <w:basedOn w:val="1"/>
-    <w:next w:val="1"/>
+    <w:basedOn w:val="Normal"/>
+    <w:next w:val="Normal"/>
     <w:unhideWhenUsed/>
     <w:qFormat/>
-    <w:uiPriority w:val="0"/>
     <w:pPr>
       <w:keepNext/>
       <w:keepLines/>
@@ -3793,19 +3710,18 @@
       <w:outlineLvl w:val="3"/>
     </w:pPr>
     <w:rPr>
-      <w:rFonts w:ascii="Arial" w:hAnsi="Arial" w:eastAsia="黑体"/>
+      <w:rFonts w:ascii="Arial" w:eastAsia="黑体" w:hAnsi="Arial"/>
       <w:b/>
       <w:sz w:val="28"/>
     </w:rPr>
   </w:style>
-  <w:style w:type="paragraph" w:styleId="6">
+  <w:style w:type="paragraph" w:styleId="Heading5">
     <w:name w:val="heading 5"/>
-    <w:basedOn w:val="1"/>
-    <w:next w:val="1"/>
+    <w:basedOn w:val="Normal"/>
+    <w:next w:val="Normal"/>
     <w:semiHidden/>
     <w:unhideWhenUsed/>
     <w:qFormat/>
-    <w:uiPriority w:val="0"/>
     <w:pPr>
       <w:keepNext/>
       <w:keepLines/>
@@ -3822,14 +3738,13 @@
       <w:sz w:val="28"/>
     </w:rPr>
   </w:style>
-  <w:style w:type="paragraph" w:styleId="7">
+  <w:style w:type="paragraph" w:styleId="Heading6">
     <w:name w:val="heading 6"/>
-    <w:basedOn w:val="1"/>
-    <w:next w:val="1"/>
+    <w:basedOn w:val="Normal"/>
+    <w:next w:val="Normal"/>
     <w:semiHidden/>
     <w:unhideWhenUsed/>
     <w:qFormat/>
-    <w:uiPriority w:val="0"/>
     <w:pPr>
       <w:keepNext/>
       <w:keepLines/>
@@ -3842,19 +3757,18 @@
       <w:outlineLvl w:val="5"/>
     </w:pPr>
     <w:rPr>
-      <w:rFonts w:ascii="Arial" w:hAnsi="Arial" w:eastAsia="黑体"/>
+      <w:rFonts w:ascii="Arial" w:eastAsia="黑体" w:hAnsi="Arial"/>
       <w:b/>
       <w:sz w:val="24"/>
     </w:rPr>
   </w:style>
-  <w:style w:type="paragraph" w:styleId="8">
+  <w:style w:type="paragraph" w:styleId="Heading7">
     <w:name w:val="heading 7"/>
-    <w:basedOn w:val="1"/>
-    <w:next w:val="1"/>
+    <w:basedOn w:val="Normal"/>
+    <w:next w:val="Normal"/>
     <w:semiHidden/>
     <w:unhideWhenUsed/>
     <w:qFormat/>
-    <w:uiPriority w:val="0"/>
     <w:pPr>
       <w:keepNext/>
       <w:keepLines/>
@@ -3871,14 +3785,13 @@
       <w:sz w:val="24"/>
     </w:rPr>
   </w:style>
-  <w:style w:type="paragraph" w:styleId="9">
+  <w:style w:type="paragraph" w:styleId="Heading8">
     <w:name w:val="heading 8"/>
-    <w:basedOn w:val="1"/>
-    <w:next w:val="1"/>
+    <w:basedOn w:val="Normal"/>
+    <w:next w:val="Normal"/>
     <w:semiHidden/>
     <w:unhideWhenUsed/>
     <w:qFormat/>
-    <w:uiPriority w:val="0"/>
     <w:pPr>
       <w:keepNext/>
       <w:keepLines/>
@@ -3891,18 +3804,17 @@
       <w:outlineLvl w:val="7"/>
     </w:pPr>
     <w:rPr>
-      <w:rFonts w:ascii="Arial" w:hAnsi="Arial" w:eastAsia="黑体"/>
+      <w:rFonts w:ascii="Arial" w:eastAsia="黑体" w:hAnsi="Arial"/>
       <w:sz w:val="24"/>
     </w:rPr>
   </w:style>
-  <w:style w:type="paragraph" w:styleId="10">
+  <w:style w:type="paragraph" w:styleId="Heading9">
     <w:name w:val="heading 9"/>
-    <w:basedOn w:val="1"/>
-    <w:next w:val="1"/>
+    <w:basedOn w:val="Normal"/>
+    <w:next w:val="Normal"/>
     <w:semiHidden/>
     <w:unhideWhenUsed/>
     <w:qFormat/>
-    <w:uiPriority w:val="0"/>
     <w:pPr>
       <w:keepNext/>
       <w:keepLines/>
@@ -3915,21 +3827,19 @@
       <w:outlineLvl w:val="8"/>
     </w:pPr>
     <w:rPr>
-      <w:rFonts w:ascii="Arial" w:hAnsi="Arial" w:eastAsia="黑体"/>
+      <w:rFonts w:ascii="Arial" w:eastAsia="黑体" w:hAnsi="Arial"/>
       <w:sz w:val="21"/>
     </w:rPr>
   </w:style>
-  <w:style w:type="character" w:default="1" w:styleId="22">
+  <w:style w:type="character" w:default="1" w:styleId="DefaultParagraphFont">
     <w:name w:val="Default Paragraph Font"/>
     <w:semiHidden/>
     <w:qFormat/>
-    <w:uiPriority w:val="0"/>
   </w:style>
-  <w:style w:type="table" w:default="1" w:styleId="20">
+  <w:style w:type="table" w:default="1" w:styleId="TableNormal">
     <w:name w:val="Normal Table"/>
     <w:semiHidden/>
     <w:qFormat/>
-    <w:uiPriority w:val="0"/>
     <w:tblPr>
       <w:tblCellMar>
         <w:top w:w="0" w:type="dxa"/>
@@ -3939,43 +3849,39 @@
       </w:tblCellMar>
     </w:tblPr>
   </w:style>
-  <w:style w:type="paragraph" w:styleId="11">
+  <w:style w:type="paragraph" w:styleId="CommentText">
     <w:name w:val="annotation text"/>
-    <w:basedOn w:val="1"/>
+    <w:basedOn w:val="Normal"/>
     <w:qFormat/>
-    <w:uiPriority w:val="0"/>
     <w:pPr>
       <w:jc w:val="left"/>
     </w:pPr>
   </w:style>
-  <w:style w:type="paragraph" w:styleId="12">
+  <w:style w:type="paragraph" w:styleId="BodyText">
     <w:name w:val="Body Text"/>
-    <w:basedOn w:val="1"/>
+    <w:basedOn w:val="Normal"/>
     <w:semiHidden/>
     <w:qFormat/>
-    <w:uiPriority w:val="0"/>
     <w:rPr>
-      <w:rFonts w:ascii="Arial" w:hAnsi="Arial" w:eastAsia="Arial" w:cs="Arial"/>
+      <w:rFonts w:ascii="Arial" w:eastAsia="Arial" w:hAnsi="Arial" w:cs="Arial"/>
       <w:sz w:val="21"/>
       <w:szCs w:val="21"/>
       <w:lang w:val="en-US" w:eastAsia="en-US" w:bidi="ar-SA"/>
     </w:rPr>
   </w:style>
-  <w:style w:type="paragraph" w:styleId="13">
+  <w:style w:type="paragraph" w:styleId="TOC3">
     <w:name w:val="toc 3"/>
-    <w:basedOn w:val="1"/>
-    <w:next w:val="1"/>
+    <w:basedOn w:val="Normal"/>
+    <w:next w:val="Normal"/>
     <w:qFormat/>
-    <w:uiPriority w:val="0"/>
     <w:pPr>
       <w:ind w:left="840" w:leftChars="400"/>
     </w:pPr>
   </w:style>
-  <w:style w:type="paragraph" w:styleId="14">
+  <w:style w:type="paragraph" w:styleId="Footer">
     <w:name w:val="footer"/>
-    <w:basedOn w:val="1"/>
+    <w:basedOn w:val="Normal"/>
     <w:qFormat/>
-    <w:uiPriority w:val="0"/>
     <w:pPr>
       <w:tabs>
         <w:tab w:val="center" w:pos="4153"/>
@@ -3988,17 +3894,16 @@
       <w:sz w:val="18"/>
     </w:rPr>
   </w:style>
-  <w:style w:type="paragraph" w:styleId="15">
+  <w:style w:type="paragraph" w:styleId="Header">
     <w:name w:val="header"/>
-    <w:basedOn w:val="1"/>
+    <w:basedOn w:val="Normal"/>
     <w:qFormat/>
-    <w:uiPriority w:val="0"/>
     <w:pPr>
       <w:pBdr>
-        <w:top w:val="none" w:color="auto" w:sz="0" w:space="0"/>
-        <w:left w:val="none" w:color="auto" w:sz="0" w:space="0"/>
-        <w:bottom w:val="none" w:color="auto" w:sz="0" w:space="0"/>
-        <w:right w:val="none" w:color="auto" w:sz="0" w:space="0"/>
+        <w:top w:val="nil"/>
+        <w:left w:val="nil"/>
+        <w:bottom w:val="nil"/>
+        <w:right w:val="nil"/>
       </w:pBdr>
       <w:tabs>
         <w:tab w:val="center" w:pos="4153"/>
@@ -4013,41 +3918,37 @@
       <w:sz w:val="18"/>
     </w:rPr>
   </w:style>
-  <w:style w:type="paragraph" w:styleId="16">
+  <w:style w:type="paragraph" w:styleId="TOC1">
     <w:name w:val="toc 1"/>
-    <w:basedOn w:val="1"/>
-    <w:next w:val="1"/>
+    <w:basedOn w:val="Normal"/>
+    <w:next w:val="Normal"/>
     <w:qFormat/>
-    <w:uiPriority w:val="0"/>
     <w:rPr>
-      <w:rFonts w:ascii="Arial" w:hAnsi="Arial" w:eastAsia="Microsoft JhengHei"/>
+      <w:rFonts w:ascii="Arial" w:eastAsia="Microsoft JhengHei" w:hAnsi="Arial"/>
       <w:sz w:val="24"/>
     </w:rPr>
   </w:style>
-  <w:style w:type="paragraph" w:styleId="17">
+  <w:style w:type="paragraph" w:styleId="TOC2">
     <w:name w:val="toc 2"/>
-    <w:basedOn w:val="1"/>
-    <w:next w:val="1"/>
+    <w:basedOn w:val="Normal"/>
+    <w:next w:val="Normal"/>
     <w:qFormat/>
-    <w:uiPriority w:val="0"/>
     <w:pPr>
       <w:ind w:left="420" w:leftChars="200"/>
     </w:pPr>
   </w:style>
-  <w:style w:type="paragraph" w:styleId="18">
+  <w:style w:type="paragraph" w:styleId="NormalWeb">
     <w:name w:val="Normal (Web)"/>
-    <w:basedOn w:val="1"/>
+    <w:basedOn w:val="Normal"/>
     <w:qFormat/>
-    <w:uiPriority w:val="0"/>
     <w:rPr>
       <w:sz w:val="24"/>
     </w:rPr>
   </w:style>
-  <w:style w:type="paragraph" w:styleId="19">
+  <w:style w:type="paragraph" w:styleId="Title">
     <w:name w:val="Title"/>
-    <w:basedOn w:val="1"/>
+    <w:basedOn w:val="Normal"/>
     <w:qFormat/>
-    <w:uiPriority w:val="0"/>
     <w:pPr>
       <w:spacing w:before="240" w:beforeLines="0" w:beforeAutospacing="0" w:after="60" w:afterLines="0" w:afterAutospacing="0"/>
       <w:jc w:val="center"/>
@@ -4059,73 +3960,68 @@
       <w:sz w:val="32"/>
     </w:rPr>
   </w:style>
-  <w:style w:type="table" w:styleId="21">
+  <w:style w:type="table" w:styleId="TableGrid">
     <w:name w:val="Table Grid"/>
-    <w:basedOn w:val="20"/>
+    <w:basedOn w:val="TableNormal"/>
     <w:qFormat/>
-    <w:uiPriority w:val="0"/>
     <w:pPr>
       <w:widowControl w:val="0"/>
       <w:jc w:val="both"/>
     </w:pPr>
     <w:tblPr>
       <w:tblBorders>
-        <w:top w:val="single" w:color="auto" w:sz="4" w:space="0"/>
-        <w:left w:val="single" w:color="auto" w:sz="4" w:space="0"/>
-        <w:bottom w:val="single" w:color="auto" w:sz="4" w:space="0"/>
-        <w:right w:val="single" w:color="auto" w:sz="4" w:space="0"/>
-        <w:insideH w:val="single" w:color="auto" w:sz="4" w:space="0"/>
-        <w:insideV w:val="single" w:color="auto" w:sz="4" w:space="0"/>
+        <w:top w:val="single" w:sz="4" w:space="0" w:color="auto"/>
+        <w:left w:val="single" w:sz="4" w:space="0" w:color="auto"/>
+        <w:bottom w:val="single" w:sz="4" w:space="0" w:color="auto"/>
+        <w:right w:val="single" w:sz="4" w:space="0" w:color="auto"/>
+        <w:insideH w:val="single" w:sz="4" w:space="0" w:color="auto"/>
+        <w:insideV w:val="single" w:sz="4" w:space="0" w:color="auto"/>
       </w:tblBorders>
     </w:tblPr>
   </w:style>
-  <w:style w:type="character" w:styleId="23">
+  <w:style w:type="character" w:styleId="Strong">
     <w:name w:val="Strong"/>
-    <w:basedOn w:val="22"/>
+    <w:basedOn w:val="DefaultParagraphFont"/>
     <w:qFormat/>
-    <w:uiPriority w:val="0"/>
     <w:rPr>
       <w:b/>
     </w:rPr>
   </w:style>
-  <w:style w:type="paragraph" w:customStyle="1" w:styleId="24">
+  <w:style w:type="paragraph" w:customStyle="1" w:styleId="a">
     <w:name w:val="柴_公司名"/>
-    <w:basedOn w:val="19"/>
+    <w:basedOn w:val="Title"/>
     <w:qFormat/>
-    <w:uiPriority w:val="0"/>
     <w:pPr>
       <w:spacing w:after="600" w:afterLines="600"/>
     </w:pPr>
     <w:rPr>
-      <w:rFonts w:hint="eastAsia" w:ascii="宋体" w:hAnsi="宋体" w:eastAsia="宋体" w:cs="宋体"/>
+      <w:rFonts w:ascii="宋体" w:eastAsia="宋体" w:hAnsi="宋体" w:cs="宋体" w:hint="eastAsia"/>
       <w:bCs/>
       <w:spacing w:val="-6"/>
       <w:sz w:val="52"/>
       <w:szCs w:val="52"/>
     </w:rPr>
   </w:style>
-  <w:style w:type="paragraph" w:customStyle="1" w:styleId="25">
+  <w:style w:type="paragraph" w:customStyle="1" w:styleId="a0">
     <w:name w:val="柴_文档名"/>
-    <w:basedOn w:val="19"/>
+    <w:basedOn w:val="Title"/>
     <w:qFormat/>
-    <w:uiPriority w:val="0"/>
     <w:pPr>
       <w:spacing w:after="900" w:afterLines="900"/>
     </w:pPr>
     <w:rPr>
-      <w:rFonts w:ascii="黑体" w:hAnsi="黑体" w:eastAsia="黑体" w:cs="黑体"/>
+      <w:rFonts w:ascii="黑体" w:eastAsia="黑体" w:hAnsi="黑体" w:cs="黑体"/>
       <w:bCs/>
       <w:spacing w:val="-7"/>
       <w:sz w:val="52"/>
       <w:szCs w:val="52"/>
     </w:rPr>
   </w:style>
-  <w:style w:type="table" w:customStyle="1" w:styleId="26">
+  <w:style w:type="table" w:customStyle="1" w:styleId="TableNormal0">
     <w:name w:val="Table Normal_0"/>
     <w:semiHidden/>
     <w:unhideWhenUsed/>
     <w:qFormat/>
-    <w:uiPriority w:val="0"/>
     <w:tblPr>
       <w:tblCellMar>
         <w:top w:w="0" w:type="dxa"/>
@@ -4135,87 +4031,81 @@
       </w:tblCellMar>
     </w:tblPr>
   </w:style>
-  <w:style w:type="paragraph" w:customStyle="1" w:styleId="27">
+  <w:style w:type="paragraph" w:customStyle="1" w:styleId="TableText">
     <w:name w:val="Table Text"/>
-    <w:basedOn w:val="1"/>
+    <w:basedOn w:val="Normal"/>
     <w:semiHidden/>
     <w:qFormat/>
-    <w:uiPriority w:val="0"/>
     <w:rPr>
-      <w:rFonts w:ascii="宋体" w:hAnsi="宋体" w:eastAsia="宋体" w:cs="宋体"/>
+      <w:rFonts w:ascii="宋体" w:eastAsia="宋体" w:hAnsi="宋体" w:cs="宋体"/>
       <w:sz w:val="21"/>
       <w:szCs w:val="21"/>
       <w:lang w:val="en-US" w:eastAsia="en-US" w:bidi="ar-SA"/>
     </w:rPr>
   </w:style>
-  <w:style w:type="paragraph" w:customStyle="1" w:styleId="28">
+  <w:style w:type="paragraph" w:customStyle="1" w:styleId="1">
     <w:name w:val="柴_标题1"/>
-    <w:basedOn w:val="2"/>
-    <w:next w:val="29"/>
-    <w:link w:val="38"/>
+    <w:basedOn w:val="Heading1"/>
+    <w:next w:val="a1"/>
+    <w:link w:val="1Char"/>
     <w:qFormat/>
-    <w:uiPriority w:val="0"/>
     <w:pPr>
       <w:spacing w:before="100" w:after="90" w:line="360" w:lineRule="auto"/>
     </w:pPr>
     <w:rPr>
-      <w:rFonts w:ascii="Arial" w:hAnsi="Arial" w:eastAsia="宋体"/>
+      <w:rFonts w:ascii="Arial" w:eastAsia="宋体" w:hAnsi="Arial"/>
       <w:sz w:val="32"/>
     </w:rPr>
   </w:style>
-  <w:style w:type="paragraph" w:customStyle="1" w:styleId="29">
+  <w:style w:type="paragraph" w:customStyle="1" w:styleId="a1">
     <w:name w:val="柴_正文"/>
-    <w:basedOn w:val="12"/>
-    <w:link w:val="42"/>
+    <w:basedOn w:val="BodyText"/>
+    <w:link w:val="Char"/>
     <w:qFormat/>
-    <w:uiPriority w:val="0"/>
     <w:pPr>
       <w:spacing w:line="360" w:lineRule="auto"/>
       <w:ind w:firstLine="470" w:firstLineChars="200"/>
     </w:pPr>
     <w:rPr>
-      <w:rFonts w:ascii="Arial" w:hAnsi="Arial" w:eastAsia="宋体"/>
+      <w:rFonts w:ascii="Arial" w:eastAsia="宋体" w:hAnsi="Arial"/>
       <w:sz w:val="24"/>
       <w:lang w:eastAsia="zh-CN"/>
     </w:rPr>
   </w:style>
-  <w:style w:type="paragraph" w:customStyle="1" w:styleId="30">
+  <w:style w:type="paragraph" w:customStyle="1" w:styleId="2">
     <w:name w:val="柴_标题2"/>
-    <w:basedOn w:val="3"/>
-    <w:next w:val="29"/>
+    <w:basedOn w:val="Heading2"/>
+    <w:next w:val="a1"/>
     <w:qFormat/>
-    <w:uiPriority w:val="0"/>
     <w:pPr>
       <w:spacing w:line="360" w:lineRule="auto"/>
     </w:pPr>
     <w:rPr>
-      <w:rFonts w:ascii="Arial" w:hAnsi="Arial" w:eastAsia="宋体"/>
+      <w:rFonts w:ascii="Arial" w:eastAsia="宋体" w:hAnsi="Arial"/>
       <w:sz w:val="28"/>
     </w:rPr>
   </w:style>
-  <w:style w:type="paragraph" w:customStyle="1" w:styleId="31">
+  <w:style w:type="paragraph" w:customStyle="1" w:styleId="3">
     <w:name w:val="柴_标题3"/>
-    <w:basedOn w:val="4"/>
-    <w:next w:val="29"/>
+    <w:basedOn w:val="Heading3"/>
+    <w:next w:val="a1"/>
     <w:qFormat/>
-    <w:uiPriority w:val="0"/>
     <w:pPr>
       <w:spacing w:line="360" w:lineRule="auto"/>
       <w:ind w:left="0" w:firstLine="472" w:firstLineChars="200"/>
     </w:pPr>
     <w:rPr>
-      <w:rFonts w:ascii="宋体" w:hAnsi="宋体" w:eastAsia="宋体" w:cs="宋体"/>
+      <w:rFonts w:ascii="宋体" w:eastAsia="宋体" w:hAnsi="宋体" w:cs="宋体"/>
       <w:spacing w:val="-2"/>
       <w:sz w:val="24"/>
       <w:szCs w:val="24"/>
     </w:rPr>
   </w:style>
-  <w:style w:type="paragraph" w:customStyle="1" w:styleId="32">
+  <w:style w:type="paragraph" w:customStyle="1" w:styleId="a2">
     <w:name w:val="柴_目录"/>
-    <w:basedOn w:val="1"/>
-    <w:next w:val="12"/>
+    <w:basedOn w:val="Normal"/>
+    <w:next w:val="BodyText"/>
     <w:qFormat/>
-    <w:uiPriority w:val="0"/>
     <w:pPr>
       <w:tabs>
         <w:tab w:val="right" w:leader="dot" w:pos="8442"/>
@@ -4223,64 +4113,59 @@
       <w:ind w:left="0" w:leftChars="0"/>
     </w:pPr>
     <w:rPr>
-      <w:rFonts w:ascii="Arial" w:hAnsi="Arial" w:eastAsia="Microsoft JhengHei"/>
+      <w:rFonts w:ascii="Arial" w:eastAsia="Microsoft JhengHei" w:hAnsi="Arial"/>
       <w:sz w:val="24"/>
     </w:rPr>
   </w:style>
-  <w:style w:type="paragraph" w:customStyle="1" w:styleId="33">
+  <w:style w:type="paragraph" w:customStyle="1" w:styleId="WPSOffice1">
     <w:name w:val="WPSOffice手动目录 1"/>
     <w:qFormat/>
-    <w:uiPriority w:val="0"/>
     <w:pPr>
       <w:ind w:leftChars="0"/>
     </w:pPr>
     <w:rPr>
-      <w:rFonts w:ascii="Times New Roman" w:hAnsi="Times New Roman" w:eastAsia="宋体" w:cs="Times New Roman"/>
+      <w:rFonts w:ascii="Times New Roman" w:eastAsia="宋体" w:hAnsi="Times New Roman" w:cs="Times New Roman"/>
       <w:sz w:val="20"/>
       <w:szCs w:val="20"/>
     </w:rPr>
   </w:style>
-  <w:style w:type="paragraph" w:customStyle="1" w:styleId="34">
+  <w:style w:type="paragraph" w:customStyle="1" w:styleId="WPSOffice2">
     <w:name w:val="WPSOffice手动目录 2"/>
     <w:qFormat/>
-    <w:uiPriority w:val="0"/>
     <w:pPr>
       <w:ind w:leftChars="200"/>
     </w:pPr>
     <w:rPr>
-      <w:rFonts w:ascii="Times New Roman" w:hAnsi="Times New Roman" w:eastAsia="宋体" w:cs="Times New Roman"/>
+      <w:rFonts w:ascii="Times New Roman" w:eastAsia="宋体" w:hAnsi="Times New Roman" w:cs="Times New Roman"/>
       <w:sz w:val="20"/>
       <w:szCs w:val="20"/>
     </w:rPr>
   </w:style>
-  <w:style w:type="paragraph" w:customStyle="1" w:styleId="35">
+  <w:style w:type="paragraph" w:customStyle="1" w:styleId="WPSOffice3">
     <w:name w:val="WPSOffice手动目录 3"/>
     <w:qFormat/>
-    <w:uiPriority w:val="0"/>
     <w:pPr>
       <w:ind w:leftChars="400"/>
     </w:pPr>
     <w:rPr>
-      <w:rFonts w:ascii="Times New Roman" w:hAnsi="Times New Roman" w:eastAsia="宋体" w:cs="Times New Roman"/>
+      <w:rFonts w:ascii="Times New Roman" w:eastAsia="宋体" w:hAnsi="Times New Roman" w:cs="Times New Roman"/>
       <w:sz w:val="20"/>
       <w:szCs w:val="20"/>
     </w:rPr>
   </w:style>
-  <w:style w:type="paragraph" w:customStyle="1" w:styleId="36">
+  <w:style w:type="paragraph" w:customStyle="1" w:styleId="Compact">
     <w:name w:val="Compact"/>
-    <w:basedOn w:val="12"/>
+    <w:basedOn w:val="BodyText"/>
     <w:qFormat/>
-    <w:uiPriority w:val="0"/>
     <w:pPr>
       <w:spacing w:before="36" w:after="36"/>
     </w:pPr>
   </w:style>
-  <w:style w:type="table" w:customStyle="1" w:styleId="37">
+  <w:style w:type="table" w:customStyle="1" w:styleId="Table">
     <w:name w:val="Table"/>
     <w:semiHidden/>
     <w:unhideWhenUsed/>
     <w:qFormat/>
-    <w:uiPriority w:val="0"/>
     <w:tblPr>
       <w:tblCellMar>
         <w:top w:w="0" w:type="dxa"/>
@@ -4292,28 +4177,26 @@
     <w:tblStylePr w:type="firstRow">
       <w:tcPr>
         <w:tcBorders>
-          <w:bottom w:val="single" w:color="auto" w:sz="0" w:space="0"/>
+          <w:bottom w:val="single" w:sz="0" w:space="0" w:color="auto"/>
         </w:tcBorders>
         <w:vAlign w:val="bottom"/>
       </w:tcPr>
     </w:tblStylePr>
   </w:style>
-  <w:style w:type="character" w:customStyle="1" w:styleId="38">
+  <w:style w:type="character" w:customStyle="1" w:styleId="1Char">
     <w:name w:val="柴_标题1 Char"/>
-    <w:link w:val="28"/>
+    <w:link w:val="1"/>
     <w:qFormat/>
-    <w:uiPriority w:val="0"/>
     <w:rPr>
-      <w:rFonts w:ascii="Arial" w:hAnsi="Arial" w:eastAsia="宋体"/>
+      <w:rFonts w:ascii="Arial" w:eastAsia="宋体" w:hAnsi="Arial"/>
       <w:sz w:val="32"/>
     </w:rPr>
   </w:style>
-  <w:style w:type="table" w:customStyle="1" w:styleId="39">
+  <w:style w:type="table" w:customStyle="1" w:styleId="TableNormal1">
     <w:name w:val="Table Normal_1"/>
     <w:semiHidden/>
     <w:unhideWhenUsed/>
     <w:qFormat/>
-    <w:uiPriority w:val="0"/>
     <w:tblPr>
       <w:tblCellMar>
         <w:top w:w="0" w:type="dxa"/>
@@ -4323,11 +4206,10 @@
       </w:tblCellMar>
     </w:tblPr>
   </w:style>
-  <w:style w:type="paragraph" w:customStyle="1" w:styleId="40">
+  <w:style w:type="paragraph" w:customStyle="1" w:styleId="a3">
     <w:name w:val="柴_正文_无缩进"/>
-    <w:basedOn w:val="1"/>
+    <w:basedOn w:val="Normal"/>
     <w:qFormat/>
-    <w:uiPriority w:val="0"/>
     <w:pPr>
       <w:ind w:firstLine="0" w:firstLineChars="0"/>
     </w:pPr>
@@ -4337,31 +4219,29 @@
       <w:lang w:eastAsia="zh-CN"/>
     </w:rPr>
   </w:style>
-  <w:style w:type="paragraph" w:customStyle="1" w:styleId="41">
+  <w:style w:type="paragraph" w:customStyle="1" w:styleId="4">
     <w:name w:val="柴_标题4"/>
-    <w:basedOn w:val="5"/>
-    <w:next w:val="1"/>
+    <w:basedOn w:val="Heading4"/>
+    <w:next w:val="Normal"/>
     <w:qFormat/>
-    <w:uiPriority w:val="0"/>
     <w:pPr>
       <w:widowControl w:val="0"/>
       <w:spacing w:before="160" w:line="360" w:lineRule="auto"/>
-      <w:ind w:left="981" w:leftChars="300" w:hanging="862"/>
+      <w:ind w:left="981" w:hanging="862" w:leftChars="300"/>
     </w:pPr>
     <w:rPr>
-      <w:rFonts w:hint="eastAsia" w:ascii="Calibri" w:hAnsi="Calibri" w:eastAsia="宋体" w:cs="宋体"/>
+      <w:rFonts w:ascii="Calibri" w:eastAsia="宋体" w:hAnsi="Calibri" w:cs="宋体" w:hint="eastAsia"/>
       <w:sz w:val="24"/>
       <w:szCs w:val="24"/>
       <w:lang w:eastAsia="zh-CN" w:bidi="zh-CN"/>
     </w:rPr>
   </w:style>
-  <w:style w:type="character" w:customStyle="1" w:styleId="42">
+  <w:style w:type="character" w:customStyle="1" w:styleId="Char">
     <w:name w:val="柴_正文 Char"/>
-    <w:link w:val="29"/>
+    <w:link w:val="a1"/>
     <w:qFormat/>
-    <w:uiPriority w:val="0"/>
     <w:rPr>
-      <w:rFonts w:ascii="Arial" w:hAnsi="Arial" w:eastAsia="宋体"/>
+      <w:rFonts w:ascii="Arial" w:eastAsia="宋体" w:hAnsi="Arial"/>
       <w:sz w:val="24"/>
       <w:lang w:eastAsia="zh-CN"/>
     </w:rPr>
